--- a/paper_mdpi.docx
+++ b/paper_mdpi.docx
@@ -15,31 +15,17 @@
         <w:pStyle w:val="MDPI12title"/>
       </w:pPr>
       <w:r>
-        <w:t>Modeling Normal Is All You Need: Joint Latent Clustering for Anomaly Detection in Multimodal Cyber-Physical Systems</w:t>
+        <w:t xml:space="preserve">Title: Concise and Informative</w:t>
       </w:r>
     </w:p>
     <w:p>
       <w:pPr>
         <w:pStyle w:val="MDPI13authornames"/>
       </w:pPr>
-      <w:r>
-        <w:t xml:space="preserve">Alexander Apartsin </w:t>
-      </w:r>
-      <w:r>
-        <w:rPr>
-          <w:vertAlign w:val="superscript"/>
-        </w:rPr>
-        <w:t>1</w:t>
-      </w:r>
-      <w:r>
-        <w:rPr/>
-        <w:t xml:space="preserve"> and Yehudit Aperstein </w:t>
-      </w:r>
-      <w:r>
-        <w:rPr>
-          <w:vertAlign w:val="superscript"/>
-        </w:rPr>
-        <w:t>2,*</w:t>
+      <w:proofErr w:type="gramStart"/>
+      <w:proofErr w:type="gramEnd"/>
+      <w:r>
+        <w:t xml:space="preserve">Firstname Lastname 1,*, Firstname Lastname 2 and Firstname Lastname 3</w:t>
       </w:r>
     </w:p>
     <w:tbl>
@@ -67,7 +53,15 @@
               <w:spacing w:before="0" w:after="120"/>
             </w:pPr>
             <w:r>
-              <w:t>Academic Editor: Firstname Lastname</w:t>
+              <w:t xml:space="preserve">Academic Editor: </w:t>
+            </w:r>
+            <w:proofErr w:type="spellStart"/>
+            <w:r>
+              <w:t>Firstname</w:t>
+            </w:r>
+            <w:proofErr w:type="spellEnd"/>
+            <w:r>
+              <w:t xml:space="preserve"> Lastname</w:t>
             </w:r>
           </w:p>
           <w:p>
@@ -108,14 +102,14 @@
             <w:pPr>
               <w:pStyle w:val="MDPI72copyright"/>
               <w:rPr>
-                <w:rFonts w:eastAsia="等线"/>
+                <w:rFonts w:eastAsia="DengXian"/>
                 <w:noProof w:val="0"/>
                 <w:lang w:val="en-US" w:bidi="en-US"/>
               </w:rPr>
             </w:pPr>
             <w:r>
               <w:rPr>
-                <w:rFonts w:eastAsia="等线"/>
+                <w:rFonts w:eastAsia="DengXian"/>
                 <w:b/>
                 <w:noProof w:val="0"/>
                 <w:lang w:val="en-US" w:bidi="en-US"/>
@@ -124,7 +118,7 @@
             </w:r>
             <w:r>
               <w:rPr>
-                <w:rFonts w:eastAsia="等线"/>
+                <w:rFonts w:eastAsia="DengXian"/>
                 <w:noProof w:val="0"/>
                 <w:lang w:val="en-US" w:bidi="en-US"/>
               </w:rPr>
@@ -132,7 +126,7 @@
             </w:r>
             <w:r>
               <w:rPr>
-                <w:rFonts w:eastAsia="等线"/>
+                <w:rFonts w:eastAsia="DengXian"/>
                 <w:noProof w:val="0"/>
                 <w:lang w:val="en-US" w:bidi="en-US"/>
               </w:rPr>
@@ -140,17 +134,17 @@
             </w:r>
             <w:r>
               <w:rPr>
-                <w:rFonts w:eastAsia="等线"/>
+                <w:rFonts w:eastAsia="DengXian"/>
                 <w:noProof w:val="0"/>
                 <w:lang w:val="en-US" w:bidi="en-US"/>
               </w:rPr>
               <w:t xml:space="preserve"> by the authors. Submitted for possible open access publication under the terms and conditions of the </w:t>
             </w:r>
-            <w:hyperlink r:id="rId8" w:history="1">
+            <w:hyperlink r:id="rId7" w:history="1">
               <w:r>
                 <w:rPr>
                   <w:rStyle w:val="Hyperlink"/>
-                  <w:rFonts w:eastAsia="等线"/>
+                  <w:rFonts w:eastAsia="DengXian"/>
                   <w:noProof w:val="0"/>
                   <w:u w:val="none"/>
                   <w:lang w:val="en-US" w:bidi="en-US"/>
@@ -160,7 +154,7 @@
             </w:hyperlink>
             <w:r>
               <w:rPr>
-                <w:rFonts w:eastAsia="等线"/>
+                <w:rFonts w:eastAsia="DengXian"/>
                 <w:noProof w:val="0"/>
                 <w:lang w:val="en-US" w:bidi="en-US"/>
               </w:rPr>
@@ -175,14 +169,7 @@
         <w:pStyle w:val="MDPI16affiliation"/>
       </w:pPr>
       <w:r>
-        <w:rPr>
-          <w:vertAlign w:val="superscript"/>
-        </w:rPr>
-        <w:t>1</w:t>
-      </w:r>
-      <w:r>
-        <w:tab/>
-        <w:t>School of Computer Science, Faculty of Sciences, Holon Institute of Technology (HIT), 52 Golomb St., Holon 5810201, Israel; alexanderap@hit.ac.il</w:t>
+        <w:t xml:space="preserve">1	First affiliation; email1@example.com</w:t>
       </w:r>
     </w:p>
     <w:p>
@@ -190,14 +177,7 @@
         <w:pStyle w:val="MDPI16affiliation"/>
       </w:pPr>
       <w:r>
-        <w:rPr>
-          <w:vertAlign w:val="superscript"/>
-        </w:rPr>
-        <w:t>2</w:t>
-      </w:r>
-      <w:r>
-        <w:tab/>
-        <w:t>Intelligent Systems, Afeka Academic College of Engineering, 218 Bnei Efraim St., Tel Aviv 6910717, Israel; apersteiny@afeka.ac.il</w:t>
+        <w:t xml:space="preserve">2	Second affiliation; email2@example.com</w:t>
       </w:r>
     </w:p>
     <w:p>
@@ -205,14 +185,15 @@
         <w:pStyle w:val="MDPI16affiliation"/>
       </w:pPr>
       <w:r>
-        <w:rPr>
-          <w:b/>
-        </w:rPr>
-        <w:t>*</w:t>
-      </w:r>
-      <w:r>
-        <w:tab/>
-        <w:t>Correspondence: apersteiny@afeka.ac.il</w:t>
+        <w:t xml:space="preserve">*	Correspondence: corresponding.author@example.com</w:t>
+      </w:r>
+    </w:p>
+    <w:p>
+      <w:pPr>
+        <w:pStyle w:val="MDPI16affiliation"/>
+      </w:pPr>
+      <w:r>
+        <w:t xml:space="preserve"/>
       </w:r>
     </w:p>
     <w:p>
@@ -230,6 +211,15 @@
         <w:t>Abstract</w:t>
       </w:r>
     </w:p>
+    <w:bookmarkEnd w:id="2"/>
+    <w:bookmarkEnd w:id="3"/>
+    <w:bookmarkEnd w:id="4"/>
+    <w:bookmarkEnd w:id="7"/>
+    <w:bookmarkEnd w:id="8"/>
+    <w:bookmarkEnd w:id="9"/>
+    <w:bookmarkEnd w:id="13"/>
+    <w:bookmarkEnd w:id="14"/>
+    <w:bookmarkEnd w:id="15"/>
     <w:p>
       <w:pPr>
         <w:pStyle w:val="MDPI17abstract"/>
@@ -251,7 +241,7 @@
         <w:t xml:space="preserve"> </w:t>
       </w:r>
       <w:r>
-        <w:t xml:space="preserve">(MIIM). Based on these assumptions, we jointly learn a latent representation and a Gaussian-mixture clustering of operating modes. Anomaly scores are computed directly in latent space rather than from a density estimate or reconstruction error. Aggregate scores are dominated by trivially detectable faults, so we evaluate under raw point-wise metrics with a difficulty split that isolates the stealthy, joint-structure faults a simple per-channel detector cannot see. Across three real CPS attack benchmarks (WADI, HAI, and SWaT), the detector attains the best overall AUROC on every dataset (0.792, 0.933, and 0.991) and leads on the difficult subset over five seeds (0.690, 0.811, and 0.960). On WADI and HAI, whose difficult faults are reconstructable but improbable sensor combinations that reconstruction error cannot separate from normal, the deep detectors USAD and TranAD collapse to 0.30–0.50. The contributions are the MIIM assumptions, the difficulty-stratified protocol, and a latent-only anomaly score.</w:t>
+        <w:t xml:space="preserve">(MIIM). Based on these assumptions, we jointly learn a latent representation and a Gaussian-mixture clustering of operating modes. Anomaly scores are computed in the clustered latent space rather than from data-space reconstruction error. Aggregate scores are dominated by trivially detectable faults, so we evaluate under raw point-wise metrics with a difficulty split that isolates the stealthy, joint-structure faults a simple per-channel detector cannot see. Across three real CPS attack benchmarks (WADI, HAI, and SWaT), the detector attains the best overall AUROC on every dataset (0.792, 0.933, and 0.991). On the stealthy difficult subset it is strongest on HAI (0.811 over five seeds, a statistically significant margin over the next-best baseline, paired episode-bootstrap 95% CI on the difference [0.015, 0.089]), and it matches the strongest baseline on WADI (0.690) and SWaT (0.960); the HAI advantage persists under a stronger difficulty split that also removes any window separable by a single per-channel statistic. On WADI and HAI, whose difficult faults are reconstructable but improbable sensor combinations that reconstruction error cannot separate from normal, the deep detectors USAD and TranAD collapse to 0.30–0.50. The contributions are the MIIM assumptions, the difficulty-stratified protocol, and a latent-primary anomaly score with an auto-gated reconstruction-residual head.</w:t>
       </w:r>
     </w:p>
     <w:p>
@@ -546,13 +536,19 @@
         <w:t xml:space="preserve"> </w:t>
       </w:r>
       <w:r>
-        <w:t xml:space="preserve">head and a rare-mode-safe nearest-component likelihood, with two optional heads auto-gated on training-normal</w:t>
-      </w:r>
-      <w:r>
-        <w:t xml:space="preserve"> </w:t>
-      </w:r>
-      <w:r>
-        <w:t xml:space="preserve">signals; a key mechanism inside it is dropping the reconstruction term, which is blind to the hard faults</w:t>
+        <w:t xml:space="preserve">head and a rare-mode-safe nearest-component likelihood; a key mechanism is demoting reconstruction from the</w:t>
+      </w:r>
+      <w:r>
+        <w:t xml:space="preserve"> </w:t>
+      </w:r>
+      <w:r>
+        <w:t xml:space="preserve">default score, since a flexible decoder reconstructs the hard faults faithfully, while an optional</w:t>
+      </w:r>
+      <w:r>
+        <w:t xml:space="preserve"> </w:t>
+      </w:r>
+      <w:r>
+        <w:t xml:space="preserve">reconstruction-residual head is auto-gated back on only where it provably generalises to held-out normal</w:t>
       </w:r>
       <w:r>
         <w:t xml:space="preserve"> </w:t>
@@ -598,13 +594,19 @@
         <w:t xml:space="preserve"> </w:t>
       </w:r>
       <w:r>
-        <w:t xml:space="preserve">on every dataset and leads the difficult column over five seeds, most decisively on HAI, where the difficult</w:t>
-      </w:r>
-      <w:r>
-        <w:t xml:space="preserve"> </w:t>
-      </w:r>
-      <w:r>
-        <w:t xml:space="preserve">faults break joint structure and the deep detectors collapse.</w:t>
+        <w:t xml:space="preserve">on every dataset and is strongest on the difficult subset over five seeds, most decisively and significantly on</w:t>
+      </w:r>
+      <w:r>
+        <w:t xml:space="preserve"> </w:t>
+      </w:r>
+      <w:r>
+        <w:t xml:space="preserve">HAI, where the difficult faults break joint structure and the deep detectors collapse; on WADI and SWaT it ties</w:t>
+      </w:r>
+      <w:r>
+        <w:t xml:space="preserve"> </w:t>
+      </w:r>
+      <w:r>
+        <w:t xml:space="preserve">the strongest baseline at the top of the difficult column.</w:t>
       </w:r>
     </w:p>
     <w:p>
@@ -823,7 +825,24 @@
         <w:t xml:space="preserve"> </w:t>
       </w:r>
       <w:r>
-        <w:t xml:space="preserve">diagnose the point-adjustment reward structure and propose a rectified evaluation. The critique now spans metrics and benchmarks alike. Wu and Keogh</w:t>
+        <w:t xml:space="preserve">diagnose the point-adjustment reward structure and propose a rectified evaluation, and proximity- and event-aware</w:t>
+      </w:r>
+      <w:r>
+        <w:t xml:space="preserve"> </w:t>
+      </w:r>
+      <w:r>
+        <w:t xml:space="preserve">metrics such as PATE [</w:t>
+      </w:r>
+      <w:hyperlink w:anchor="r-pate">
+        <w:r>
+          <w:rPr>
+            <w:rStyle w:val="Hyperlink"/>
+          </w:rPr>
+          <w:t xml:space="preserve">10</w:t>
+        </w:r>
+      </w:hyperlink>
+      <w:r>
+        <w:t xml:space="preserve">] move beyond point adjustment altogether. The critique now spans metrics and benchmarks alike. Wu and Keogh</w:t>
       </w:r>
       <w:r>
         <w:t xml:space="preserve"> </w:t>
@@ -859,45 +878,31 @@
           <w:rPr>
             <w:rStyle w:val="Hyperlink"/>
           </w:rPr>
-          <w:t xml:space="preserve">10</w:t>
-        </w:r>
-      </w:hyperlink>
-      <w:r>
-        <w:t xml:space="preserve">] finds that anomaly segments in multivariate CPS benchmarks are mostly univariate</w:t>
-      </w:r>
-      <w:r>
-        <w:t xml:space="preserve"> </w:t>
-      </w:r>
-      <w:r>
-        <w:t xml:space="preserve">(SWaT and WADI sit among the datasets whose anomalies deviate univariately on close to all timesteps, with no</w:t>
-      </w:r>
-      <w:r>
-        <w:t xml:space="preserve"> </w:t>
-      </w:r>
-      <w:r>
-        <w:t xml:space="preserve">long cross-channel-only segments), so a flat univariate model matches channel-dependent deep detectors.</w:t>
-      </w:r>
-    </w:p>
-    <w:p>
-      <w:pPr>
-        <w:pStyle w:val="MDPI31text"/>
-        <w:ind w:left="2608"/>
-      </w:pPr>
-      <w:r>
-        <w:t xml:space="preserve">A parallel critique targets the dominant scoring mechanism itself. Reconstruction-based detectors assume that a model trained to reconstruct normal data reconstructs anomalies worse; Bouman and Heskes [</w:t>
-      </w:r>
-      <w:hyperlink w:anchor="r-bouman">
-        <w:r>
-          <w:rPr>
-            <w:rStyle w:val="Hyperlink"/>
-          </w:rPr>
           <w:t xml:space="preserve">11</w:t>
         </w:r>
       </w:hyperlink>
       <w:r>
-        <w:t xml:space="preserve">] show this assumption is unreliable, because anomalies lying far from normal data can be reconstructed perfectly in practice, and Gong et al. [</w:t>
-      </w:r>
-      <w:hyperlink w:anchor="r-memae">
+        <w:t xml:space="preserve">] finds that anomaly segments in multivariate CPS benchmarks are mostly univariate</w:t>
+      </w:r>
+      <w:r>
+        <w:t xml:space="preserve"> </w:t>
+      </w:r>
+      <w:r>
+        <w:t xml:space="preserve">(SWaT and WADI sit among the datasets whose anomalies deviate univariately on close to all timesteps, with no</w:t>
+      </w:r>
+      <w:r>
+        <w:t xml:space="preserve"> </w:t>
+      </w:r>
+      <w:r>
+        <w:t xml:space="preserve">long cross-channel-only segments), so a flat univariate model matches channel-dependent deep detectors. Recent</w:t>
+      </w:r>
+      <w:r>
+        <w:t xml:space="preserve"> </w:t>
+      </w:r>
+      <w:r>
+        <w:t xml:space="preserve">large-scale benchmarks confirm that detector rankings are strongly dataset-dependent [</w:t>
+      </w:r>
+      <w:hyperlink w:anchor="r-tab">
         <w:r>
           <w:rPr>
             <w:rStyle w:val="Hyperlink"/>
@@ -906,9 +911,24 @@
         </w:r>
       </w:hyperlink>
       <w:r>
-        <w:t xml:space="preserve">] earlier showed that a deep autoencoder generalises well enough to rebuild anomalies and miss them. This motivates scoring in a clustered latent rather than through a reconstruction residual. A position paper by Sarfraz et al. [</w:t>
-      </w:r>
-      <w:hyperlink w:anchor="r-sarfraz">
+        <w:t xml:space="preserve">],</w:t>
+      </w:r>
+      <w:r>
+        <w:t xml:space="preserve"> </w:t>
+      </w:r>
+      <w:r>
+        <w:t xml:space="preserve">which is why we read every method per dataset and per difficulty subset rather than by a single headline number.</w:t>
+      </w:r>
+    </w:p>
+    <w:p>
+      <w:pPr>
+        <w:pStyle w:val="MDPI31text"/>
+        <w:ind w:left="2608"/>
+      </w:pPr>
+      <w:r>
+        <w:t xml:space="preserve">A parallel critique targets the dominant scoring mechanism itself. Reconstruction-based detectors assume that a model trained to reconstruct normal data reconstructs anomalies worse; Bouman and Heskes [</w:t>
+      </w:r>
+      <w:hyperlink w:anchor="r-bouman">
         <w:r>
           <w:rPr>
             <w:rStyle w:val="Hyperlink"/>
@@ -917,9 +937,9 @@
         </w:r>
       </w:hyperlink>
       <w:r>
-        <w:t xml:space="preserve">] draws the two threads together, characterising the field as plagued by flawed evaluation metrics, inconsistent benchmarking, and unjustified design choices, and showing that state-of-the-art deep detectors effectively learn linear mappings that simple baselines reproduce; Wagner et al. [</w:t>
-      </w:r>
-      <w:hyperlink w:anchor="r-timesead">
+        <w:t xml:space="preserve">] show this assumption is unreliable, because anomalies lying far from normal data can be reconstructed perfectly in practice, and Gong et al. [</w:t>
+      </w:r>
+      <w:hyperlink w:anchor="r-memae">
         <w:r>
           <w:rPr>
             <w:rStyle w:val="Hyperlink"/>
@@ -928,76 +948,9 @@
         </w:r>
       </w:hyperlink>
       <w:r>
-        <w:t xml:space="preserve">] re-audit the widely used multivariate benchmarks, discard the ones with erroneous labels, and note the absence of any standard evaluation metric.</w:t>
-      </w:r>
-    </w:p>
-    <w:p>
-      <w:pPr>
-        <w:pStyle w:val="MDPI31text"/>
-        <w:ind w:left="2608"/>
-      </w:pPr>
-      <w:r>
-        <w:t xml:space="preserve">LatAD adopts this critique as its evaluation protocol: raw point-wise AUROC, F1 and FPR with no point</w:t>
-      </w:r>
-      <w:r>
-        <w:t xml:space="preserve"> </w:t>
-      </w:r>
-      <w:r>
-        <w:t xml:space="preserve">adjustment for any method; a trivial-detector difficulty split that separates the discriminative difficult</w:t>
-      </w:r>
-      <w:r>
-        <w:t xml:space="preserve"> </w:t>
-      </w:r>
-      <w:r>
-        <w:t xml:space="preserve">subset from the easy majority that carries headline numbers; and re-computation of the deep SOTA baselines</w:t>
-      </w:r>
-      <w:r>
-        <w:t xml:space="preserve"> </w:t>
-      </w:r>
-      <w:r>
-        <w:t xml:space="preserve">(USAD and TranAD) under the</w:t>
-      </w:r>
-      <w:r>
-        <w:t xml:space="preserve"> </w:t>
-      </w:r>
-      <w:r>
-        <w:rPr>
-          <w:i/>
-          <w:iCs/>
-        </w:rPr>
-        <w:t xml:space="preserve">same</w:t>
-      </w:r>
-      <w:r>
-        <w:t xml:space="preserve"> </w:t>
-      </w:r>
-      <w:r>
-        <w:t xml:space="preserve">raw metrics rather than their point-adjusted published figures</w:t>
-      </w:r>
-      <w:r>
-        <w:t xml:space="preserve"> </w:t>
-      </w:r>
-      <w:r>
-        <w:t xml:space="preserve">(§5).</w:t>
-      </w:r>
-    </w:p>
-    <w:p>
-      <w:pPr>
-        <w:pStyle w:val="MDPI22heading2"/>
-        <w:ind w:left="2608"/>
-      </w:pPr>
-      <w:r>
-        <w:t xml:space="preserve">2.2  Latent and clustering models for anomaly detection</w:t>
-      </w:r>
-    </w:p>
-    <w:p>
-      <w:pPr>
-        <w:pStyle w:val="MDPI32textnoindent"/>
-        <w:ind w:left="2608"/>
-      </w:pPr>
-      <w:r>
-        <w:t xml:space="preserve">Our representation is Variational Deep Embedding (VaDE) [</w:t>
-      </w:r>
-      <w:hyperlink w:anchor="r-vade">
+        <w:t xml:space="preserve">] earlier showed that a deep autoencoder generalises well enough to rebuild anomalies and miss them. This motivates scoring in a clustered latent rather than through a reconstruction residual. A position paper by Sarfraz et al. [</w:t>
+      </w:r>
+      <w:hyperlink w:anchor="r-sarfraz">
         <w:r>
           <w:rPr>
             <w:rStyle w:val="Hyperlink"/>
@@ -1006,15 +959,9 @@
         </w:r>
       </w:hyperlink>
       <w:r>
-        <w:t xml:space="preserve">], a VAE with a Gaussian-mixture</w:t>
-      </w:r>
-      <w:r>
-        <w:t xml:space="preserve"> </w:t>
-      </w:r>
-      <w:r>
-        <w:t xml:space="preserve">latent prior that learns representation and clusters jointly. DAGMM [</w:t>
-      </w:r>
-      <w:hyperlink w:anchor="r-dagmm">
+        <w:t xml:space="preserve">] draws the two threads together, characterising the field as plagued by flawed evaluation metrics, inconsistent benchmarking, and unjustified design choices, and showing that state-of-the-art deep detectors effectively learn linear mappings that simple baselines reproduce; Wagner et al. [</w:t>
+      </w:r>
+      <w:hyperlink w:anchor="r-timesead">
         <w:r>
           <w:rPr>
             <w:rStyle w:val="Hyperlink"/>
@@ -1023,33 +970,76 @@
         </w:r>
       </w:hyperlink>
       <w:r>
-        <w:t xml:space="preserve">] similarly couples</w:t>
-      </w:r>
-      <w:r>
-        <w:t xml:space="preserve"> </w:t>
-      </w:r>
-      <w:r>
-        <w:t xml:space="preserve">an autoencoder with a Gaussian-mixture energy for anomaly detection; we borrow its variance-collapse</w:t>
-      </w:r>
-      <w:r>
-        <w:t xml:space="preserve"> </w:t>
-      </w:r>
-      <w:r>
-        <w:t xml:space="preserve">regularisation but score against explicit per-mode Gaussians in a jointly learned latent rather than a</w:t>
-      </w:r>
-      <w:r>
-        <w:t xml:space="preserve"> </w:t>
-      </w:r>
-      <w:r>
-        <w:t xml:space="preserve">learned-Gaussian energy (§4). Our whitened residual uses the Ledoit–Wolf shrinkage</w:t>
-      </w:r>
-      <w:r>
-        <w:t xml:space="preserve"> </w:t>
-      </w:r>
-      <w:r>
-        <w:t xml:space="preserve">covariance estimator [</w:t>
-      </w:r>
-      <w:hyperlink w:anchor="r-lw">
+        <w:t xml:space="preserve">] re-audit the widely used multivariate benchmarks, discard the ones with erroneous labels, and note the absence of any standard evaluation metric.</w:t>
+      </w:r>
+    </w:p>
+    <w:p>
+      <w:pPr>
+        <w:pStyle w:val="MDPI31text"/>
+        <w:ind w:left="2608"/>
+      </w:pPr>
+      <w:r>
+        <w:t xml:space="preserve">LatAD adopts this critique as its evaluation protocol: raw point-wise AUROC, F1 and FPR with no point</w:t>
+      </w:r>
+      <w:r>
+        <w:t xml:space="preserve"> </w:t>
+      </w:r>
+      <w:r>
+        <w:t xml:space="preserve">adjustment for any method; a trivial-detector difficulty split that separates the discriminative difficult</w:t>
+      </w:r>
+      <w:r>
+        <w:t xml:space="preserve"> </w:t>
+      </w:r>
+      <w:r>
+        <w:t xml:space="preserve">subset from the easy majority that carries headline numbers; and re-computation of the deep SOTA baselines</w:t>
+      </w:r>
+      <w:r>
+        <w:t xml:space="preserve"> </w:t>
+      </w:r>
+      <w:r>
+        <w:t xml:space="preserve">(USAD and TranAD) under the</w:t>
+      </w:r>
+      <w:r>
+        <w:t xml:space="preserve"> </w:t>
+      </w:r>
+      <w:r>
+        <w:rPr>
+          <w:i/>
+          <w:iCs/>
+        </w:rPr>
+        <w:t xml:space="preserve">same</w:t>
+      </w:r>
+      <w:r>
+        <w:t xml:space="preserve"> </w:t>
+      </w:r>
+      <w:r>
+        <w:t xml:space="preserve">raw metrics rather than their point-adjusted published figures</w:t>
+      </w:r>
+      <w:r>
+        <w:t xml:space="preserve"> </w:t>
+      </w:r>
+      <w:r>
+        <w:t xml:space="preserve">(§5).</w:t>
+      </w:r>
+    </w:p>
+    <w:p>
+      <w:pPr>
+        <w:pStyle w:val="MDPI22heading2"/>
+        <w:ind w:left="2608"/>
+      </w:pPr>
+      <w:r>
+        <w:t xml:space="preserve">2.2  Latent and clustering models for anomaly detection</w:t>
+      </w:r>
+    </w:p>
+    <w:p>
+      <w:pPr>
+        <w:pStyle w:val="MDPI32textnoindent"/>
+        <w:ind w:left="2608"/>
+      </w:pPr>
+      <w:r>
+        <w:t xml:space="preserve">Our representation is Variational Deep Embedding (VaDE) [</w:t>
+      </w:r>
+      <w:hyperlink w:anchor="r-vade">
         <w:r>
           <w:rPr>
             <w:rStyle w:val="Hyperlink"/>
@@ -1058,9 +1048,15 @@
         </w:r>
       </w:hyperlink>
       <w:r>
-        <w:t xml:space="preserve">]. Classical baselines are Isolation Forest [</w:t>
-      </w:r>
-      <w:hyperlink w:anchor="r-if">
+        <w:t xml:space="preserve">], a VAE with a Gaussian-mixture</w:t>
+      </w:r>
+      <w:r>
+        <w:t xml:space="preserve"> </w:t>
+      </w:r>
+      <w:r>
+        <w:t xml:space="preserve">latent prior that learns representation and clusters jointly. DAGMM [</w:t>
+      </w:r>
+      <w:hyperlink w:anchor="r-dagmm">
         <w:r>
           <w:rPr>
             <w:rStyle w:val="Hyperlink"/>
@@ -1069,9 +1065,33 @@
         </w:r>
       </w:hyperlink>
       <w:r>
-        <w:t xml:space="preserve">] and a deep autoencoder [</w:t>
-      </w:r>
-      <w:hyperlink w:anchor="r-aead">
+        <w:t xml:space="preserve">] similarly couples</w:t>
+      </w:r>
+      <w:r>
+        <w:t xml:space="preserve"> </w:t>
+      </w:r>
+      <w:r>
+        <w:t xml:space="preserve">an autoencoder with a Gaussian-mixture energy for anomaly detection; we borrow its variance-collapse</w:t>
+      </w:r>
+      <w:r>
+        <w:t xml:space="preserve"> </w:t>
+      </w:r>
+      <w:r>
+        <w:t xml:space="preserve">regularisation but score against explicit per-mode Gaussians in a jointly learned latent rather than a</w:t>
+      </w:r>
+      <w:r>
+        <w:t xml:space="preserve"> </w:t>
+      </w:r>
+      <w:r>
+        <w:t xml:space="preserve">learned-Gaussian energy (§4). Our whitened residual uses the Ledoit–Wolf shrinkage</w:t>
+      </w:r>
+      <w:r>
+        <w:t xml:space="preserve"> </w:t>
+      </w:r>
+      <w:r>
+        <w:t xml:space="preserve">covariance estimator [</w:t>
+      </w:r>
+      <w:hyperlink w:anchor="r-lw">
         <w:r>
           <w:rPr>
             <w:rStyle w:val="Hyperlink"/>
@@ -1080,6 +1100,28 @@
         </w:r>
       </w:hyperlink>
       <w:r>
+        <w:t xml:space="preserve">]. Classical baselines are Isolation Forest [</w:t>
+      </w:r>
+      <w:hyperlink w:anchor="r-if">
+        <w:r>
+          <w:rPr>
+            <w:rStyle w:val="Hyperlink"/>
+          </w:rPr>
+          <w:t xml:space="preserve">20</w:t>
+        </w:r>
+      </w:hyperlink>
+      <w:r>
+        <w:t xml:space="preserve">] and a deep autoencoder [</w:t>
+      </w:r>
+      <w:hyperlink w:anchor="r-aead">
+        <w:r>
+          <w:rPr>
+            <w:rStyle w:val="Hyperlink"/>
+          </w:rPr>
+          <w:t xml:space="preserve">21</w:t>
+        </w:r>
+      </w:hyperlink>
+      <w:r>
         <w:t xml:space="preserve">], both fitted on the same window features, together with a trivial per-channel range detector that also defines the easy/difficult split.</w:t>
       </w:r>
     </w:p>
@@ -1105,7 +1147,7 @@
           <w:rPr>
             <w:rStyle w:val="Hyperlink"/>
           </w:rPr>
-          <w:t xml:space="preserve">20</w:t>
+          <w:t xml:space="preserve">22</w:t>
         </w:r>
       </w:hyperlink>
       <w:r>
@@ -1137,64 +1179,15 @@
         <w:t xml:space="preserve"> </w:t>
       </w:r>
       <w:r>
-        <w:t xml:space="preserve">These define the modern SOTA on SWaT/WADI-style benchmarks. We benchmark USAD and TranAD, the reconstruction- and</w:t>
-      </w:r>
-      <w:r>
-        <w:t xml:space="preserve"> </w:t>
-      </w:r>
-      <w:r>
-        <w:t xml:space="preserve">transformer-based deep detectors, under the same raw, difficulty-stratified metrics; the re-scored comparison is</w:t>
-      </w:r>
-      <w:r>
-        <w:t xml:space="preserve"> </w:t>
-      </w:r>
-      <w:r>
-        <w:t xml:space="preserve">reported in §6.</w:t>
-      </w:r>
-    </w:p>
-    <w:p>
-      <w:pPr>
-        <w:pStyle w:val="MDPI31text"/>
-        <w:ind w:left="2608"/>
-      </w:pPr>
-      <w:r>
-        <w:t xml:space="preserve">Beyond public benchmarks, sensor-driven condition monitoring and fault prediction in operational CPS motivate</w:t>
-      </w:r>
-      <w:r>
-        <w:t xml:space="preserve"> </w:t>
-      </w:r>
-      <w:r>
-        <w:t xml:space="preserve">modelling the multivariate sensor stream directly: vibration-based machine diagnostics [</w:t>
-      </w:r>
-      <w:hyperlink w:anchor="r-gearbox">
-        <w:r>
-          <w:rPr>
-            <w:rStyle w:val="Hyperlink"/>
-          </w:rPr>
-          <w:t xml:space="preserve">23</w:t>
-        </w:r>
-      </w:hyperlink>
-      <w:r>
-        <w:t xml:space="preserve">, </w:t>
-      </w:r>
-      <w:hyperlink w:anchor="r-vibdecomp">
-        <w:r>
-          <w:rPr>
-            <w:rStyle w:val="Hyperlink"/>
-          </w:rPr>
-          <w:t xml:space="preserve">24</w:t>
-        </w:r>
-      </w:hyperlink>
-      <w:r>
-        <w:t xml:space="preserve">],</w:t>
-      </w:r>
-      <w:r>
-        <w:t xml:space="preserve"> </w:t>
-      </w:r>
-      <w:r>
-        <w:t xml:space="preserve">structural-health monitoring of rotorcraft components [</w:t>
-      </w:r>
-      <w:hyperlink w:anchor="r-bolt">
+        <w:t xml:space="preserve">These define a widely used deep SOTA on SWaT/WADI-style benchmarks. More recent detectors refine rather than</w:t>
+      </w:r>
+      <w:r>
+        <w:t xml:space="preserve"> </w:t>
+      </w:r>
+      <w:r>
+        <w:t xml:space="preserve">abandon reconstruction: SensitiveHUE [</w:t>
+      </w:r>
+      <w:hyperlink w:anchor="r-sensitivehue">
         <w:r>
           <w:rPr>
             <w:rStyle w:val="Hyperlink"/>
@@ -1203,15 +1196,15 @@
         </w:r>
       </w:hyperlink>
       <w:r>
-        <w:t xml:space="preserve">], and fault prediction in</w:t>
-      </w:r>
-      <w:r>
-        <w:t xml:space="preserve"> </w:t>
-      </w:r>
-      <w:r>
-        <w:t xml:space="preserve">rotorcraft flight controls [</w:t>
-      </w:r>
-      <w:hyperlink w:anchor="r-rotorcraft">
+        <w:t xml:space="preserve">] models per-variable heteroscedastic</w:t>
+      </w:r>
+      <w:r>
+        <w:t xml:space="preserve"> </w:t>
+      </w:r>
+      <w:r>
+        <w:t xml:space="preserve">uncertainty to sharpen sensitivity to normal patterns, and CATCH [</w:t>
+      </w:r>
+      <w:hyperlink w:anchor="r-catch">
         <w:r>
           <w:rPr>
             <w:rStyle w:val="Hyperlink"/>
@@ -1220,33 +1213,60 @@
         </w:r>
       </w:hyperlink>
       <w:r>
-        <w:t xml:space="preserve">]. LatAD generalises this applied line to unsupervised,</w:t>
-      </w:r>
-      <w:r>
-        <w:t xml:space="preserve"> </w:t>
-      </w:r>
-      <w:r>
-        <w:t xml:space="preserve">multimodal-latent anomaly detection.</w:t>
+        <w:t xml:space="preserve">] learns channel</w:t>
+      </w:r>
+      <w:r>
+        <w:t xml:space="preserve"> </w:t>
+      </w:r>
+      <w:r>
+        <w:t xml:space="preserve">correlations through frequency-domain patching. Both remain reconstruction-based, so the mechanism analysis of</w:t>
+      </w:r>
+      <w:r>
+        <w:t xml:space="preserve"> </w:t>
+      </w:r>
+      <w:r>
+        <w:t xml:space="preserve">§7 predicts they too will miss the reconstructable-but-improbable joint faults that define our difficult</w:t>
+      </w:r>
+      <w:r>
+        <w:t xml:space="preserve"> </w:t>
+      </w:r>
+      <w:r>
+        <w:t xml:space="preserve">subset. We benchmark USAD and TranAD, the reconstruction- and transformer-based deep detectors, under the same</w:t>
+      </w:r>
+      <w:r>
+        <w:t xml:space="preserve"> </w:t>
+      </w:r>
+      <w:r>
+        <w:t xml:space="preserve">raw, difficulty-stratified metrics (the re-scored comparison is in §6), and leave a raw-metric evaluation of</w:t>
+      </w:r>
+      <w:r>
+        <w:t xml:space="preserve"> </w:t>
+      </w:r>
+      <w:r>
+        <w:t xml:space="preserve">these newer detectors and of the cross-channel GDN, whose published evaluation uses point adjustment, to future</w:t>
+      </w:r>
+      <w:r>
+        <w:t xml:space="preserve"> </w:t>
+      </w:r>
+      <w:r>
+        <w:t xml:space="preserve">work.</w:t>
       </w:r>
     </w:p>
     <w:p>
       <w:pPr>
-        <w:pStyle w:val="MDPI22heading2"/>
+        <w:pStyle w:val="MDPI31text"/>
         <w:ind w:left="2608"/>
       </w:pPr>
       <w:r>
-        <w:t xml:space="preserve">2.4  Benchmark datasets</w:t>
-      </w:r>
-    </w:p>
-    <w:p>
-      <w:pPr>
-        <w:pStyle w:val="MDPI32textnoindent"/>
-        <w:ind w:left="2608"/>
-      </w:pPr>
-      <w:r>
-        <w:t xml:space="preserve">We evaluate on three real CPS attack testbeds. WADI [</w:t>
-      </w:r>
-      <w:hyperlink w:anchor="r-wadi">
+        <w:t xml:space="preserve">Beyond public benchmarks, sensor-driven condition monitoring and fault prediction in operational CPS motivate</w:t>
+      </w:r>
+      <w:r>
+        <w:t xml:space="preserve"> </w:t>
+      </w:r>
+      <w:r>
+        <w:t xml:space="preserve">modelling the multivariate sensor stream directly: vibration-based machine diagnostics [</w:t>
+      </w:r>
+      <w:hyperlink w:anchor="r-gearbox">
         <w:r>
           <w:rPr>
             <w:rStyle w:val="Hyperlink"/>
@@ -1255,6 +1275,86 @@
         </w:r>
       </w:hyperlink>
       <w:r>
+        <w:t xml:space="preserve">, </w:t>
+      </w:r>
+      <w:hyperlink w:anchor="r-vibdecomp">
+        <w:r>
+          <w:rPr>
+            <w:rStyle w:val="Hyperlink"/>
+          </w:rPr>
+          <w:t xml:space="preserve">28</w:t>
+        </w:r>
+      </w:hyperlink>
+      <w:r>
+        <w:t xml:space="preserve">],</w:t>
+      </w:r>
+      <w:r>
+        <w:t xml:space="preserve"> </w:t>
+      </w:r>
+      <w:r>
+        <w:t xml:space="preserve">structural-health monitoring of rotorcraft components [</w:t>
+      </w:r>
+      <w:hyperlink w:anchor="r-bolt">
+        <w:r>
+          <w:rPr>
+            <w:rStyle w:val="Hyperlink"/>
+          </w:rPr>
+          <w:t xml:space="preserve">29</w:t>
+        </w:r>
+      </w:hyperlink>
+      <w:r>
+        <w:t xml:space="preserve">], and fault prediction in</w:t>
+      </w:r>
+      <w:r>
+        <w:t xml:space="preserve"> </w:t>
+      </w:r>
+      <w:r>
+        <w:t xml:space="preserve">rotorcraft flight controls [</w:t>
+      </w:r>
+      <w:hyperlink w:anchor="r-rotorcraft">
+        <w:r>
+          <w:rPr>
+            <w:rStyle w:val="Hyperlink"/>
+          </w:rPr>
+          <w:t xml:space="preserve">30</w:t>
+        </w:r>
+      </w:hyperlink>
+      <w:r>
+        <w:t xml:space="preserve">]. LatAD generalises this applied line to unsupervised,</w:t>
+      </w:r>
+      <w:r>
+        <w:t xml:space="preserve"> </w:t>
+      </w:r>
+      <w:r>
+        <w:t xml:space="preserve">multimodal-latent anomaly detection.</w:t>
+      </w:r>
+    </w:p>
+    <w:p>
+      <w:pPr>
+        <w:pStyle w:val="MDPI22heading2"/>
+        <w:ind w:left="2608"/>
+      </w:pPr>
+      <w:r>
+        <w:t xml:space="preserve">2.4  Benchmark datasets</w:t>
+      </w:r>
+    </w:p>
+    <w:p>
+      <w:pPr>
+        <w:pStyle w:val="MDPI32textnoindent"/>
+        <w:ind w:left="2608"/>
+      </w:pPr>
+      <w:r>
+        <w:t xml:space="preserve">We evaluate on three real CPS attack testbeds. WADI [</w:t>
+      </w:r>
+      <w:hyperlink w:anchor="r-wadi">
+        <w:r>
+          <w:rPr>
+            <w:rStyle w:val="Hyperlink"/>
+          </w:rPr>
+          <w:t xml:space="preserve">31</w:t>
+        </w:r>
+      </w:hyperlink>
+      <w:r>
         <w:t xml:space="preserve">] is a 123-channel water-distribution testbed from iTrust, and SWaT [</w:t>
       </w:r>
       <w:hyperlink w:anchor="r-swat">
@@ -1262,7 +1362,7 @@
           <w:rPr>
             <w:rStyle w:val="Hyperlink"/>
           </w:rPr>
-          <w:t xml:space="preserve">28</w:t>
+          <w:t xml:space="preserve">32</w:t>
         </w:r>
       </w:hyperlink>
       <w:r>
@@ -1295,7 +1395,7 @@
           <w:rPr>
             <w:rStyle w:val="Hyperlink"/>
           </w:rPr>
-          <w:t xml:space="preserve">29</w:t>
+          <w:t xml:space="preserve">33</w:t>
         </w:r>
       </w:hyperlink>
       <w:r>
@@ -3008,7 +3108,7 @@
           <w:rPr>
             <w:rStyle w:val="Hyperlink"/>
           </w:rPr>
-          <w:t xml:space="preserve">15</w:t>
+          <w:t xml:space="preserve">17</w:t>
         </w:r>
       </w:hyperlink>
       <w:r>
@@ -3878,7 +3978,7 @@
           <w:rPr>
             <w:rStyle w:val="Hyperlink"/>
           </w:rPr>
-          <w:t xml:space="preserve">16</w:t>
+          <w:t xml:space="preserve">18</w:t>
         </w:r>
       </w:hyperlink>
       <w:r>
@@ -3963,7 +4063,7 @@
         <w:ind w:left="2608"/>
       </w:pPr>
       <w:r>
-        <w:t xml:space="preserve">4.2  Scoring: why we drop reconstruction</w:t>
+        <w:t xml:space="preserve">4.2  Scoring: why we demote reconstruction</w:t>
       </w:r>
     </w:p>
     <w:p>
@@ -4025,19 +4125,31 @@
         <w:t xml:space="preserve"> </w:t>
       </w:r>
       <w:r>
-        <w:t xml:space="preserve">Difficult-subset AUROC of the two natural score terms. The reconstruction</w:t>
-      </w:r>
-      <w:r>
-        <w:t xml:space="preserve"> </w:t>
-      </w:r>
-      <w:r>
-        <w:t xml:space="preserve">residual is at or below chance on the correlation-break faults, and when summed it drags the joint score down;</w:t>
-      </w:r>
-      <w:r>
-        <w:t xml:space="preserve"> </w:t>
-      </w:r>
-      <w:r>
-        <w:t xml:space="preserve">the latent likelihood carries the signal but a single diagonal Gaussian per mode is coarse.</w:t>
+        <w:t xml:space="preserve">Difficult-subset AUROC of the two natural score terms (single trained model per</w:t>
+      </w:r>
+      <w:r>
+        <w:t xml:space="preserve"> </w:t>
+      </w:r>
+      <w:r>
+        <w:t xml:space="preserve">dataset). The reconstruction residual is near chance on WADI (0.490) and, although informative on HAI (0.689),</w:t>
+      </w:r>
+      <w:r>
+        <w:t xml:space="preserve"> </w:t>
+      </w:r>
+      <w:r>
+        <w:t xml:space="preserve">it stays below the latent term (0.760) and drags the summed joint score down; the latent likelihood carries the</w:t>
+      </w:r>
+      <w:r>
+        <w:t xml:space="preserve"> </w:t>
+      </w:r>
+      <w:r>
+        <w:t xml:space="preserve">signal but a single diagonal Gaussian per mode is coarse. A multi-seed, three-dataset head ablation is reported</w:t>
+      </w:r>
+      <w:r>
+        <w:t xml:space="preserve"> </w:t>
+      </w:r>
+      <w:r>
+        <w:t xml:space="preserve">in Table 4.</w:t>
       </w:r>
     </w:p>
     <w:tbl>
@@ -4430,19 +4542,31 @@
         <w:t xml:space="preserve"> </w:t>
       </w:r>
       <w:r>
-        <w:t xml:space="preserve">window has in-range marginals, so the decoder rebuilds it and the residual is near chance or reversed. Dropping</w:t>
-      </w:r>
-      <w:r>
-        <w:t xml:space="preserve"> </w:t>
-      </w:r>
-      <w:r>
-        <w:t xml:space="preserve">reconstruction is a universal difficult-subset improvement and also lifts the combined and easy columns on HAI.</w:t>
-      </w:r>
-      <w:r>
-        <w:t xml:space="preserve"> </w:t>
-      </w:r>
-      <w:r>
-        <w:t xml:space="preserve">The remaining scoring stack works entirely in the jointly learned latent.</w:t>
+        <w:t xml:space="preserve">window has in-range marginals, so the decoder rebuilds it and the residual is near chance or reversed. Demoting</w:t>
+      </w:r>
+      <w:r>
+        <w:t xml:space="preserve"> </w:t>
+      </w:r>
+      <w:r>
+        <w:t xml:space="preserve">reconstruction from the default score is a universal difficult-subset improvement and also lifts the combined and</w:t>
+      </w:r>
+      <w:r>
+        <w:t xml:space="preserve"> </w:t>
+      </w:r>
+      <w:r>
+        <w:t xml:space="preserve">easy columns on HAI. The base scoring stack works entirely in the jointly learned latent; reconstruction re-enters</w:t>
+      </w:r>
+      <w:r>
+        <w:t xml:space="preserve"> </w:t>
+      </w:r>
+      <w:r>
+        <w:t xml:space="preserve">only through the optional, auto-gated residual head (§4.3 iv), which fires only where it provably</w:t>
+      </w:r>
+      <w:r>
+        <w:t xml:space="preserve"> </w:t>
+      </w:r>
+      <w:r>
+        <w:t xml:space="preserve">generalises to held-out normal (HAI and SWaT here, not WADI).</w:t>
       </w:r>
     </w:p>
     <w:p>
@@ -5170,7 +5294,7 @@
           <w:rPr>
             <w:rStyle w:val="Hyperlink"/>
           </w:rPr>
-          <w:t xml:space="preserve">17</w:t>
+          <w:t xml:space="preserve">19</w:t>
         </w:r>
       </w:hyperlink>
       <w:r>
@@ -5827,19 +5951,25 @@
         <w:t xml:space="preserve"> </w:t>
       </w:r>
       <w:r>
-        <w:t xml:space="preserve">retained as a safety mechanism for datasets with heavily overlapping modes, and stays inactive on all three</w:t>
-      </w:r>
-      <w:r>
-        <w:t xml:space="preserve"> </w:t>
-      </w:r>
-      <w:r>
-        <w:t xml:space="preserve">benchmarks here. Thus the reported model configures its two optional heads purely from training-normal statistics,</w:t>
-      </w:r>
-      <w:r>
-        <w:t xml:space="preserve"> </w:t>
-      </w:r>
-      <w:r>
-        <w:t xml:space="preserve">with no test-set tuning: the residual head fires on HAI and SWaT, and both optional heads stay off on WADI.</w:t>
+        <w:t xml:space="preserve">a design provision for datasets with heavily overlapping modes; it stays inactive on all three benchmarks here and</w:t>
+      </w:r>
+      <w:r>
+        <w:t xml:space="preserve"> </w:t>
+      </w:r>
+      <w:r>
+        <w:t xml:space="preserve">is therefore not part of the empirical contribution, with its validation on overlapping-mode data left to future</w:t>
+      </w:r>
+      <w:r>
+        <w:t xml:space="preserve"> </w:t>
+      </w:r>
+      <w:r>
+        <w:t xml:space="preserve">work. Thus the reported model configures its heads purely from training-normal statistics, with no test-set</w:t>
+      </w:r>
+      <w:r>
+        <w:t xml:space="preserve"> </w:t>
+      </w:r>
+      <w:r>
+        <w:t xml:space="preserve">tuning: the residual head fires on HAI and SWaT, and both optional heads stay off on WADI.</w:t>
       </w:r>
     </w:p>
     <w:p>
@@ -5933,7 +6063,7 @@
           <w:rPr>
             <w:rStyle w:val="Hyperlink"/>
           </w:rPr>
-          <w:t xml:space="preserve">27</w:t>
+          <w:t xml:space="preserve">31</w:t>
         </w:r>
       </w:hyperlink>
       <w:r>
@@ -6010,7 +6140,7 @@
           <w:rPr>
             <w:rStyle w:val="Hyperlink"/>
           </w:rPr>
-          <w:t xml:space="preserve">29</w:t>
+          <w:t xml:space="preserve">33</w:t>
         </w:r>
       </w:hyperlink>
       <w:r>
@@ -6056,7 +6186,7 @@
           <w:rPr>
             <w:rStyle w:val="Hyperlink"/>
           </w:rPr>
-          <w:t xml:space="preserve">28</w:t>
+          <w:t xml:space="preserve">32</w:t>
         </w:r>
       </w:hyperlink>
       <w:r>
@@ -6283,13 +6413,25 @@
         <w:t xml:space="preserve"> </w:t>
       </w:r>
       <w:r>
-        <w:t xml:space="preserve">otherwise. Difficult windows are therefore the</w:t>
-      </w:r>
-      <w:r>
-        <w:t xml:space="preserve"> </w:t>
-      </w:r>
-      <w:r>
-        <w:t xml:space="preserve">correlation/dynamics faults that no univariate range rule separates. We report all methods on three subsets:</w:t>
+        <w:t xml:space="preserve">otherwise. Difficult windows are those the max-mean</w:t>
+      </w:r>
+      <w:r>
+        <w:t xml:space="preserve"> </w:t>
+      </w:r>
+      <w:r>
+        <w:t xml:space="preserve">range rule does not separate; §6 confirms the HAI advantage persists under a stronger split that also removes</w:t>
+      </w:r>
+      <w:r>
+        <w:t xml:space="preserve"> </w:t>
+      </w:r>
+      <w:r>
+        <w:t xml:space="preserve">windows flagged by any of the six per-channel statistics, so difficulty is not defined by a single hand-picked</w:t>
+      </w:r>
+      <w:r>
+        <w:t xml:space="preserve"> </w:t>
+      </w:r>
+      <w:r>
+        <w:t xml:space="preserve">statistic. We report all methods on three subsets:</w:t>
       </w:r>
       <w:r>
         <w:t xml:space="preserve"> </w:t>
@@ -6470,35 +6612,6 @@
         <w:t xml:space="preserve">Classical baselines are Isolation Forest [</w:t>
       </w:r>
       <w:hyperlink w:anchor="r-if">
-        <w:r>
-          <w:rPr>
-            <w:rStyle w:val="Hyperlink"/>
-          </w:rPr>
-          <w:t xml:space="preserve">18</w:t>
-        </w:r>
-      </w:hyperlink>
-      <w:r>
-        <w:t xml:space="preserve">] and a deep autoencoder, both on the same</w:t>
-      </w:r>
-      <w:r>
-        <w:t xml:space="preserve"> </w:t>
-      </w:r>
-      <w:r>
-        <w:t xml:space="preserve">window features, together with a linear cross-channel baseline (LinRes): a leave-one-channel-out linear regression</w:t>
-      </w:r>
-      <w:r>
-        <w:t xml:space="preserve"> </w:t>
-      </w:r>
-      <w:r>
-        <w:t xml:space="preserve">that predicts each channel's window summary from the others, with discrete actuator channels one-hot encoded,</w:t>
-      </w:r>
-      <w:r>
-        <w:t xml:space="preserve"> </w:t>
-      </w:r>
-      <w:r>
-        <w:t xml:space="preserve">scored by its residual. For modern SOTA we re-run USAD [</w:t>
-      </w:r>
-      <w:hyperlink w:anchor="r-usad">
         <w:r>
           <w:rPr>
             <w:rStyle w:val="Hyperlink"/>
@@ -6507,6 +6620,35 @@
         </w:r>
       </w:hyperlink>
       <w:r>
+        <w:t xml:space="preserve">] and a deep autoencoder, both on the same</w:t>
+      </w:r>
+      <w:r>
+        <w:t xml:space="preserve"> </w:t>
+      </w:r>
+      <w:r>
+        <w:t xml:space="preserve">window features, together with a linear cross-channel baseline (LinRes): a leave-one-channel-out linear regression</w:t>
+      </w:r>
+      <w:r>
+        <w:t xml:space="preserve"> </w:t>
+      </w:r>
+      <w:r>
+        <w:t xml:space="preserve">that predicts each channel's window summary from the others, with discrete actuator channels one-hot encoded,</w:t>
+      </w:r>
+      <w:r>
+        <w:t xml:space="preserve"> </w:t>
+      </w:r>
+      <w:r>
+        <w:t xml:space="preserve">scored by its residual. For modern SOTA we re-run USAD [</w:t>
+      </w:r>
+      <w:hyperlink w:anchor="r-usad">
+        <w:r>
+          <w:rPr>
+            <w:rStyle w:val="Hyperlink"/>
+          </w:rPr>
+          <w:t xml:space="preserve">22</w:t>
+        </w:r>
+      </w:hyperlink>
+      <w:r>
         <w:t xml:space="preserve">] and TranAD</w:t>
       </w:r>
       <w:r>
@@ -6520,7 +6662,7 @@
           <w:rPr>
             <w:rStyle w:val="Hyperlink"/>
           </w:rPr>
-          <w:t xml:space="preserve">21</w:t>
+          <w:t xml:space="preserve">23</w:t>
         </w:r>
       </w:hyperlink>
       <w:r>
@@ -10507,37 +10649,67 @@
         <w:t xml:space="preserve"> </w:t>
       </w:r>
       <w:r>
-        <w:t xml:space="preserve">demonstration is HAI: the model reaches 0.811 on the difficult subset, well above the AutoEncoder (0.757) and</w:t>
-      </w:r>
-      <w:r>
-        <w:t xml:space="preserve"> </w:t>
-      </w:r>
-      <w:r>
-        <w:t xml:space="preserve">far above the deep detectors USAD (0.497) and TranAD (0.445), which sit near chance. On WADI it reaches 0.690,</w:t>
-      </w:r>
-      <w:r>
-        <w:t xml:space="preserve"> </w:t>
-      </w:r>
-      <w:r>
-        <w:t xml:space="preserve">again the best of any method, with Isolation Forest the closest competitor (0.677) and the deep detectors</w:t>
-      </w:r>
-      <w:r>
-        <w:t xml:space="preserve"> </w:t>
-      </w:r>
-      <w:r>
-        <w:t xml:space="preserve">collapsing to 0.30–0.33. On SWaT the difficult subset is only mildly difficult: the trivial rule already</w:t>
-      </w:r>
-      <w:r>
-        <w:t xml:space="preserve"> </w:t>
-      </w:r>
-      <w:r>
-        <w:t xml:space="preserve">scores 0.943 there, so every method is strong (ours 0.960, the linear baseline 0.959), which indicates that SWaT</w:t>
-      </w:r>
-      <w:r>
-        <w:t xml:space="preserve"> </w:t>
-      </w:r>
-      <w:r>
-        <w:t xml:space="preserve">contains few genuine correlation-break anomalies. The advantage over the deep detectors is largest exactly where</w:t>
+        <w:t xml:space="preserve">demonstration is HAI: the model reaches 0.811 on the difficult subset (167 difficult windows spanning 26 distinct</w:t>
+      </w:r>
+      <w:r>
+        <w:t xml:space="preserve"> </w:t>
+      </w:r>
+      <w:r>
+        <w:t xml:space="preserve">attack episodes), well above the AutoEncoder (0.757) and far above the deep detectors USAD (0.497) and TranAD</w:t>
+      </w:r>
+      <w:r>
+        <w:t xml:space="preserve"> </w:t>
+      </w:r>
+      <w:r>
+        <w:t xml:space="preserve">(0.445), which sit near chance. This margin over the AutoEncoder is statistically significant: an episode-block</w:t>
+      </w:r>
+      <w:r>
+        <w:t xml:space="preserve"> </w:t>
+      </w:r>
+      <w:r>
+        <w:t xml:space="preserve">bootstrap of the paired difference (resampling attack episodes and normal windows, averaged over the five seeds)</w:t>
+      </w:r>
+      <w:r>
+        <w:t xml:space="preserve"> </w:t>
+      </w:r>
+      <w:r>
+        <w:t xml:space="preserve">gives +0.054 with a 95% confidence interval of [0.015, 0.089] and an estimated P(difference ≤ 0) of</w:t>
+      </w:r>
+      <w:r>
+        <w:t xml:space="preserve"> </w:t>
+      </w:r>
+      <w:r>
+        <w:t xml:space="preserve">0.002. On WADI the model reaches 0.690, statistically indistinguishable from Isolation Forest (0.677; paired 95%</w:t>
+      </w:r>
+      <w:r>
+        <w:t xml:space="preserve"> </w:t>
+      </w:r>
+      <w:r>
+        <w:t xml:space="preserve">CI [−0.083, 0.106], P ≈ 0.36), so WADI-difficult is a tie at the top of the column rather than</w:t>
+      </w:r>
+      <w:r>
+        <w:t xml:space="preserve"> </w:t>
+      </w:r>
+      <w:r>
+        <w:t xml:space="preserve">a win, while the deep detectors collapse to 0.30–0.33. On SWaT the difficult subset is only mildly difficult:</w:t>
+      </w:r>
+      <w:r>
+        <w:t xml:space="preserve"> </w:t>
+      </w:r>
+      <w:r>
+        <w:t xml:space="preserve">the trivial rule already scores 0.943 there, so every method is strong (ours 0.960, the linear baseline 0.959, a</w:t>
+      </w:r>
+      <w:r>
+        <w:t xml:space="preserve"> </w:t>
+      </w:r>
+      <w:r>
+        <w:t xml:space="preserve">tie), and its 38 difficult windows come from a single attack episode, so SWaT-difficult is a ceiling case rather</w:t>
+      </w:r>
+      <w:r>
+        <w:t xml:space="preserve"> </w:t>
+      </w:r>
+      <w:r>
+        <w:t xml:space="preserve">than a discriminative test of joint-structure detection. The advantage over the deep detectors is largest exactly where</w:t>
       </w:r>
       <w:r>
         <w:t xml:space="preserve"> </w:t>
@@ -10636,6 +10808,111 @@
       </w:r>
       <w:r>
         <w:t xml:space="preserve">benchmark but not a discriminative test of joint-structure detection.</w:t>
+      </w:r>
+    </w:p>
+    <w:p>
+      <w:pPr>
+        <w:pStyle w:val="MDPI31text"/>
+        <w:ind w:left="2608"/>
+      </w:pPr>
+      <w:r>
+        <w:rPr>
+          <w:b/>
+          <w:bCs/>
+        </w:rPr>
+        <w:t xml:space="preserve">Robustness to a stronger difficulty definition.</w:t>
+      </w:r>
+      <w:r>
+        <w:t xml:space="preserve"> </w:t>
+      </w:r>
+      <w:r>
+        <w:t xml:space="preserve">The canonical split flags a window easy only</w:t>
+      </w:r>
+      <w:r>
+        <w:t xml:space="preserve"> </w:t>
+      </w:r>
+      <w:r>
+        <w:t xml:space="preserve">when the maximum absolute standardised per-channel</w:t>
+      </w:r>
+      <w:r>
+        <w:t xml:space="preserve"> </w:t>
+      </w:r>
+      <w:r>
+        <w:rPr>
+          <w:i/>
+          <w:iCs/>
+        </w:rPr>
+        <w:t xml:space="preserve">mean</w:t>
+      </w:r>
+      <w:r>
+        <w:t xml:space="preserve"> </w:t>
+      </w:r>
+      <w:r>
+        <w:t xml:space="preserve">exceeds its 99th train-normal percentile, so a</w:t>
+      </w:r>
+      <w:r>
+        <w:t xml:space="preserve"> </w:t>
+      </w:r>
+      <w:r>
+        <w:t xml:space="preserve">window could in principle be “difficult” yet be separable by a different univariate statistic. We</w:t>
+      </w:r>
+      <w:r>
+        <w:t xml:space="preserve"> </w:t>
+      </w:r>
+      <w:r>
+        <w:t xml:space="preserve">therefore repeat the analysis with a stronger split that labels a window easy if the maximum over</w:t>
+      </w:r>
+      <w:r>
+        <w:t xml:space="preserve"> </w:t>
+      </w:r>
+      <w:r>
+        <w:rPr>
+          <w:i/>
+          <w:iCs/>
+        </w:rPr>
+        <w:t xml:space="preserve">all six</w:t>
+      </w:r>
+      <w:r>
+        <w:t xml:space="preserve"> </w:t>
+      </w:r>
+      <w:r>
+        <w:t xml:space="preserve">standardised per-channel statistics (mean, standard deviation, minimum, maximum, first-to-last difference, and</w:t>
+      </w:r>
+      <w:r>
+        <w:t xml:space="preserve"> </w:t>
+      </w:r>
+      <w:r>
+        <w:t xml:space="preserve">range) exceeds its 99th train-normal percentile, removing any window a single univariate statistic separates. On</w:t>
+      </w:r>
+      <w:r>
+        <w:t xml:space="preserve"> </w:t>
+      </w:r>
+      <w:r>
+        <w:t xml:space="preserve">the resulting HAI difficult subset (110 windows) the detector still leads every baseline (0.675, versus 0.622 for</w:t>
+      </w:r>
+      <w:r>
+        <w:t xml:space="preserve"> </w:t>
+      </w:r>
+      <w:r>
+        <w:t xml:space="preserve">the linear cross-channel baseline, 0.604 for the AutoEncoder, and 0.528 for Isolation Forest), so its HAI</w:t>
+      </w:r>
+      <w:r>
+        <w:t xml:space="preserve"> </w:t>
+      </w:r>
+      <w:r>
+        <w:t xml:space="preserve">advantage is not an artefact of the particular statistic that defines difficulty. WADI remains a tie (Isolation</w:t>
+      </w:r>
+      <w:r>
+        <w:t xml:space="preserve"> </w:t>
+      </w:r>
+      <w:r>
+        <w:t xml:space="preserve">Forest 0.710, ours 0.697) and SWaT remains a ceiling case (trivial rule 0.929), consistent with the canonical</w:t>
+      </w:r>
+      <w:r>
+        <w:t xml:space="preserve"> </w:t>
+      </w:r>
+      <w:r>
+        <w:t xml:space="preserve">split.</w:t>
       </w:r>
     </w:p>
     <w:p>
@@ -10703,7 +10980,7 @@
                     </pic:cNvPicPr>
                   </pic:nvPicPr>
                   <pic:blipFill>
-                    <a:blip r:embed="rId51"/>
+                    <a:blip r:embed="rId8"/>
                     <a:stretch>
                       <a:fillRect/>
                     </a:stretch>
@@ -10746,7 +11023,7 @@
         <w:t xml:space="preserve"> </w:t>
       </w:r>
       <w:r>
-        <w:t xml:space="preserve">Difficult-subset AUROC by method (five-seed mean for the learned detectors). The detector leads the difficult column on every dataset. The margin over the deep detectors (USAD, TranAD) is largest on HAI (0.811 vs 0.45–0.50) and WADI (0.690 vs 0.30–0.33), the two benchmarks whose difficult faults are low-magnitude improbable combinations that reconstruction error cannot separate from normal; on SWaT the difficult faults are large multivariate deviations that every method detects, so the margin is small.</w:t>
+        <w:t xml:space="preserve">Difficult-subset AUROC by method (five-seed mean; whiskers show ±1 SD over seeds for the learned detectors). The detector is strongest on HAI by a statistically significant margin (paired 95% CI [0.015, 0.089] over the AutoEncoder) and ties the top baseline on WADI (0.690 vs Isolation Forest 0.677) and SWaT. The margin over the deep detectors (USAD, TranAD) is largest on HAI (0.811 vs 0.45–0.50) and WADI (0.690 vs 0.30–0.33), the two benchmarks whose difficult faults are low-magnitude improbable combinations that reconstruction error cannot separate from normal; on SWaT the difficult faults are large multivariate deviations that every method detects, so the margin is small.</w:t>
       </w:r>
     </w:p>
     <w:p>
@@ -10796,7 +11073,7 @@
           <w:b/>
           <w:bCs/>
         </w:rPr>
-        <w:t xml:space="preserve">attains the best overall AUROC on every dataset and leads the difficult</w:t>
+        <w:t xml:space="preserve">attains the best overall AUROC on every dataset and is strongest on the</w:t>
       </w:r>
       <w:r>
         <w:rPr>
@@ -10810,22 +11087,28 @@
           <w:b/>
           <w:bCs/>
         </w:rPr>
-        <w:t xml:space="preserve">column, over five seeds</w:t>
-      </w:r>
-      <w:r>
-        <w:t xml:space="preserve">. The clearest demonstration is HAI, whose difficult faults genuinely break</w:t>
-      </w:r>
-      <w:r>
-        <w:t xml:space="preserve"> </w:t>
-      </w:r>
-      <w:r>
-        <w:t xml:space="preserve">joint structure: the detector reaches 0.811 while the deep detectors USAD and TranAD fall near chance</w:t>
-      </w:r>
-      <w:r>
-        <w:t xml:space="preserve"> </w:t>
-      </w:r>
-      <w:r>
-        <w:t xml:space="preserve">(0.45–0.50). Modelling normal as a jointly learned latent plus explicit mode clustering, and scoring by</w:t>
+        <w:t xml:space="preserve">difficult subset over five seeds</w:t>
+      </w:r>
+      <w:r>
+        <w:t xml:space="preserve">. The clearest demonstration is HAI, whose difficult faults genuinely</w:t>
+      </w:r>
+      <w:r>
+        <w:t xml:space="preserve"> </w:t>
+      </w:r>
+      <w:r>
+        <w:t xml:space="preserve">break joint structure: the detector reaches 0.811, a statistically significant margin over the next-best baseline</w:t>
+      </w:r>
+      <w:r>
+        <w:t xml:space="preserve"> </w:t>
+      </w:r>
+      <w:r>
+        <w:t xml:space="preserve">(paired episode-bootstrap 95% CI [0.015, 0.089]), while the deep detectors USAD and TranAD fall near chance</w:t>
+      </w:r>
+      <w:r>
+        <w:t xml:space="preserve"> </w:t>
+      </w:r>
+      <w:r>
+        <w:t xml:space="preserve">(0.45–0.50); on WADI and SWaT it ties the strongest baseline at the top of the difficult column. Modelling normal as a jointly learned latent plus explicit mode clustering, and scoring by</w:t>
       </w:r>
       <w:r>
         <w:t xml:space="preserve"> </w:t>
@@ -10936,13 +11219,13 @@
         <w:t xml:space="preserve"> </w:t>
       </w:r>
       <w:r>
-        <w:t xml:space="preserve">with probability, which is exactly what reconstruction cannot see. This is why we drop reconstruction entirely and</w:t>
-      </w:r>
-      <w:r>
-        <w:t xml:space="preserve"> </w:t>
-      </w:r>
-      <w:r>
-        <w:t xml:space="preserve">score in the jointly learned latent, with a high-</w:t>
+        <w:t xml:space="preserve">with probability, which is exactly what reconstruction cannot see. This is why the base score omits reconstruction</w:t>
+      </w:r>
+      <w:r>
+        <w:t xml:space="preserve"> </w:t>
+      </w:r>
+      <w:r>
+        <w:t xml:space="preserve">and scores in the jointly learned latent, with a high-</w:t>
       </w:r>
       <w:r>
         <w:rPr>
@@ -10961,7 +11244,758 @@
         <w:t xml:space="preserve"> </w:t>
       </w:r>
       <w:r>
-        <w:t xml:space="preserve">rare-mode-safe nearest-component likelihood (A6).</w:t>
+        <w:t xml:space="preserve">rare-mode-safe nearest-component likelihood (A6); reconstruction is added back only through the optional,</w:t>
+      </w:r>
+      <w:r>
+        <w:t xml:space="preserve"> </w:t>
+      </w:r>
+      <w:r>
+        <w:t xml:space="preserve">auto-gated residual head where it demonstrably helps (§4.3 iv).</w:t>
+      </w:r>
+    </w:p>
+    <w:p>
+      <w:pPr>
+        <w:pStyle w:val="MDPI41tablecaption"/>
+        <w:ind w:left="2608"/>
+      </w:pPr>
+      <w:r>
+        <w:rPr>
+          <w:b/>
+          <w:bCs/>
+        </w:rPr>
+        <w:t xml:space="preserve">Table 4.</w:t>
+      </w:r>
+      <w:r>
+        <w:t xml:space="preserve"> </w:t>
+      </w:r>
+      <w:r>
+        <w:t xml:space="preserve">Difficult-subset AUROC by score head, five-seed mean±standard deviation</w:t>
+      </w:r>
+      <w:r>
+        <w:t xml:space="preserve"> </w:t>
+      </w:r>
+      <w:r>
+        <w:t xml:space="preserve">on all three datasets (an independent five-seed run; the final row reproduces the Table 3 headline within seed</w:t>
+      </w:r>
+      <w:r>
+        <w:t xml:space="preserve"> </w:t>
+      </w:r>
+      <w:r>
+        <w:t xml:space="preserve">variation).</w:t>
+      </w:r>
+      <w:r>
+        <w:t xml:space="preserve"> </w:t>
+      </w:r>
+      <w:r>
+        <w:rPr>
+          <w:i/>
+          <w:iCs/>
+        </w:rPr>
+        <w:t xml:space="preserve">recon</w:t>
+      </w:r>
+      <w:r>
+        <w:t xml:space="preserve"> </w:t>
+      </w:r>
+      <w:r>
+        <w:t xml:space="preserve">is the whitened reconstruction residual (the term the base score omits);</w:t>
+      </w:r>
+      <w:r>
+        <w:t xml:space="preserve"> </w:t>
+      </w:r>
+      <w:r>
+        <w:rPr>
+          <w:i/>
+          <w:iCs/>
+        </w:rPr>
+        <w:t xml:space="preserve">base</w:t>
+      </w:r>
+      <w:r>
+        <w:t xml:space="preserve"> </w:t>
+      </w:r>
+      <w:r>
+        <w:t xml:space="preserve">is density+nearest;</w:t>
+      </w:r>
+      <w:r>
+        <w:t xml:space="preserve"> </w:t>
+      </w:r>
+      <w:r>
+        <w:rPr>
+          <w:i/>
+          <w:iCs/>
+        </w:rPr>
+        <w:t xml:space="preserve">base+resid</w:t>
+      </w:r>
+      <w:r>
+        <w:t xml:space="preserve"> </w:t>
+      </w:r>
+      <w:r>
+        <w:t xml:space="preserve">adds the auto-gated residual head;</w:t>
+      </w:r>
+      <w:r>
+        <w:t xml:space="preserve"> </w:t>
+      </w:r>
+      <w:r>
+        <w:rPr>
+          <w:i/>
+          <w:iCs/>
+        </w:rPr>
+        <w:t xml:space="preserve">LatAD</w:t>
+      </w:r>
+      <w:r>
+        <w:t xml:space="preserve"> </w:t>
+      </w:r>
+      <w:r>
+        <w:t xml:space="preserve">is the reported model</w:t>
+      </w:r>
+      <w:r>
+        <w:t xml:space="preserve"> </w:t>
+      </w:r>
+      <w:r>
+        <w:t xml:space="preserve">(base+resid+basin, auto-gated).</w:t>
+      </w:r>
+    </w:p>
+    <w:tbl>
+      <w:tblPr>
+        <w:tblStyle w:val="MDPI41threelinetable"/>
+        <w:tblW w:w="7858" w:type="dxa"/>
+        <w:jc w:val="left"/>
+        <w:tblInd w:w="2608" w:type="dxa"/>
+        <w:tblLayout w:type="fixed"/>
+        <w:tblCellMar>
+          <w:left w:w="60" w:type="dxa"/>
+          <w:right w:w="60" w:type="dxa"/>
+        </w:tblCellMar>
+        <w:tblLook w:val="0420" w:firstRow="1" w:lastRow="0" w:firstColumn="0" w:lastColumn="0" w:noHBand="0" w:noVBand="1"/>
+      </w:tblPr>
+      <w:tblGrid>
+        <w:gridCol w:w="3022"/>
+        <w:gridCol w:w="1611"/>
+        <w:gridCol w:w="1611"/>
+        <w:gridCol w:w="1614"/>
+      </w:tblGrid>
+      <w:tr>
+        <w:trPr>
+          <w:tblHeader w:val="on"/>
+        </w:trPr>
+        <w:tc>
+          <w:tcPr>
+            <w:tcBorders>
+              <w:bottom w:val="single" w:sz="8" w:space="0" w:color="auto"/>
+            </w:tcBorders>
+            <w:vAlign w:val="center"/>
+          </w:tcPr>
+          <w:p>
+            <w:pPr>
+              <w:pStyle w:val="Compact"/>
+              <w:suppressAutoHyphens/>
+              <w:jc w:val="center"/>
+            </w:pPr>
+            <w:r>
+              <w:rPr>
+                <w:b/>
+                <w:sz w:val="18"/>
+                <w:szCs w:val="18"/>
+              </w:rPr>
+              <w:t xml:space="preserve">Score head</w:t>
+            </w:r>
+          </w:p>
+        </w:tc>
+        <w:tc>
+          <w:tcPr>
+            <w:tcBorders>
+              <w:bottom w:val="single" w:sz="8" w:space="0" w:color="auto"/>
+            </w:tcBorders>
+            <w:vAlign w:val="center"/>
+          </w:tcPr>
+          <w:p>
+            <w:pPr>
+              <w:pStyle w:val="Compact"/>
+              <w:suppressAutoHyphens/>
+              <w:jc w:val="center"/>
+            </w:pPr>
+            <w:r>
+              <w:rPr>
+                <w:b/>
+                <w:sz w:val="18"/>
+                <w:szCs w:val="18"/>
+              </w:rPr>
+              <w:t xml:space="preserve">WADI</w:t>
+            </w:r>
+          </w:p>
+        </w:tc>
+        <w:tc>
+          <w:tcPr>
+            <w:tcBorders>
+              <w:bottom w:val="single" w:sz="8" w:space="0" w:color="auto"/>
+            </w:tcBorders>
+            <w:vAlign w:val="center"/>
+          </w:tcPr>
+          <w:p>
+            <w:pPr>
+              <w:pStyle w:val="Compact"/>
+              <w:suppressAutoHyphens/>
+              <w:jc w:val="center"/>
+            </w:pPr>
+            <w:r>
+              <w:rPr>
+                <w:b/>
+                <w:sz w:val="18"/>
+                <w:szCs w:val="18"/>
+              </w:rPr>
+              <w:t xml:space="preserve">HAI</w:t>
+            </w:r>
+          </w:p>
+        </w:tc>
+        <w:tc>
+          <w:tcPr>
+            <w:tcBorders>
+              <w:bottom w:val="single" w:sz="8" w:space="0" w:color="auto"/>
+            </w:tcBorders>
+            <w:vAlign w:val="center"/>
+          </w:tcPr>
+          <w:p>
+            <w:pPr>
+              <w:pStyle w:val="Compact"/>
+              <w:suppressAutoHyphens/>
+              <w:jc w:val="center"/>
+            </w:pPr>
+            <w:r>
+              <w:rPr>
+                <w:b/>
+                <w:sz w:val="18"/>
+                <w:szCs w:val="18"/>
+              </w:rPr>
+              <w:t xml:space="preserve">SWaT</w:t>
+            </w:r>
+          </w:p>
+        </w:tc>
+      </w:tr>
+      <w:tr>
+        <w:tc>
+          <w:tcPr>
+            <w:vAlign w:val="center"/>
+          </w:tcPr>
+          <w:p>
+            <w:pPr>
+              <w:pStyle w:val="Compact"/>
+              <w:suppressAutoHyphens/>
+              <w:jc w:val="center"/>
+            </w:pPr>
+            <w:r>
+              <w:rPr>
+                <w:sz w:val="18"/>
+                <w:szCs w:val="18"/>
+              </w:rPr>
+              <w:t xml:space="preserve">reconstruction residual (dropped term)</w:t>
+            </w:r>
+          </w:p>
+        </w:tc>
+        <w:tc>
+          <w:tcPr>
+            <w:vAlign w:val="center"/>
+          </w:tcPr>
+          <w:p>
+            <w:pPr>
+              <w:pStyle w:val="Compact"/>
+              <w:suppressAutoHyphens/>
+              <w:jc w:val="center"/>
+            </w:pPr>
+            <w:r>
+              <w:rPr>
+                <w:sz w:val="18"/>
+                <w:szCs w:val="18"/>
+              </w:rPr>
+              <w:t xml:space="preserve">0.475±0.004</w:t>
+            </w:r>
+          </w:p>
+        </w:tc>
+        <w:tc>
+          <w:tcPr>
+            <w:vAlign w:val="center"/>
+          </w:tcPr>
+          <w:p>
+            <w:pPr>
+              <w:pStyle w:val="Compact"/>
+              <w:suppressAutoHyphens/>
+              <w:jc w:val="center"/>
+            </w:pPr>
+            <w:r>
+              <w:rPr>
+                <w:sz w:val="18"/>
+                <w:szCs w:val="18"/>
+              </w:rPr>
+              <w:t xml:space="preserve">0.695±0.004</w:t>
+            </w:r>
+          </w:p>
+        </w:tc>
+        <w:tc>
+          <w:tcPr>
+            <w:vAlign w:val="center"/>
+          </w:tcPr>
+          <w:p>
+            <w:pPr>
+              <w:pStyle w:val="Compact"/>
+              <w:suppressAutoHyphens/>
+              <w:jc w:val="center"/>
+            </w:pPr>
+            <w:r>
+              <w:rPr>
+                <w:sz w:val="18"/>
+                <w:szCs w:val="18"/>
+              </w:rPr>
+              <w:t xml:space="preserve">0.965±0.002</w:t>
+            </w:r>
+          </w:p>
+        </w:tc>
+      </w:tr>
+      <w:tr>
+        <w:tc>
+          <w:tcPr>
+            <w:vAlign w:val="center"/>
+          </w:tcPr>
+          <w:p>
+            <w:pPr>
+              <w:pStyle w:val="Compact"/>
+              <w:suppressAutoHyphens/>
+              <w:jc w:val="center"/>
+            </w:pPr>
+            <w:r>
+              <w:rPr>
+                <w:sz w:val="18"/>
+                <w:szCs w:val="18"/>
+              </w:rPr>
+              <w:t xml:space="preserve">latent density</w:t>
+            </w:r>
+          </w:p>
+        </w:tc>
+        <w:tc>
+          <w:tcPr>
+            <w:vAlign w:val="center"/>
+          </w:tcPr>
+          <w:p>
+            <w:pPr>
+              <w:pStyle w:val="Compact"/>
+              <w:suppressAutoHyphens/>
+              <w:jc w:val="center"/>
+            </w:pPr>
+            <w:r>
+              <w:rPr>
+                <w:sz w:val="18"/>
+                <w:szCs w:val="18"/>
+              </w:rPr>
+              <w:t xml:space="preserve">0.694±0.027</w:t>
+            </w:r>
+          </w:p>
+        </w:tc>
+        <w:tc>
+          <w:tcPr>
+            <w:vAlign w:val="center"/>
+          </w:tcPr>
+          <w:p>
+            <w:pPr>
+              <w:pStyle w:val="Compact"/>
+              <w:suppressAutoHyphens/>
+              <w:jc w:val="center"/>
+            </w:pPr>
+            <w:r>
+              <w:rPr>
+                <w:sz w:val="18"/>
+                <w:szCs w:val="18"/>
+              </w:rPr>
+              <w:t xml:space="preserve">0.802±0.011</w:t>
+            </w:r>
+          </w:p>
+        </w:tc>
+        <w:tc>
+          <w:tcPr>
+            <w:vAlign w:val="center"/>
+          </w:tcPr>
+          <w:p>
+            <w:pPr>
+              <w:pStyle w:val="Compact"/>
+              <w:suppressAutoHyphens/>
+              <w:jc w:val="center"/>
+            </w:pPr>
+            <w:r>
+              <w:rPr>
+                <w:sz w:val="18"/>
+                <w:szCs w:val="18"/>
+              </w:rPr>
+              <w:t xml:space="preserve">0.952±0.008</w:t>
+            </w:r>
+          </w:p>
+        </w:tc>
+      </w:tr>
+      <w:tr>
+        <w:tc>
+          <w:tcPr>
+            <w:vAlign w:val="center"/>
+          </w:tcPr>
+          <w:p>
+            <w:pPr>
+              <w:pStyle w:val="Compact"/>
+              <w:suppressAutoHyphens/>
+              <w:jc w:val="center"/>
+            </w:pPr>
+            <w:r>
+              <w:rPr>
+                <w:sz w:val="18"/>
+                <w:szCs w:val="18"/>
+              </w:rPr>
+              <w:t xml:space="preserve">nearest-component NLL</w:t>
+            </w:r>
+          </w:p>
+        </w:tc>
+        <w:tc>
+          <w:tcPr>
+            <w:vAlign w:val="center"/>
+          </w:tcPr>
+          <w:p>
+            <w:pPr>
+              <w:pStyle w:val="Compact"/>
+              <w:suppressAutoHyphens/>
+              <w:jc w:val="center"/>
+            </w:pPr>
+            <w:r>
+              <w:rPr>
+                <w:sz w:val="18"/>
+                <w:szCs w:val="18"/>
+              </w:rPr>
+              <w:t xml:space="preserve">0.665±0.033</w:t>
+            </w:r>
+          </w:p>
+        </w:tc>
+        <w:tc>
+          <w:tcPr>
+            <w:vAlign w:val="center"/>
+          </w:tcPr>
+          <w:p>
+            <w:pPr>
+              <w:pStyle w:val="Compact"/>
+              <w:suppressAutoHyphens/>
+              <w:jc w:val="center"/>
+            </w:pPr>
+            <w:r>
+              <w:rPr>
+                <w:sz w:val="18"/>
+                <w:szCs w:val="18"/>
+              </w:rPr>
+              <w:t xml:space="preserve">0.797±0.008</w:t>
+            </w:r>
+          </w:p>
+        </w:tc>
+        <w:tc>
+          <w:tcPr>
+            <w:vAlign w:val="center"/>
+          </w:tcPr>
+          <w:p>
+            <w:pPr>
+              <w:pStyle w:val="Compact"/>
+              <w:suppressAutoHyphens/>
+              <w:jc w:val="center"/>
+            </w:pPr>
+            <w:r>
+              <w:rPr>
+                <w:sz w:val="18"/>
+                <w:szCs w:val="18"/>
+              </w:rPr>
+              <w:t xml:space="preserve">0.922±0.010</w:t>
+            </w:r>
+          </w:p>
+        </w:tc>
+      </w:tr>
+      <w:tr>
+        <w:tc>
+          <w:tcPr>
+            <w:vAlign w:val="center"/>
+          </w:tcPr>
+          <w:p>
+            <w:pPr>
+              <w:pStyle w:val="Compact"/>
+              <w:suppressAutoHyphens/>
+              <w:jc w:val="center"/>
+            </w:pPr>
+            <w:r>
+              <w:rPr>
+                <w:sz w:val="18"/>
+                <w:szCs w:val="18"/>
+              </w:rPr>
+              <w:t xml:space="preserve">base (density + nearest)</w:t>
+            </w:r>
+          </w:p>
+        </w:tc>
+        <w:tc>
+          <w:tcPr>
+            <w:vAlign w:val="center"/>
+          </w:tcPr>
+          <w:p>
+            <w:pPr>
+              <w:pStyle w:val="Compact"/>
+              <w:suppressAutoHyphens/>
+              <w:jc w:val="center"/>
+            </w:pPr>
+            <w:r>
+              <w:rPr>
+                <w:sz w:val="18"/>
+                <w:szCs w:val="18"/>
+              </w:rPr>
+              <w:t xml:space="preserve">0.685±0.030</w:t>
+            </w:r>
+          </w:p>
+        </w:tc>
+        <w:tc>
+          <w:tcPr>
+            <w:vAlign w:val="center"/>
+          </w:tcPr>
+          <w:p>
+            <w:pPr>
+              <w:pStyle w:val="Compact"/>
+              <w:suppressAutoHyphens/>
+              <w:jc w:val="center"/>
+            </w:pPr>
+            <w:r>
+              <w:rPr>
+                <w:sz w:val="18"/>
+                <w:szCs w:val="18"/>
+              </w:rPr>
+              <w:t xml:space="preserve">0.801±0.010</w:t>
+            </w:r>
+          </w:p>
+        </w:tc>
+        <w:tc>
+          <w:tcPr>
+            <w:vAlign w:val="center"/>
+          </w:tcPr>
+          <w:p>
+            <w:pPr>
+              <w:pStyle w:val="Compact"/>
+              <w:suppressAutoHyphens/>
+              <w:jc w:val="center"/>
+            </w:pPr>
+            <w:r>
+              <w:rPr>
+                <w:sz w:val="18"/>
+                <w:szCs w:val="18"/>
+              </w:rPr>
+              <w:t xml:space="preserve">0.947±0.007</w:t>
+            </w:r>
+          </w:p>
+        </w:tc>
+      </w:tr>
+      <w:tr>
+        <w:tc>
+          <w:tcPr>
+            <w:vAlign w:val="center"/>
+          </w:tcPr>
+          <w:p>
+            <w:pPr>
+              <w:pStyle w:val="Compact"/>
+              <w:suppressAutoHyphens/>
+              <w:jc w:val="center"/>
+            </w:pPr>
+            <w:r>
+              <w:rPr>
+                <w:sz w:val="18"/>
+                <w:szCs w:val="18"/>
+              </w:rPr>
+              <w:t xml:space="preserve">base + resid (auto)</w:t>
+            </w:r>
+          </w:p>
+        </w:tc>
+        <w:tc>
+          <w:tcPr>
+            <w:vAlign w:val="center"/>
+          </w:tcPr>
+          <w:p>
+            <w:pPr>
+              <w:pStyle w:val="Compact"/>
+              <w:suppressAutoHyphens/>
+              <w:jc w:val="center"/>
+            </w:pPr>
+            <w:r>
+              <w:rPr>
+                <w:sz w:val="18"/>
+                <w:szCs w:val="18"/>
+              </w:rPr>
+              <w:t xml:space="preserve">0.685±0.030</w:t>
+            </w:r>
+          </w:p>
+        </w:tc>
+        <w:tc>
+          <w:tcPr>
+            <w:vAlign w:val="center"/>
+          </w:tcPr>
+          <w:p>
+            <w:pPr>
+              <w:pStyle w:val="Compact"/>
+              <w:suppressAutoHyphens/>
+              <w:jc w:val="center"/>
+            </w:pPr>
+            <w:r>
+              <w:rPr>
+                <w:sz w:val="18"/>
+                <w:szCs w:val="18"/>
+              </w:rPr>
+              <w:t xml:space="preserve">0.820±0.010</w:t>
+            </w:r>
+          </w:p>
+        </w:tc>
+        <w:tc>
+          <w:tcPr>
+            <w:vAlign w:val="center"/>
+          </w:tcPr>
+          <w:p>
+            <w:pPr>
+              <w:pStyle w:val="Compact"/>
+              <w:suppressAutoHyphens/>
+              <w:jc w:val="center"/>
+            </w:pPr>
+            <w:r>
+              <w:rPr>
+                <w:sz w:val="18"/>
+                <w:szCs w:val="18"/>
+              </w:rPr>
+              <w:t xml:space="preserve">0.960±0.002</w:t>
+            </w:r>
+          </w:p>
+        </w:tc>
+      </w:tr>
+      <w:tr>
+        <w:tc>
+          <w:tcPr>
+            <w:vAlign w:val="center"/>
+          </w:tcPr>
+          <w:p>
+            <w:pPr>
+              <w:pStyle w:val="Compact"/>
+              <w:suppressAutoHyphens/>
+              <w:jc w:val="center"/>
+            </w:pPr>
+            <w:r>
+              <w:rPr>
+                <w:b/>
+                <w:bCs/>
+                <w:sz w:val="18"/>
+                <w:szCs w:val="18"/>
+              </w:rPr>
+              <w:t xml:space="preserve">LatAD (reported)</w:t>
+            </w:r>
+          </w:p>
+        </w:tc>
+        <w:tc>
+          <w:tcPr>
+            <w:vAlign w:val="center"/>
+          </w:tcPr>
+          <w:p>
+            <w:pPr>
+              <w:pStyle w:val="Compact"/>
+              <w:suppressAutoHyphens/>
+              <w:jc w:val="center"/>
+            </w:pPr>
+            <w:r>
+              <w:rPr>
+                <w:sz w:val="18"/>
+                <w:szCs w:val="18"/>
+              </w:rPr>
+              <w:t xml:space="preserve">0.685±0.030</w:t>
+            </w:r>
+          </w:p>
+        </w:tc>
+        <w:tc>
+          <w:tcPr>
+            <w:vAlign w:val="center"/>
+          </w:tcPr>
+          <w:p>
+            <w:pPr>
+              <w:pStyle w:val="Compact"/>
+              <w:suppressAutoHyphens/>
+              <w:jc w:val="center"/>
+            </w:pPr>
+            <w:r>
+              <w:rPr>
+                <w:sz w:val="18"/>
+                <w:szCs w:val="18"/>
+              </w:rPr>
+              <w:t xml:space="preserve">0.820±0.010</w:t>
+            </w:r>
+          </w:p>
+        </w:tc>
+        <w:tc>
+          <w:tcPr>
+            <w:vAlign w:val="center"/>
+          </w:tcPr>
+          <w:p>
+            <w:pPr>
+              <w:pStyle w:val="Compact"/>
+              <w:suppressAutoHyphens/>
+              <w:jc w:val="center"/>
+            </w:pPr>
+            <w:r>
+              <w:rPr>
+                <w:sz w:val="18"/>
+                <w:szCs w:val="18"/>
+              </w:rPr>
+              <w:t xml:space="preserve">0.960±0.002</w:t>
+            </w:r>
+          </w:p>
+        </w:tc>
+      </w:tr>
+    </w:tbl>
+    <w:p>
+      <w:pPr>
+        <w:pStyle w:val="MDPI31text"/>
+        <w:ind w:left="2608"/>
+      </w:pPr>
+      <w:r>
+        <w:t xml:space="preserve">Table 4 decomposes the score into its heads across five seeds and all three datasets. On WADI the reconstruction</w:t>
+      </w:r>
+      <w:r>
+        <w:t xml:space="preserve"> </w:t>
+      </w:r>
+      <w:r>
+        <w:t xml:space="preserve">residual alone is near chance (0.475) while the latent density carries the signal (0.694); on HAI reconstruction is</w:t>
+      </w:r>
+      <w:r>
+        <w:t xml:space="preserve"> </w:t>
+      </w:r>
+      <w:r>
+        <w:t xml:space="preserve">informative but the weakest head (0.695) and the density head dominates (0.802). The residual head, where the gate</w:t>
+      </w:r>
+      <w:r>
+        <w:t xml:space="preserve"> </w:t>
+      </w:r>
+      <w:r>
+        <w:t xml:space="preserve">turns it on, lifts the base score exactly where reconstruction is informative (HAI 0.801→0.820, SWaT</w:t>
+      </w:r>
+      <w:r>
+        <w:t xml:space="preserve"> </w:t>
+      </w:r>
+      <w:r>
+        <w:t xml:space="preserve">0.947→0.960) and stays off on WADI. On SWaT reconstruction is in fact the strongest single head (0.965),</w:t>
+      </w:r>
+      <w:r>
+        <w:t xml:space="preserve"> </w:t>
+      </w:r>
+      <w:r>
+        <w:t xml:space="preserve">consistent with SWaT's difficult faults being large deviations that reconstruction catches, which is why the gate</w:t>
+      </w:r>
+      <w:r>
+        <w:t xml:space="preserve"> </w:t>
+      </w:r>
+      <w:r>
+        <w:t xml:space="preserve">keeps the residual head on there and why SWaT is a ceiling rather than a joint-structure test. The decomposition</w:t>
+      </w:r>
+      <w:r>
+        <w:t xml:space="preserve"> </w:t>
+      </w:r>
+      <w:r>
+        <w:t xml:space="preserve">supports the mechanism at the head level: the latent density is what carries the joint-structure benchmarks, and</w:t>
+      </w:r>
+      <w:r>
+        <w:t xml:space="preserve"> </w:t>
+      </w:r>
+      <w:r>
+        <w:t xml:space="preserve">reconstruction contributes only where it provably generalises.</w:t>
       </w:r>
     </w:p>
     <w:p>
@@ -10992,25 +12026,31 @@
         <w:t xml:space="preserve"> </w:t>
       </w:r>
       <w:r>
-        <w:t xml:space="preserve">responsibility-weighted whitened residual (gated by held-out-normal generalisation) and a basin-agreement head</w:t>
-      </w:r>
-      <w:r>
-        <w:t xml:space="preserve"> </w:t>
-      </w:r>
-      <w:r>
-        <w:t xml:space="preserve">(gated by the ambiguous-normal ratio). The single configuration VaDE-hard+resid(auto) then adapts itself: the</w:t>
-      </w:r>
-      <w:r>
-        <w:t xml:space="preserve"> </w:t>
-      </w:r>
-      <w:r>
-        <w:t xml:space="preserve">residual head activates on HAI and SWaT, where the fault leaves a whitened-residual signal, and stays off on</w:t>
-      </w:r>
-      <w:r>
-        <w:t xml:space="preserve"> </w:t>
-      </w:r>
-      <w:r>
-        <w:t xml:space="preserve">WADI, whose difficult faults are pure low-density pockets in the latent.</w:t>
+        <w:t xml:space="preserve">responsibility-weighted whitened residual (gated by held-out-normal generalisation; active on HAI and SWaT) and a</w:t>
+      </w:r>
+      <w:r>
+        <w:t xml:space="preserve"> </w:t>
+      </w:r>
+      <w:r>
+        <w:t xml:space="preserve">basin-agreement head (gated by the ambiguous-normal ratio; a no-op on all three benchmarks here). The single</w:t>
+      </w:r>
+      <w:r>
+        <w:t xml:space="preserve"> </w:t>
+      </w:r>
+      <w:r>
+        <w:t xml:space="preserve">configuration VaDE-hard+resid(auto) then adapts itself: the residual head activates on HAI and SWaT, where the</w:t>
+      </w:r>
+      <w:r>
+        <w:t xml:space="preserve"> </w:t>
+      </w:r>
+      <w:r>
+        <w:t xml:space="preserve">fault leaves a whitened-residual signal, and stays off on WADI, whose difficult faults are pure low-density</w:t>
+      </w:r>
+      <w:r>
+        <w:t xml:space="preserve"> </w:t>
+      </w:r>
+      <w:r>
+        <w:t xml:space="preserve">pockets in the latent.</w:t>
       </w:r>
     </w:p>
     <w:p>
@@ -11193,31 +12233,37 @@
         <w:t xml:space="preserve"> </w:t>
       </w:r>
       <w:r>
-        <w:t xml:space="preserve">nearest-component likelihood, with reconstruction dropped and two optional heads auto-gated on training-normal</w:t>
-      </w:r>
-      <w:r>
-        <w:t xml:space="preserve"> </w:t>
-      </w:r>
-      <w:r>
-        <w:t xml:space="preserve">signals. Under a deliberately fair, raw-metric, difficulty-stratified protocol on three real CPS attack</w:t>
-      </w:r>
-      <w:r>
-        <w:t xml:space="preserve"> </w:t>
-      </w:r>
-      <w:r>
-        <w:t xml:space="preserve">benchmarks, this detector attains the best overall AUROC on every dataset and leads the difficult subset over five</w:t>
-      </w:r>
-      <w:r>
-        <w:t xml:space="preserve"> </w:t>
-      </w:r>
-      <w:r>
-        <w:t xml:space="preserve">seeds, most decisively on HAI, where the difficult faults break joint structure and the reconstruction-based</w:t>
-      </w:r>
-      <w:r>
-        <w:t xml:space="preserve"> </w:t>
-      </w:r>
-      <w:r>
-        <w:t xml:space="preserve">detectors collapse. The mechanism is that reconstruction scores reachability while a density in a clustered latent</w:t>
+        <w:t xml:space="preserve">nearest-component likelihood, with reconstruction demoted from the default score to an optional, auto-gated</w:t>
+      </w:r>
+      <w:r>
+        <w:t xml:space="preserve"> </w:t>
+      </w:r>
+      <w:r>
+        <w:t xml:space="preserve">residual head. Under a deliberately fair, raw-metric, difficulty-stratified protocol on three real CPS attack</w:t>
+      </w:r>
+      <w:r>
+        <w:t xml:space="preserve"> </w:t>
+      </w:r>
+      <w:r>
+        <w:t xml:space="preserve">benchmarks, this detector attains the best overall AUROC on every dataset and is strongest on the difficult subset</w:t>
+      </w:r>
+      <w:r>
+        <w:t xml:space="preserve"> </w:t>
+      </w:r>
+      <w:r>
+        <w:t xml:space="preserve">over five seeds, most decisively and significantly on HAI (a paired episode-bootstrap 95% CI of [0.015, 0.089]</w:t>
+      </w:r>
+      <w:r>
+        <w:t xml:space="preserve"> </w:t>
+      </w:r>
+      <w:r>
+        <w:t xml:space="preserve">over the next-best baseline), where the difficult faults break joint structure and the reconstruction-based</w:t>
+      </w:r>
+      <w:r>
+        <w:t xml:space="preserve"> </w:t>
+      </w:r>
+      <w:r>
+        <w:t xml:space="preserve">detectors collapse; on WADI and SWaT it ties the strongest baseline. The mechanism is that reconstruction scores reachability while a density in a clustered latent</w:t>
       </w:r>
       <w:r>
         <w:t xml:space="preserve"> </w:t>
@@ -11235,7 +12281,7 @@
         <w:t xml:space="preserve"> </w:t>
       </w:r>
       <w:r>
-        <w:t xml:space="preserve">then scoring in that latent, is the fix. Extending the detector to the trajectory assumptions, with</w:t>
+        <w:t xml:space="preserve">then scoring in that latent, is what delivers the difficult-subset advantage. Extending the detector to the trajectory assumptions, with</w:t>
       </w:r>
       <w:r>
         <w:t xml:space="preserve"> </w:t>
@@ -11436,7 +12482,7 @@
       <w:r>
         <w:t xml:space="preserve"> </w:t>
       </w:r>
-      <w:hyperlink r:id="rId41">
+      <w:hyperlink r:id="rId9">
         <w:r>
           <w:rPr>
             <w:rStyle w:val="Hyperlink"/>
@@ -11501,7 +12547,7 @@
       <w:r>
         <w:t xml:space="preserve"> </w:t>
       </w:r>
-      <w:hyperlink r:id="rId43">
+      <w:hyperlink r:id="rId10">
         <w:r>
           <w:rPr>
             <w:rStyle w:val="Hyperlink"/>
@@ -11530,7 +12576,7 @@
       <w:r>
         <w:t xml:space="preserve"> </w:t>
       </w:r>
-      <w:hyperlink r:id="rId20">
+      <w:hyperlink r:id="rId11">
         <w:r>
           <w:rPr>
             <w:rStyle w:val="Hyperlink"/>
@@ -11595,7 +12641,7 @@
       <w:r>
         <w:t xml:space="preserve"> </w:t>
       </w:r>
-      <w:hyperlink r:id="rId21">
+      <w:hyperlink r:id="rId12">
         <w:r>
           <w:rPr>
             <w:rStyle w:val="Hyperlink"/>
@@ -11660,7 +12706,7 @@
       <w:r>
         <w:t xml:space="preserve"> </w:t>
       </w:r>
-      <w:hyperlink r:id="rId22">
+      <w:hyperlink r:id="rId13">
         <w:r>
           <w:rPr>
             <w:rStyle w:val="Hyperlink"/>
@@ -11725,7 +12771,7 @@
       <w:r>
         <w:t xml:space="preserve"> </w:t>
       </w:r>
-      <w:hyperlink r:id="rId42">
+      <w:hyperlink r:id="rId14">
         <w:r>
           <w:rPr>
             <w:rStyle w:val="Hyperlink"/>
@@ -11790,7 +12836,7 @@
       <w:r>
         <w:t xml:space="preserve"> </w:t>
       </w:r>
-      <w:hyperlink r:id="rId44">
+      <w:hyperlink r:id="rId15">
         <w:r>
           <w:rPr>
             <w:rStyle w:val="Hyperlink"/>
@@ -11855,7 +12901,7 @@
       <w:r>
         <w:t xml:space="preserve"> </w:t>
       </w:r>
-      <w:hyperlink r:id="rId45">
+      <w:hyperlink r:id="rId24">
         <w:r>
           <w:rPr>
             <w:rStyle w:val="Hyperlink"/>
@@ -11884,7 +12930,7 @@
       <w:r>
         <w:t xml:space="preserve"> </w:t>
       </w:r>
-      <w:hyperlink r:id="rId23">
+      <w:hyperlink r:id="rId25">
         <w:r>
           <w:rPr>
             <w:rStyle w:val="Hyperlink"/>
@@ -11906,7 +12952,36 @@
         </w:numPr>
         <w:ind w:left="180" w:hanging="180"/>
       </w:pPr>
-      <w:bookmarkStart w:id="56" w:name="r-univar"/>
+      <w:bookmarkStart w:id="56" w:name="r-pate"/>
+      <w:r>
+        <w:t xml:space="preserve">Ghorbani, R.; Reinders, M.J.T.; Tax, D.M.J. PATE: Proximity-aware time series anomaly evaluation. In Proceedings of the 30th ACM SIGKDD Conference on Knowledge Discovery and Data Mining (KDD), Barcelona, Spain, 25–29 August 2024; pp. 872–883.</w:t>
+      </w:r>
+      <w:r>
+        <w:t xml:space="preserve"> </w:t>
+      </w:r>
+      <w:hyperlink r:id="rId26">
+        <w:r>
+          <w:rPr>
+            <w:rStyle w:val="Hyperlink"/>
+          </w:rPr>
+          <w:t xml:space="preserve">https://doi.org/10.1145/3637528.3671971</w:t>
+        </w:r>
+      </w:hyperlink>
+      <w:r>
+        <w:t xml:space="preserve">.</w:t>
+      </w:r>
+      <w:bookmarkEnd w:id="56"/>
+    </w:p>
+    <w:p>
+      <w:pPr>
+        <w:pStyle w:val="MDPI81references"/>
+        <w:numPr>
+          <w:ilvl w:val="0"/>
+          <w:numId w:val="0"/>
+        </w:numPr>
+        <w:ind w:left="180" w:hanging="180"/>
+      </w:pPr>
+      <w:bookmarkStart w:id="58" w:name="r-univar"/>
       <w:r>
         <w:t xml:space="preserve">Pinet, M.; Cumin, J.; Berlemont, S.; Vaufreydaz, D. Anomalies in multivariate time series benchmarks are mostly univariate.</w:t>
       </w:r>
@@ -11936,7 +13011,7 @@
       <w:r>
         <w:t xml:space="preserve"> </w:t>
       </w:r>
-      <w:hyperlink r:id="rId24">
+      <w:hyperlink r:id="rId27">
         <w:r>
           <w:rPr>
             <w:rStyle w:val="Hyperlink"/>
@@ -11947,7 +13022,7 @@
       <w:r>
         <w:t xml:space="preserve">.</w:t>
       </w:r>
-      <w:bookmarkEnd w:id="56"/>
+      <w:bookmarkEnd w:id="58"/>
     </w:p>
     <w:p>
       <w:pPr>
@@ -11958,7 +13033,59 @@
         </w:numPr>
         <w:ind w:left="180" w:hanging="180"/>
       </w:pPr>
-      <w:bookmarkStart w:id="58" w:name="r-bouman"/>
+      <w:bookmarkStart w:id="60" w:name="r-tab"/>
+      <w:r>
+        <w:t xml:space="preserve">Qiu, X.; Li, Z.; Wu, X.; Hu, J.; Guo, C.; Yang, B.; Jensen, C.S. TAB: Unified benchmarking of time series anomaly detection methods.</w:t>
+      </w:r>
+      <w:r>
+        <w:t xml:space="preserve"> </w:t>
+      </w:r>
+      <w:r>
+        <w:rPr>
+          <w:i/>
+          <w:iCs/>
+        </w:rPr>
+        <w:t xml:space="preserve">Proc. VLDB Endow.</w:t>
+      </w:r>
+      <w:r>
+        <w:t xml:space="preserve"> </w:t>
+      </w:r>
+      <w:r>
+        <w:rPr>
+          <w:b/>
+          <w:bCs/>
+        </w:rPr>
+        <w:t xml:space="preserve">2025</w:t>
+      </w:r>
+      <w:r>
+        <w:t xml:space="preserve">.</w:t>
+      </w:r>
+      <w:r>
+        <w:t xml:space="preserve"> </w:t>
+      </w:r>
+      <w:hyperlink r:id="rId28">
+        <w:r>
+          <w:rPr>
+            <w:rStyle w:val="Hyperlink"/>
+          </w:rPr>
+          <w:t xml:space="preserve">arXiv:2506.18046</w:t>
+        </w:r>
+      </w:hyperlink>
+      <w:r>
+        <w:t xml:space="preserve">.</w:t>
+      </w:r>
+      <w:bookmarkEnd w:id="60"/>
+    </w:p>
+    <w:p>
+      <w:pPr>
+        <w:pStyle w:val="MDPI81references"/>
+        <w:numPr>
+          <w:ilvl w:val="0"/>
+          <w:numId w:val="0"/>
+        </w:numPr>
+        <w:ind w:left="180" w:hanging="180"/>
+      </w:pPr>
+      <w:bookmarkStart w:id="62" w:name="r-bouman"/>
       <w:r>
         <w:t xml:space="preserve">Bouman, R.; Heskes, T. Autoencoders for anomaly detection are unreliable.</w:t>
       </w:r>
@@ -11988,7 +13115,7 @@
       <w:r>
         <w:t xml:space="preserve"> </w:t>
       </w:r>
-      <w:hyperlink r:id="rId35">
+      <w:hyperlink r:id="rId29">
         <w:r>
           <w:rPr>
             <w:rStyle w:val="Hyperlink"/>
@@ -11999,7 +13126,7 @@
       <w:r>
         <w:t xml:space="preserve">.</w:t>
       </w:r>
-      <w:bookmarkEnd w:id="58"/>
+      <w:bookmarkEnd w:id="62"/>
     </w:p>
     <w:p>
       <w:pPr>
@@ -12010,14 +13137,14 @@
         </w:numPr>
         <w:ind w:left="180" w:hanging="180"/>
       </w:pPr>
-      <w:bookmarkStart w:id="60" w:name="r-memae"/>
+      <w:bookmarkStart w:id="64" w:name="r-memae"/>
       <w:r>
         <w:t xml:space="preserve">Gong, D.; Liu, L.; Le, V.; Saha, B.; Mansour, M.R.; Venkatesh, S.; van den Hengel, A. Memorizing normality to detect anomaly: Memory-augmented deep autoencoder for unsupervised anomaly detection. In Proceedings of the IEEE/CVF International Conference on Computer Vision (ICCV), Seoul, Republic of Korea, 27 October–2 November 2019; pp. 1705–1714.</w:t>
       </w:r>
       <w:r>
         <w:t xml:space="preserve"> </w:t>
       </w:r>
-      <w:hyperlink r:id="rId36">
+      <w:hyperlink r:id="rId30">
         <w:r>
           <w:rPr>
             <w:rStyle w:val="Hyperlink"/>
@@ -12028,7 +13155,7 @@
       <w:r>
         <w:t xml:space="preserve">.</w:t>
       </w:r>
-      <w:bookmarkEnd w:id="60"/>
+      <w:bookmarkEnd w:id="64"/>
     </w:p>
     <w:p>
       <w:pPr>
@@ -12039,14 +13166,14 @@
         </w:numPr>
         <w:ind w:left="180" w:hanging="180"/>
       </w:pPr>
-      <w:bookmarkStart w:id="62" w:name="r-sarfraz"/>
+      <w:bookmarkStart w:id="66" w:name="r-sarfraz"/>
       <w:r>
         <w:t xml:space="preserve">Sarfraz, M.S.; Chen, M.-Y.; Layer, L.; Peng, K.; Koulakis, M. Position: Quo vadis, unsupervised time series anomaly detection? In Proceedings of the 41st International Conference on Machine Learning (ICML), Vienna, Austria, 21–27 July 2024.</w:t>
       </w:r>
       <w:r>
         <w:t xml:space="preserve"> </w:t>
       </w:r>
-      <w:hyperlink r:id="rId37">
+      <w:hyperlink r:id="rId31">
         <w:r>
           <w:rPr>
             <w:rStyle w:val="Hyperlink"/>
@@ -12057,7 +13184,7 @@
       <w:r>
         <w:t xml:space="preserve">.</w:t>
       </w:r>
-      <w:bookmarkEnd w:id="62"/>
+      <w:bookmarkEnd w:id="66"/>
     </w:p>
     <w:p>
       <w:pPr>
@@ -12068,7 +13195,7 @@
         </w:numPr>
         <w:ind w:left="180" w:hanging="180"/>
       </w:pPr>
-      <w:bookmarkStart w:id="64" w:name="r-timesead"/>
+      <w:bookmarkStart w:id="68" w:name="r-timesead"/>
       <w:r>
         <w:t xml:space="preserve">Wagner, D.; Michels, T.; Schulz, F.C.F.; Nair, A.; Rudolph, M.; Kloft, M. TimeSeAD: Benchmarking deep multivariate time-series anomaly detection.</w:t>
       </w:r>
@@ -12098,7 +13225,7 @@
       <w:r>
         <w:t xml:space="preserve"> </w:t>
       </w:r>
-      <w:hyperlink r:id="rId38">
+      <w:hyperlink r:id="rId32">
         <w:r>
           <w:rPr>
             <w:rStyle w:val="Hyperlink"/>
@@ -12109,7 +13236,7 @@
       <w:r>
         <w:t xml:space="preserve">.</w:t>
       </w:r>
-      <w:bookmarkEnd w:id="64"/>
+      <w:bookmarkEnd w:id="68"/>
     </w:p>
     <w:p>
       <w:pPr>
@@ -12120,14 +13247,14 @@
         </w:numPr>
         <w:ind w:left="180" w:hanging="180"/>
       </w:pPr>
-      <w:bookmarkStart w:id="66" w:name="r-vade"/>
+      <w:bookmarkStart w:id="70" w:name="r-vade"/>
       <w:r>
         <w:t xml:space="preserve">Jiang, Z.; Zheng, Y.; Tan, H.; Tang, B.; Zhou, H. Variational deep embedding: An unsupervised and generative approach to clustering. In Proceedings of the 26th International Joint Conference on Artificial Intelligence (IJCAI), Melbourne, Australia, 19–25 August 2017; pp. 1965–1972.</w:t>
       </w:r>
       <w:r>
         <w:t xml:space="preserve"> </w:t>
       </w:r>
-      <w:hyperlink r:id="rId27">
+      <w:hyperlink r:id="rId33">
         <w:r>
           <w:rPr>
             <w:rStyle w:val="Hyperlink"/>
@@ -12138,7 +13265,7 @@
       <w:r>
         <w:t xml:space="preserve">.</w:t>
       </w:r>
-      <w:bookmarkEnd w:id="66"/>
+      <w:bookmarkEnd w:id="70"/>
     </w:p>
     <w:p>
       <w:pPr>
@@ -12149,14 +13276,14 @@
         </w:numPr>
         <w:ind w:left="180" w:hanging="180"/>
       </w:pPr>
-      <w:bookmarkStart w:id="68" w:name="r-dagmm"/>
+      <w:bookmarkStart w:id="72" w:name="r-dagmm"/>
       <w:r>
         <w:t xml:space="preserve">Zong, B.; Song, Q.; Min, M.R.; Cheng, W.; Lumezanu, C.; Cho, D.; Chen, H. Deep autoencoding Gaussian mixture model for unsupervised anomaly detection. In Proceedings of the International Conference on Learning Representations (ICLR), Vancouver, BC, Canada, 30 April–3 May 2018.</w:t>
       </w:r>
       <w:r>
         <w:t xml:space="preserve"> </w:t>
       </w:r>
-      <w:hyperlink r:id="rId28">
+      <w:hyperlink r:id="rId34">
         <w:r>
           <w:rPr>
             <w:rStyle w:val="Hyperlink"/>
@@ -12167,7 +13294,7 @@
       <w:r>
         <w:t xml:space="preserve">.</w:t>
       </w:r>
-      <w:bookmarkEnd w:id="68"/>
+      <w:bookmarkEnd w:id="72"/>
     </w:p>
     <w:p>
       <w:pPr>
@@ -12178,7 +13305,7 @@
         </w:numPr>
         <w:ind w:left="180" w:hanging="180"/>
       </w:pPr>
-      <w:bookmarkStart w:id="70" w:name="r-lw"/>
+      <w:bookmarkStart w:id="74" w:name="r-lw"/>
       <w:r>
         <w:t xml:space="preserve">Ledoit, O.; Wolf, M. A well-conditioned estimator for large-dimensional covariance matrices.</w:t>
       </w:r>
@@ -12221,7 +13348,7 @@
       <w:r>
         <w:t xml:space="preserve"> </w:t>
       </w:r>
-      <w:hyperlink r:id="rId31">
+      <w:hyperlink r:id="rId35">
         <w:r>
           <w:rPr>
             <w:rStyle w:val="Hyperlink"/>
@@ -12232,7 +13359,7 @@
       <w:r>
         <w:t xml:space="preserve">.</w:t>
       </w:r>
-      <w:bookmarkEnd w:id="70"/>
+      <w:bookmarkEnd w:id="74"/>
     </w:p>
     <w:p>
       <w:pPr>
@@ -12243,14 +13370,14 @@
         </w:numPr>
         <w:ind w:left="180" w:hanging="180"/>
       </w:pPr>
-      <w:bookmarkStart w:id="72" w:name="r-if"/>
+      <w:bookmarkStart w:id="76" w:name="r-if"/>
       <w:r>
         <w:t xml:space="preserve">Liu, F.T.; Ting, K.M.; Zhou, Z.-H. Isolation forest. In Proceedings of the 2008 Eighth IEEE International Conference on Data Mining (ICDM), Pisa, Italy, 15–19 December 2008; pp. 413–422.</w:t>
       </w:r>
       <w:r>
         <w:t xml:space="preserve"> </w:t>
       </w:r>
-      <w:hyperlink r:id="rId30">
+      <w:hyperlink r:id="rId36">
         <w:r>
           <w:rPr>
             <w:rStyle w:val="Hyperlink"/>
@@ -12261,7 +13388,7 @@
       <w:r>
         <w:t xml:space="preserve">.</w:t>
       </w:r>
-      <w:bookmarkEnd w:id="72"/>
+      <w:bookmarkEnd w:id="76"/>
     </w:p>
     <w:p>
       <w:pPr>
@@ -12272,14 +13399,14 @@
         </w:numPr>
         <w:ind w:left="180" w:hanging="180"/>
       </w:pPr>
-      <w:bookmarkStart w:id="74" w:name="r-aead"/>
+      <w:bookmarkStart w:id="78" w:name="r-aead"/>
       <w:r>
         <w:t xml:space="preserve">Sakurada, M.; Yairi, T. Anomaly detection using autoencoders with nonlinear dimensionality reduction. In Proceedings of the MLSDA 2014 2nd Workshop on Machine Learning for Sensory Data Analysis, Gold Coast, Australia, 2 December 2014; pp. 4–11.</w:t>
       </w:r>
       <w:r>
         <w:t xml:space="preserve"> </w:t>
       </w:r>
-      <w:hyperlink r:id="rId40">
+      <w:hyperlink r:id="rId37">
         <w:r>
           <w:rPr>
             <w:rStyle w:val="Hyperlink"/>
@@ -12290,7 +13417,7 @@
       <w:r>
         <w:t xml:space="preserve">.</w:t>
       </w:r>
-      <w:bookmarkEnd w:id="74"/>
+      <w:bookmarkEnd w:id="78"/>
     </w:p>
     <w:p>
       <w:pPr>
@@ -12301,14 +13428,14 @@
         </w:numPr>
         <w:ind w:left="180" w:hanging="180"/>
       </w:pPr>
-      <w:bookmarkStart w:id="76" w:name="r-usad"/>
+      <w:bookmarkStart w:id="80" w:name="r-usad"/>
       <w:r>
         <w:t xml:space="preserve">Audibert, J.; Michiardi, P.; Guyard, F.; Marti, S.; Zuluaga, M.A. USAD: Unsupervised anomaly detection on multivariate time series. In Proceedings of the 26th ACM SIGKDD International Conference on Knowledge Discovery &amp; Data Mining (KDD), Virtual Event, CA, USA, 23–27 August 2020; pp. 3395–3404.</w:t>
       </w:r>
       <w:r>
         <w:t xml:space="preserve"> </w:t>
       </w:r>
-      <w:hyperlink r:id="rId25">
+      <w:hyperlink r:id="rId38">
         <w:r>
           <w:rPr>
             <w:rStyle w:val="Hyperlink"/>
@@ -12319,7 +13446,7 @@
       <w:r>
         <w:t xml:space="preserve">.</w:t>
       </w:r>
-      <w:bookmarkEnd w:id="76"/>
+      <w:bookmarkEnd w:id="80"/>
     </w:p>
     <w:p>
       <w:pPr>
@@ -12330,7 +13457,7 @@
         </w:numPr>
         <w:ind w:left="180" w:hanging="180"/>
       </w:pPr>
-      <w:bookmarkStart w:id="78" w:name="r-tranad"/>
+      <w:bookmarkStart w:id="82" w:name="r-tranad"/>
       <w:r>
         <w:t xml:space="preserve">Tuli, S.; Casale, G.; Jennings, N.R. TranAD: Deep transformer networks for anomaly detection in multivariate time series data.</w:t>
       </w:r>
@@ -12373,7 +13500,7 @@
       <w:r>
         <w:t xml:space="preserve"> </w:t>
       </w:r>
-      <w:hyperlink r:id="rId26">
+      <w:hyperlink r:id="rId39">
         <w:r>
           <w:rPr>
             <w:rStyle w:val="Hyperlink"/>
@@ -12384,7 +13511,7 @@
       <w:r>
         <w:t xml:space="preserve">.</w:t>
       </w:r>
-      <w:bookmarkEnd w:id="78"/>
+      <w:bookmarkEnd w:id="82"/>
     </w:p>
     <w:p>
       <w:pPr>
@@ -12395,14 +13522,14 @@
         </w:numPr>
         <w:ind w:left="180" w:hanging="180"/>
       </w:pPr>
-      <w:bookmarkStart w:id="80" w:name="r-gdn"/>
+      <w:bookmarkStart w:id="84" w:name="r-gdn"/>
       <w:r>
         <w:t xml:space="preserve">Deng, A.; Hooi, B. Graph neural network-based anomaly detection in multivariate time series. In Proceedings of the AAAI Conference on Artificial Intelligence, Virtual, 2–9 February 2021; Volume 35, pp. 4027–4035.</w:t>
       </w:r>
       <w:r>
         <w:t xml:space="preserve"> </w:t>
       </w:r>
-      <w:hyperlink r:id="rId29">
+      <w:hyperlink r:id="rId40">
         <w:r>
           <w:rPr>
             <w:rStyle w:val="Hyperlink"/>
@@ -12413,7 +13540,7 @@
       <w:r>
         <w:t xml:space="preserve">.</w:t>
       </w:r>
-      <w:bookmarkEnd w:id="80"/>
+      <w:bookmarkEnd w:id="84"/>
     </w:p>
     <w:p>
       <w:pPr>
@@ -12424,14 +13551,72 @@
         </w:numPr>
         <w:ind w:left="180" w:hanging="180"/>
       </w:pPr>
-      <w:bookmarkStart w:id="82" w:name="r-gearbox"/>
+      <w:bookmarkStart w:id="86" w:name="r-sensitivehue"/>
+      <w:r>
+        <w:t xml:space="preserve">Feng, Y.; Zhang, W.; Fu, Y.; Jiang, W.; Zhu, J.; Ren, W. SensitiveHUE: Multivariate time series anomaly detection by enhancing the sensitivity to normal patterns. In Proceedings of the 30th ACM SIGKDD Conference on Knowledge Discovery and Data Mining (KDD), Barcelona, Spain, 25–29 August 2024; pp. 782–793.</w:t>
+      </w:r>
+      <w:r>
+        <w:t xml:space="preserve"> </w:t>
+      </w:r>
+      <w:hyperlink r:id="rId41">
+        <w:r>
+          <w:rPr>
+            <w:rStyle w:val="Hyperlink"/>
+          </w:rPr>
+          <w:t xml:space="preserve">https://doi.org/10.1145/3637528.3671919</w:t>
+        </w:r>
+      </w:hyperlink>
+      <w:r>
+        <w:t xml:space="preserve">.</w:t>
+      </w:r>
+      <w:bookmarkEnd w:id="86"/>
+    </w:p>
+    <w:p>
+      <w:pPr>
+        <w:pStyle w:val="MDPI81references"/>
+        <w:numPr>
+          <w:ilvl w:val="0"/>
+          <w:numId w:val="0"/>
+        </w:numPr>
+        <w:ind w:left="180" w:hanging="180"/>
+      </w:pPr>
+      <w:bookmarkStart w:id="88" w:name="r-catch"/>
+      <w:r>
+        <w:t xml:space="preserve">Wu, X.; Qiu, X.; Li, Z.; Hu, Y.; Guo, C.; Xu, X.; Yang, B. CATCH: Channel-aware multivariate time series anomaly detection via frequency patching. In Proceedings of the International Conference on Learning Representations (ICLR), Singapore, 24–28 April 2025.</w:t>
+      </w:r>
+      <w:r>
+        <w:t xml:space="preserve"> </w:t>
+      </w:r>
+      <w:hyperlink r:id="rId42">
+        <w:r>
+          <w:rPr>
+            <w:rStyle w:val="Hyperlink"/>
+          </w:rPr>
+          <w:t xml:space="preserve">arXiv:2410.12261</w:t>
+        </w:r>
+      </w:hyperlink>
+      <w:r>
+        <w:t xml:space="preserve">.</w:t>
+      </w:r>
+      <w:bookmarkEnd w:id="88"/>
+    </w:p>
+    <w:p>
+      <w:pPr>
+        <w:pStyle w:val="MDPI81references"/>
+        <w:numPr>
+          <w:ilvl w:val="0"/>
+          <w:numId w:val="0"/>
+        </w:numPr>
+        <w:ind w:left="180" w:hanging="180"/>
+      </w:pPr>
+      <w:bookmarkStart w:id="90" w:name="r-gearbox"/>
       <w:r>
         <w:t xml:space="preserve">Gildish, E.; Grebshtein, M.; Aperstein, Y.; Makienko, I. Vibration-based estimation of gearbox operating conditions: Machine learning approach. In Proceedings of the 2023 International Conference on Control, Automation and Diagnosis (ICCAD), Rome, Italy, 10–12 May 2023; pp. 1–6.</w:t>
       </w:r>
       <w:r>
         <w:t xml:space="preserve"> </w:t>
       </w:r>
-      <w:hyperlink r:id="rId47">
+      <w:hyperlink r:id="rId43">
         <w:r>
           <w:rPr>
             <w:rStyle w:val="Hyperlink"/>
@@ -12442,7 +13627,7 @@
       <w:r>
         <w:t xml:space="preserve">.</w:t>
       </w:r>
-      <w:bookmarkEnd w:id="82"/>
+      <w:bookmarkEnd w:id="90"/>
     </w:p>
     <w:p>
       <w:pPr>
@@ -12453,7 +13638,7 @@
         </w:numPr>
         <w:ind w:left="180" w:hanging="180"/>
       </w:pPr>
-      <w:bookmarkStart w:id="84" w:name="r-vibdecomp"/>
+      <w:bookmarkStart w:id="92" w:name="r-vibdecomp"/>
       <w:r>
         <w:t xml:space="preserve">Gildish, E.; Grebshtein, M.; Aperstein, Y.; Makienko, I. Vibration signal decomposition using dilated CNN.</w:t>
       </w:r>
@@ -12496,7 +13681,7 @@
       <w:r>
         <w:t xml:space="preserve"> </w:t>
       </w:r>
-      <w:hyperlink r:id="rId48">
+      <w:hyperlink r:id="rId44">
         <w:r>
           <w:rPr>
             <w:rStyle w:val="Hyperlink"/>
@@ -12507,7 +13692,7 @@
       <w:r>
         <w:t xml:space="preserve">.</w:t>
       </w:r>
-      <w:bookmarkEnd w:id="84"/>
+      <w:bookmarkEnd w:id="92"/>
     </w:p>
     <w:p>
       <w:pPr>
@@ -12518,7 +13703,7 @@
         </w:numPr>
         <w:ind w:left="180" w:hanging="180"/>
       </w:pPr>
-      <w:bookmarkStart w:id="86" w:name="r-bolt"/>
+      <w:bookmarkStart w:id="94" w:name="r-bolt"/>
       <w:r>
         <w:t xml:space="preserve">Gildish, E.; Grebshtein, M.; Aperstein, Y.; Kushnirski, A.; Makienko, I. Helicopter bolt loosening monitoring using vibrations and machine learning.</w:t>
       </w:r>
@@ -12561,7 +13746,7 @@
       <w:r>
         <w:t xml:space="preserve"> </w:t>
       </w:r>
-      <w:hyperlink r:id="rId49">
+      <w:hyperlink r:id="rId45">
         <w:r>
           <w:rPr>
             <w:rStyle w:val="Hyperlink"/>
@@ -12572,7 +13757,7 @@
       <w:r>
         <w:t xml:space="preserve">.</w:t>
       </w:r>
-      <w:bookmarkEnd w:id="86"/>
+      <w:bookmarkEnd w:id="94"/>
     </w:p>
     <w:p>
       <w:pPr>
@@ -12583,7 +13768,7 @@
         </w:numPr>
         <w:ind w:left="180" w:hanging="180"/>
       </w:pPr>
-      <w:bookmarkStart w:id="88" w:name="r-rotorcraft"/>
+      <w:bookmarkStart w:id="96" w:name="r-rotorcraft"/>
       <w:r>
         <w:t xml:space="preserve">Shavit, D.; Davidovits, M.; Kushnirsky, A.; Aperstein, Y. Temporal causality-based feature selection for fault prediction in rotorcraft flight controls.</w:t>
       </w:r>
@@ -12626,7 +13811,7 @@
       <w:r>
         <w:t xml:space="preserve"> </w:t>
       </w:r>
-      <w:hyperlink r:id="rId50">
+      <w:hyperlink r:id="rId46">
         <w:r>
           <w:rPr>
             <w:rStyle w:val="Hyperlink"/>
@@ -12637,7 +13822,7 @@
       <w:r>
         <w:t xml:space="preserve">.</w:t>
       </w:r>
-      <w:bookmarkEnd w:id="88"/>
+      <w:bookmarkEnd w:id="96"/>
     </w:p>
     <w:p>
       <w:pPr>
@@ -12648,14 +13833,14 @@
         </w:numPr>
         <w:ind w:left="180" w:hanging="180"/>
       </w:pPr>
-      <w:bookmarkStart w:id="90" w:name="r-wadi"/>
+      <w:bookmarkStart w:id="98" w:name="r-wadi"/>
       <w:r>
         <w:t xml:space="preserve">Ahmed, C.M.; Palleti, V.R.; Mathur, A.P. WADI: A water distribution testbed for research in the design of secure cyber physical systems. In Proceedings of the 3rd International Workshop on Cyber-Physical Systems for Smart Water Networks (CySWATER), Pittsburgh, PA, USA, 21 April 2017; pp. 25–28.</w:t>
       </w:r>
       <w:r>
         <w:t xml:space="preserve"> </w:t>
       </w:r>
-      <w:hyperlink r:id="rId32">
+      <w:hyperlink r:id="rId47">
         <w:r>
           <w:rPr>
             <w:rStyle w:val="Hyperlink"/>
@@ -12666,7 +13851,7 @@
       <w:r>
         <w:t xml:space="preserve">.</w:t>
       </w:r>
-      <w:bookmarkEnd w:id="90"/>
+      <w:bookmarkEnd w:id="98"/>
     </w:p>
     <w:p>
       <w:pPr>
@@ -12677,14 +13862,14 @@
         </w:numPr>
         <w:ind w:left="180" w:hanging="180"/>
       </w:pPr>
-      <w:bookmarkStart w:id="92" w:name="r-swat"/>
+      <w:bookmarkStart w:id="100" w:name="r-swat"/>
       <w:r>
         <w:t xml:space="preserve">Mathur, A.P.; Tippenhauer, N.O. SWaT: A water treatment testbed for research and training on ICS security. In Proceedings of the 2016 International Workshop on Cyber-Physical Systems for Smart Water Networks (CySWater), Vienna, Austria, 11 April 2016; pp. 31–36.</w:t>
       </w:r>
       <w:r>
         <w:t xml:space="preserve"> </w:t>
       </w:r>
-      <w:hyperlink r:id="rId39">
+      <w:hyperlink r:id="rId48">
         <w:r>
           <w:rPr>
             <w:rStyle w:val="Hyperlink"/>
@@ -12695,7 +13880,7 @@
       <w:r>
         <w:t xml:space="preserve">.</w:t>
       </w:r>
-      <w:bookmarkEnd w:id="92"/>
+      <w:bookmarkEnd w:id="100"/>
     </w:p>
     <w:p>
       <w:pPr>
@@ -12706,14 +13891,14 @@
         </w:numPr>
         <w:ind w:left="180" w:hanging="180"/>
       </w:pPr>
-      <w:bookmarkStart w:id="94" w:name="r-hai"/>
+      <w:bookmarkStart w:id="102" w:name="r-hai"/>
       <w:r>
         <w:t xml:space="preserve">Shin, H.-K.; Lee, W.; Yun, J.-H.; Kim, H. HAI 1.0: HIL-based augmented ICS security dataset. In Proceedings of the 13th USENIX Workshop on Cyber Security Experimentation and Test (CSET), Virtual, 10 August 2020.</w:t>
       </w:r>
       <w:r>
         <w:t xml:space="preserve"> </w:t>
       </w:r>
-      <w:hyperlink r:id="rId33">
+      <w:hyperlink r:id="rId49">
         <w:r>
           <w:rPr>
             <w:rStyle w:val="Hyperlink"/>
@@ -12724,14 +13909,15 @@
       <w:r>
         <w:t xml:space="preserve">.</w:t>
       </w:r>
-      <w:bookmarkEnd w:id="94"/>
+      <w:bookmarkEnd w:id="102"/>
     </w:p>
     <w:sectPr>
-      <w:headerReference w:type="even" r:id="rId12"/>
-      <w:headerReference w:type="default" r:id="rId13"/>
-      <w:footerReference w:type="default" r:id="rId14"/>
-      <w:headerReference w:type="first" r:id="rId15"/>
-      <w:footerReference w:type="first" r:id="rId16"/>
+      <w:headerReference w:type="even" r:id="rId16"/>
+      <w:headerReference w:type="default" r:id="rId17"/>
+      <w:footerReference w:type="even" r:id="rId18"/>
+      <w:footerReference w:type="default" r:id="rId19"/>
+      <w:headerReference w:type="first" r:id="rId20"/>
+      <w:footerReference w:type="first" r:id="rId21"/>
       <w:type w:val="continuous"/>
       <w:pgSz w:w="11906" w:h="16838" w:code="9"/>
       <w:pgMar w:top="1417" w:right="720" w:bottom="907" w:left="720" w:header="720" w:footer="612" w:gutter="0"/>
@@ -12746,24 +13932,6 @@
 </w:document>
 </file>
 
-<file path=word/customizations.xml><?xml version="1.0" encoding="utf-8"?>
-<wne:tcg xmlns:r="http://schemas.openxmlformats.org/officeDocument/2006/relationships" xmlns:wne="http://schemas.microsoft.com/office/word/2006/wordml">
-  <wne:keymaps>
-    <wne:keymap wne:kcmPrimary="0654">
-      <wne:acd wne:acdName="acd0"/>
-    </wne:keymap>
-  </wne:keymaps>
-  <wne:toolbars>
-    <wne:acdManifest>
-      <wne:acdEntry wne:acdName="acd0"/>
-    </wne:acdManifest>
-  </wne:toolbars>
-  <wne:acds>
-    <wne:acd wne:argValue="AgBNAEQAUABJAF8AMwAuADEAXwB0AGUAeAB0AA==" wne:acdName="acd0" wne:fciIndexBasedOn="0065"/>
-  </wne:acds>
-</wne:tcg>
-</file>
-
 <file path=word/endnotes.xml><?xml version="1.0" encoding="utf-8"?>
 <w:endnotes xmlns:wpc="http://schemas.microsoft.com/office/word/2010/wordprocessingCanvas" xmlns:cx="http://schemas.microsoft.com/office/drawing/2014/chartex" xmlns:cx1="http://schemas.microsoft.com/office/drawing/2015/9/8/chartex" xmlns:cx2="http://schemas.microsoft.com/office/drawing/2015/10/21/chartex" xmlns:cx3="http://schemas.microsoft.com/office/drawing/2016/5/9/chartex" xmlns:cx4="http://schemas.microsoft.com/office/drawing/2016/5/10/chartex" xmlns:cx5="http://schemas.microsoft.com/office/drawing/2016/5/11/chartex" xmlns:cx6="http://schemas.microsoft.com/office/drawing/2016/5/12/chartex" xmlns:cx7="http://schemas.microsoft.com/office/drawing/2016/5/13/chartex" xmlns:cx8="http://schemas.microsoft.com/office/drawing/2016/5/14/chartex" xmlns:mc="http://schemas.openxmlformats.org/markup-compatibility/2006" xmlns:aink="http://schemas.microsoft.com/office/drawing/2016/ink" xmlns:am3d="http://schemas.microsoft.com/office/drawing/2017/model3d" xmlns:o="urn:schemas-microsoft-com:office:office" xmlns:oel="http://schemas.microsoft.com/office/2019/extlst" xmlns:r="http://schemas.openxmlformats.org/officeDocument/2006/relationships" xmlns:m="http://schemas.openxmlformats.org/officeDocument/2006/math" xmlns:v="urn:schemas-microsoft-com:vml" xmlns:wp14="http://schemas.microsoft.com/office/word/2010/wordprocessingDrawing" xmlns:wp="http://schemas.openxmlformats.org/drawingml/2006/wordprocessingDrawing" xmlns:w10="urn:schemas-microsoft-com:office:word" xmlns:w="http://schemas.openxmlformats.org/wordprocessingml/2006/main" xmlns:w14="http://schemas.microsoft.com/office/word/2010/wordml" xmlns:w15="http://schemas.microsoft.com/office/word/2012/wordml" xmlns:w16cex="http://schemas.microsoft.com/office/word/2018/wordml/cex" xmlns:w16cid="http://schemas.microsoft.com/office/word/2016/wordml/cid" xmlns:w16="http://schemas.microsoft.com/office/word/2018/wordml" xmlns:w16du="http://schemas.microsoft.com/office/word/2023/wordml/word16du" xmlns:w16sdtdh="http://schemas.microsoft.com/office/word/2020/wordml/sdtdatahash" xmlns:w16sdtfl="http://schemas.microsoft.com/office/word/2024/wordml/sdtformatlock" xmlns:w16se="http://schemas.microsoft.com/office/word/2015/wordml/symex" xmlns:wpg="http://schemas.microsoft.com/office/word/2010/wordprocessingGroup" xmlns:wpi="http://schemas.microsoft.com/office/word/2010/wordprocessingInk" xmlns:wne="http://schemas.microsoft.com/office/word/2006/wordml" xmlns:wps="http://schemas.microsoft.com/office/word/2010/wordprocessingShape" mc:Ignorable="w14 w15 w16se w16cid w16 w16cex w16sdtdh w16sdtfl w16du wp14">
   <w:endnote w:type="separator" w:id="-1">
@@ -12790,6 +13958,16 @@
 </file>
 
 <file path=word/footer1.xml><?xml version="1.0" encoding="utf-8"?>
+<w:ftr xmlns:wpc="http://schemas.microsoft.com/office/word/2010/wordprocessingCanvas" xmlns:cx="http://schemas.microsoft.com/office/drawing/2014/chartex" xmlns:cx1="http://schemas.microsoft.com/office/drawing/2015/9/8/chartex" xmlns:cx2="http://schemas.microsoft.com/office/drawing/2015/10/21/chartex" xmlns:cx3="http://schemas.microsoft.com/office/drawing/2016/5/9/chartex" xmlns:cx4="http://schemas.microsoft.com/office/drawing/2016/5/10/chartex" xmlns:cx5="http://schemas.microsoft.com/office/drawing/2016/5/11/chartex" xmlns:cx6="http://schemas.microsoft.com/office/drawing/2016/5/12/chartex" xmlns:cx7="http://schemas.microsoft.com/office/drawing/2016/5/13/chartex" xmlns:cx8="http://schemas.microsoft.com/office/drawing/2016/5/14/chartex" xmlns:mc="http://schemas.openxmlformats.org/markup-compatibility/2006" xmlns:aink="http://schemas.microsoft.com/office/drawing/2016/ink" xmlns:am3d="http://schemas.microsoft.com/office/drawing/2017/model3d" xmlns:o="urn:schemas-microsoft-com:office:office" xmlns:oel="http://schemas.microsoft.com/office/2019/extlst" xmlns:r="http://schemas.openxmlformats.org/officeDocument/2006/relationships" xmlns:m="http://schemas.openxmlformats.org/officeDocument/2006/math" xmlns:v="urn:schemas-microsoft-com:vml" xmlns:wp14="http://schemas.microsoft.com/office/word/2010/wordprocessingDrawing" xmlns:wp="http://schemas.openxmlformats.org/drawingml/2006/wordprocessingDrawing" xmlns:w10="urn:schemas-microsoft-com:office:word" xmlns:w="http://schemas.openxmlformats.org/wordprocessingml/2006/main" xmlns:w14="http://schemas.microsoft.com/office/word/2010/wordml" xmlns:w15="http://schemas.microsoft.com/office/word/2012/wordml" xmlns:w16cex="http://schemas.microsoft.com/office/word/2018/wordml/cex" xmlns:w16cid="http://schemas.microsoft.com/office/word/2016/wordml/cid" xmlns:w16="http://schemas.microsoft.com/office/word/2018/wordml" xmlns:w16du="http://schemas.microsoft.com/office/word/2023/wordml/word16du" xmlns:w16sdtdh="http://schemas.microsoft.com/office/word/2020/wordml/sdtdatahash" xmlns:w16sdtfl="http://schemas.microsoft.com/office/word/2024/wordml/sdtformatlock" xmlns:w16se="http://schemas.microsoft.com/office/word/2015/wordml/symex" xmlns:wpg="http://schemas.microsoft.com/office/word/2010/wordprocessingGroup" xmlns:wpi="http://schemas.microsoft.com/office/word/2010/wordprocessingInk" xmlns:wne="http://schemas.microsoft.com/office/word/2006/wordml" xmlns:wps="http://schemas.microsoft.com/office/word/2010/wordprocessingShape" mc:Ignorable="w14 w15 w16se w16cid w16 w16cex w16sdtdh w16sdtfl w16du wp14">
+  <w:p>
+    <w:pPr>
+      <w:pStyle w:val="Footer"/>
+    </w:pPr>
+  </w:p>
+</w:ftr>
+</file>
+
+<file path=word/footer2.xml><?xml version="1.0" encoding="utf-8"?>
 <w:ftr xmlns:wpc="http://schemas.microsoft.com/office/word/2010/wordprocessingCanvas" xmlns:cx="http://schemas.microsoft.com/office/drawing/2014/chartex" xmlns:cx1="http://schemas.microsoft.com/office/drawing/2015/9/8/chartex" xmlns:cx2="http://schemas.microsoft.com/office/drawing/2015/10/21/chartex" xmlns:cx3="http://schemas.microsoft.com/office/drawing/2016/5/9/chartex" xmlns:cx4="http://schemas.microsoft.com/office/drawing/2016/5/10/chartex" xmlns:cx5="http://schemas.microsoft.com/office/drawing/2016/5/11/chartex" xmlns:cx6="http://schemas.microsoft.com/office/drawing/2016/5/12/chartex" xmlns:cx7="http://schemas.microsoft.com/office/drawing/2016/5/13/chartex" xmlns:cx8="http://schemas.microsoft.com/office/drawing/2016/5/14/chartex" xmlns:mc="http://schemas.openxmlformats.org/markup-compatibility/2006" xmlns:aink="http://schemas.microsoft.com/office/drawing/2016/ink" xmlns:am3d="http://schemas.microsoft.com/office/drawing/2017/model3d" xmlns:o="urn:schemas-microsoft-com:office:office" xmlns:oel="http://schemas.microsoft.com/office/2019/extlst" xmlns:r="http://schemas.openxmlformats.org/officeDocument/2006/relationships" xmlns:m="http://schemas.openxmlformats.org/officeDocument/2006/math" xmlns:v="urn:schemas-microsoft-com:vml" xmlns:wp14="http://schemas.microsoft.com/office/word/2010/wordprocessingDrawing" xmlns:wp="http://schemas.openxmlformats.org/drawingml/2006/wordprocessingDrawing" xmlns:w10="urn:schemas-microsoft-com:office:word" xmlns:w="http://schemas.openxmlformats.org/wordprocessingml/2006/main" xmlns:w14="http://schemas.microsoft.com/office/word/2010/wordml" xmlns:w15="http://schemas.microsoft.com/office/word/2012/wordml" xmlns:w16cex="http://schemas.microsoft.com/office/word/2018/wordml/cex" xmlns:w16cid="http://schemas.microsoft.com/office/word/2016/wordml/cid" xmlns:w16="http://schemas.microsoft.com/office/word/2018/wordml" xmlns:w16du="http://schemas.microsoft.com/office/word/2023/wordml/word16du" xmlns:w16sdtdh="http://schemas.microsoft.com/office/word/2020/wordml/sdtdatahash" xmlns:w16sdtfl="http://schemas.microsoft.com/office/word/2024/wordml/sdtformatlock" xmlns:w16se="http://schemas.microsoft.com/office/word/2015/wordml/symex" xmlns:wpg="http://schemas.microsoft.com/office/word/2010/wordprocessingGroup" xmlns:wpi="http://schemas.microsoft.com/office/word/2010/wordprocessingInk" xmlns:wne="http://schemas.microsoft.com/office/word/2006/wordml" xmlns:wps="http://schemas.microsoft.com/office/word/2010/wordprocessingShape" mc:Ignorable="w14 w15 w16se w16cid w16 w16cex w16sdtdh w16sdtfl w16du wp14">
   <w:p>
     <w:pPr>
@@ -12807,16 +13985,20 @@
 </w:ftr>
 </file>
 
-<file path=word/footer2.xml><?xml version="1.0" encoding="utf-8"?>
+<file path=word/footer3.xml><?xml version="1.0" encoding="utf-8"?>
 <w:ftr xmlns:wpc="http://schemas.microsoft.com/office/word/2010/wordprocessingCanvas" xmlns:cx="http://schemas.microsoft.com/office/drawing/2014/chartex" xmlns:cx1="http://schemas.microsoft.com/office/drawing/2015/9/8/chartex" xmlns:cx2="http://schemas.microsoft.com/office/drawing/2015/10/21/chartex" xmlns:cx3="http://schemas.microsoft.com/office/drawing/2016/5/9/chartex" xmlns:cx4="http://schemas.microsoft.com/office/drawing/2016/5/10/chartex" xmlns:cx5="http://schemas.microsoft.com/office/drawing/2016/5/11/chartex" xmlns:cx6="http://schemas.microsoft.com/office/drawing/2016/5/12/chartex" xmlns:cx7="http://schemas.microsoft.com/office/drawing/2016/5/13/chartex" xmlns:cx8="http://schemas.microsoft.com/office/drawing/2016/5/14/chartex" xmlns:mc="http://schemas.openxmlformats.org/markup-compatibility/2006" xmlns:aink="http://schemas.microsoft.com/office/drawing/2016/ink" xmlns:am3d="http://schemas.microsoft.com/office/drawing/2017/model3d" xmlns:o="urn:schemas-microsoft-com:office:office" xmlns:oel="http://schemas.microsoft.com/office/2019/extlst" xmlns:r="http://schemas.openxmlformats.org/officeDocument/2006/relationships" xmlns:m="http://schemas.openxmlformats.org/officeDocument/2006/math" xmlns:v="urn:schemas-microsoft-com:vml" xmlns:wp14="http://schemas.microsoft.com/office/word/2010/wordprocessingDrawing" xmlns:wp="http://schemas.openxmlformats.org/drawingml/2006/wordprocessingDrawing" xmlns:w10="urn:schemas-microsoft-com:office:word" xmlns:w="http://schemas.openxmlformats.org/wordprocessingml/2006/main" xmlns:w14="http://schemas.microsoft.com/office/word/2010/wordml" xmlns:w15="http://schemas.microsoft.com/office/word/2012/wordml" xmlns:w16cex="http://schemas.microsoft.com/office/word/2018/wordml/cex" xmlns:w16cid="http://schemas.microsoft.com/office/word/2016/wordml/cid" xmlns:w16="http://schemas.microsoft.com/office/word/2018/wordml" xmlns:w16du="http://schemas.microsoft.com/office/word/2023/wordml/word16du" xmlns:w16sdtdh="http://schemas.microsoft.com/office/word/2020/wordml/sdtdatahash" xmlns:w16sdtfl="http://schemas.microsoft.com/office/word/2024/wordml/sdtformatlock" xmlns:w16se="http://schemas.microsoft.com/office/word/2015/wordml/symex" xmlns:wpg="http://schemas.microsoft.com/office/word/2010/wordprocessingGroup" xmlns:wpi="http://schemas.microsoft.com/office/word/2010/wordprocessingInk" xmlns:wne="http://schemas.microsoft.com/office/word/2006/wordml" xmlns:wps="http://schemas.microsoft.com/office/word/2010/wordprocessingShape" mc:Ignorable="w14 w15 w16se w16cid w16 w16cex w16sdtdh w16sdtfl w16du wp14">
   <w:p>
     <w:pPr>
       <w:pBdr>
         <w:top w:val="single" w:sz="4" w:space="0" w:color="000000"/>
       </w:pBdr>
+      <w:tabs>
+        <w:tab w:val="right" w:pos="8844"/>
+      </w:tabs>
       <w:adjustRightInd w:val="0"/>
       <w:snapToGrid w:val="0"/>
       <w:spacing w:before="480" w:line="100" w:lineRule="exact"/>
+      <w:jc w:val="left"/>
       <w:rPr>
         <w:i/>
         <w:sz w:val="16"/>
@@ -12829,10 +14011,13 @@
       <w:tabs>
         <w:tab w:val="right" w:pos="10466"/>
       </w:tabs>
+      <w:adjustRightInd w:val="0"/>
+      <w:snapToGrid w:val="0"/>
       <w:spacing w:line="240" w:lineRule="auto"/>
       <w:rPr>
         <w:sz w:val="16"/>
         <w:szCs w:val="16"/>
+        <w:lang w:val="it-IT"/>
       </w:rPr>
     </w:pPr>
     <w:r>
@@ -12840,29 +14025,36 @@
         <w:i/>
         <w:sz w:val="16"/>
         <w:szCs w:val="16"/>
+        <w:lang w:val="it-IT"/>
       </w:rPr>
-      <w:t>IoT</w:t>
+      <w:t>AI</w:t>
     </w:r>
     <w:r>
       <w:rPr>
         <w:sz w:val="16"/>
         <w:szCs w:val="16"/>
+        <w:lang w:val="it-IT"/>
       </w:rPr>
       <w:t xml:space="preserve"> </w:t>
     </w:r>
     <w:r>
       <w:rPr>
         <w:b/>
+        <w:bCs/>
+        <w:iCs/>
         <w:sz w:val="16"/>
         <w:szCs w:val="16"/>
+        <w:lang w:val="it-IT"/>
       </w:rPr>
       <w:t>2026</w:t>
     </w:r>
     <w:r>
       <w:rPr>
         <w:bCs/>
+        <w:iCs/>
         <w:sz w:val="16"/>
         <w:szCs w:val="16"/>
+        <w:lang w:val="it-IT"/>
       </w:rPr>
       <w:t>,</w:t>
     </w:r>
@@ -12870,8 +14062,10 @@
       <w:rPr>
         <w:bCs/>
         <w:i/>
+        <w:iCs/>
         <w:sz w:val="16"/>
         <w:szCs w:val="16"/>
+        <w:lang w:val="it-IT"/>
       </w:rPr>
       <w:t xml:space="preserve"> </w:t>
     </w:r>
@@ -12879,24 +14073,32 @@
       <w:rPr>
         <w:bCs/>
         <w:i/>
+        <w:iCs/>
         <w:sz w:val="16"/>
         <w:szCs w:val="16"/>
+        <w:lang w:val="it-IT"/>
       </w:rPr>
       <w:t>7</w:t>
     </w:r>
     <w:r>
       <w:rPr>
         <w:bCs/>
+        <w:iCs/>
         <w:sz w:val="16"/>
         <w:szCs w:val="16"/>
+        <w:lang w:val="it-IT"/>
       </w:rPr>
       <w:t xml:space="preserve">, </w:t>
     </w:r>
+    <w:bookmarkStart w:id="16" w:name="OLE_LINK6"/>
+    <w:bookmarkStart w:id="17" w:name="OLE_LINK7"/>
     <w:r>
       <w:rPr>
         <w:bCs/>
+        <w:iCs/>
         <w:sz w:val="16"/>
         <w:szCs w:val="16"/>
+        <w:lang w:val="it-IT"/>
       </w:rPr>
       <w:t>x</w:t>
     </w:r>
@@ -12904,13 +14106,17 @@
       <w:rPr>
         <w:sz w:val="16"/>
         <w:szCs w:val="16"/>
+        <w:lang w:val="it-IT"/>
       </w:rPr>
       <w:tab/>
     </w:r>
+    <w:bookmarkEnd w:id="16"/>
+    <w:bookmarkEnd w:id="17"/>
     <w:r>
       <w:rPr>
         <w:sz w:val="16"/>
         <w:szCs w:val="16"/>
+        <w:lang w:val="it-IT"/>
       </w:rPr>
       <w:t>https://doi.org/10.3390/xxxxx</w:t>
     </w:r>
@@ -12974,12 +14180,13 @@
       <w:rPr>
         <w:i/>
         <w:sz w:val="16"/>
+        <w:szCs w:val="16"/>
       </w:rPr>
-      <w:t>IoT</w:t>
+      <w:t>AI</w:t>
     </w:r>
     <w:r>
       <w:rPr>
-        <w:b/>
+        <w:i/>
         <w:sz w:val="16"/>
       </w:rPr>
       <w:t xml:space="preserve"> </w:t>
@@ -13099,7 +14306,7 @@
       <w:rPr>
         <w:sz w:val="16"/>
       </w:rPr>
-      <w:t>8</w:t>
+      <w:t>7</w:t>
     </w:r>
     <w:r>
       <w:rPr>
@@ -13161,23 +14368,23 @@
             </w:pBdr>
             <w:jc w:val="left"/>
             <w:rPr>
-              <w:rFonts w:eastAsia="等线"/>
+              <w:rFonts w:eastAsia="DengXian"/>
               <w:b/>
               <w:bCs/>
             </w:rPr>
           </w:pPr>
           <w:r>
             <w:rPr>
-              <w:rFonts w:eastAsia="等线"/>
+              <w:rFonts w:eastAsia="DengXian"/>
               <w:b/>
               <w:bCs/>
               <w:noProof/>
             </w:rPr>
             <w:drawing>
-              <wp:inline distT="0" distB="0" distL="0" distR="0" wp14:anchorId="0239CEF3" wp14:editId="247ED866">
-                <wp:extent cx="839314" cy="432000"/>
+              <wp:inline distT="0" distB="0" distL="0" distR="0" wp14:anchorId="0E0F939A" wp14:editId="34A0641E">
+                <wp:extent cx="821408" cy="432000"/>
                 <wp:effectExtent l="0" t="0" r="0" b="6350"/>
-                <wp:docPr id="1865097153" name="Picture 1"/>
+                <wp:docPr id="1033179031" name="Picture 1"/>
                 <wp:cNvGraphicFramePr>
                   <a:graphicFrameLocks xmlns:a="http://schemas.openxmlformats.org/drawingml/2006/main" noChangeAspect="1"/>
                 </wp:cNvGraphicFramePr>
@@ -13185,7 +14392,7 @@
                   <a:graphicData uri="http://schemas.openxmlformats.org/drawingml/2006/picture">
                     <pic:pic xmlns:pic="http://schemas.openxmlformats.org/drawingml/2006/picture">
                       <pic:nvPicPr>
-                        <pic:cNvPr id="1865097153" name=""/>
+                        <pic:cNvPr id="1033179031" name=""/>
                         <pic:cNvPicPr/>
                       </pic:nvPicPr>
                       <pic:blipFill>
@@ -13197,7 +14404,7 @@
                       <pic:spPr>
                         <a:xfrm>
                           <a:off x="0" y="0"/>
-                          <a:ext cx="839314" cy="432000"/>
+                          <a:ext cx="821408" cy="432000"/>
                         </a:xfrm>
                         <a:prstGeom prst="rect">
                           <a:avLst/>
@@ -13223,7 +14430,7 @@
               <w:bottom w:val="none" w:sz="0" w:space="0" w:color="auto"/>
             </w:pBdr>
             <w:rPr>
-              <w:rFonts w:eastAsia="等线"/>
+              <w:rFonts w:eastAsia="DengXian"/>
               <w:b/>
               <w:bCs/>
             </w:rPr>
@@ -13243,29 +14450,29 @@
             </w:pBdr>
             <w:jc w:val="right"/>
             <w:rPr>
-              <w:rFonts w:eastAsia="等线"/>
+              <w:rFonts w:eastAsia="DengXian"/>
               <w:b/>
               <w:bCs/>
             </w:rPr>
           </w:pPr>
           <w:r>
             <w:rPr>
-              <w:rFonts w:eastAsia="等线"/>
+              <w:rFonts w:eastAsia="DengXian"/>
               <w:b/>
               <w:bCs/>
               <w:noProof/>
             </w:rPr>
             <w:drawing>
-              <wp:inline distT="0" distB="0" distL="0" distR="0" wp14:anchorId="07C34F4A" wp14:editId="78196ADE">
+              <wp:inline distT="0" distB="0" distL="0" distR="0" wp14:anchorId="05DC0250" wp14:editId="0567BA35">
                 <wp:extent cx="540000" cy="360000"/>
                 <wp:effectExtent l="0" t="0" r="0" b="2540"/>
-                <wp:docPr id="1284081152" name="Picture 1"/>
+                <wp:docPr id="358920941" name="Picture 1"/>
                 <wp:cNvGraphicFramePr/>
                 <a:graphic xmlns:a="http://schemas.openxmlformats.org/drawingml/2006/main">
                   <a:graphicData uri="http://schemas.openxmlformats.org/drawingml/2006/picture">
                     <pic:pic xmlns:pic="http://schemas.openxmlformats.org/drawingml/2006/picture">
                       <pic:nvPicPr>
-                        <pic:cNvPr id="1284081152" name=""/>
+                        <pic:cNvPr id="358920941" name=""/>
                         <pic:cNvPicPr/>
                       </pic:nvPicPr>
                       <pic:blipFill>
@@ -13310,104 +14517,114 @@
 <file path=word/numbering.xml><?xml version="1.0" encoding="utf-8"?>
 <w:numbering xmlns:wpc="http://schemas.microsoft.com/office/word/2010/wordprocessingCanvas" xmlns:cx="http://schemas.microsoft.com/office/drawing/2014/chartex" xmlns:cx1="http://schemas.microsoft.com/office/drawing/2015/9/8/chartex" xmlns:cx2="http://schemas.microsoft.com/office/drawing/2015/10/21/chartex" xmlns:cx3="http://schemas.microsoft.com/office/drawing/2016/5/9/chartex" xmlns:cx4="http://schemas.microsoft.com/office/drawing/2016/5/10/chartex" xmlns:cx5="http://schemas.microsoft.com/office/drawing/2016/5/11/chartex" xmlns:cx6="http://schemas.microsoft.com/office/drawing/2016/5/12/chartex" xmlns:cx7="http://schemas.microsoft.com/office/drawing/2016/5/13/chartex" xmlns:cx8="http://schemas.microsoft.com/office/drawing/2016/5/14/chartex" xmlns:mc="http://schemas.openxmlformats.org/markup-compatibility/2006" xmlns:aink="http://schemas.microsoft.com/office/drawing/2016/ink" xmlns:am3d="http://schemas.microsoft.com/office/drawing/2017/model3d" xmlns:o="urn:schemas-microsoft-com:office:office" xmlns:oel="http://schemas.microsoft.com/office/2019/extlst" xmlns:r="http://schemas.openxmlformats.org/officeDocument/2006/relationships" xmlns:m="http://schemas.openxmlformats.org/officeDocument/2006/math" xmlns:v="urn:schemas-microsoft-com:vml" xmlns:wp14="http://schemas.microsoft.com/office/word/2010/wordprocessingDrawing" xmlns:wp="http://schemas.openxmlformats.org/drawingml/2006/wordprocessingDrawing" xmlns:w10="urn:schemas-microsoft-com:office:word" xmlns:w="http://schemas.openxmlformats.org/wordprocessingml/2006/main" xmlns:w14="http://schemas.microsoft.com/office/word/2010/wordml" xmlns:w15="http://schemas.microsoft.com/office/word/2012/wordml" xmlns:w16cex="http://schemas.microsoft.com/office/word/2018/wordml/cex" xmlns:w16cid="http://schemas.microsoft.com/office/word/2016/wordml/cid" xmlns:w16="http://schemas.microsoft.com/office/word/2018/wordml" xmlns:w16du="http://schemas.microsoft.com/office/word/2023/wordml/word16du" xmlns:w16sdtdh="http://schemas.microsoft.com/office/word/2020/wordml/sdtdatahash" xmlns:w16sdtfl="http://schemas.microsoft.com/office/word/2024/wordml/sdtformatlock" xmlns:w16se="http://schemas.microsoft.com/office/word/2015/wordml/symex" xmlns:wpg="http://schemas.microsoft.com/office/word/2010/wordprocessingGroup" xmlns:wpi="http://schemas.microsoft.com/office/word/2010/wordprocessingInk" xmlns:wne="http://schemas.microsoft.com/office/word/2006/wordml" xmlns:wps="http://schemas.microsoft.com/office/word/2010/wordprocessingShape" mc:Ignorable="w14 w15 w16se w16cid w16 w16cex w16sdtdh w16sdtfl w16du wp14">
   <w:abstractNum w:abstractNumId="0" w15:restartNumberingAfterBreak="0">
-    <w:nsid w:val="0D03631B"/>
-    <w:multiLevelType w:val="hybridMultilevel"/>
-    <w:tmpl w:val="8DD6EEDE"/>
-    <w:lvl w:ilvl="0" w:tplc="93A6F1DE">
-      <w:start w:val="1"/>
-      <w:numFmt w:val="decimal"/>
-      <w:lvlRestart w:val="0"/>
-      <w:pStyle w:val="MDPI81references"/>
-      <w:lvlText w:val="%1."/>
+    <w:nsid w:val="0000A991"/>
+    <w:multiLevelType w:val="multilevel"/>
+    <w:tmpl w:val="9CFE44B6"/>
+    <w:lvl w:ilvl="0">
+      <w:numFmt w:val="bullet"/>
+      <w:lvlText w:val=""/>
       <w:lvlJc w:val="left"/>
       <w:pPr>
-        <w:ind w:left="425" w:hanging="425"/>
+        <w:ind w:left="720" w:hanging="360"/>
       </w:pPr>
       <w:rPr>
-        <w:b w:val="0"/>
-        <w:i w:val="0"/>
-        <w:sz w:val="20"/>
-        <w:vertAlign w:val="baseline"/>
+        <w:rFonts w:ascii="Symbol" w:hAnsi="Symbol" w:cs="Symbol" w:hint="default"/>
       </w:rPr>
     </w:lvl>
-    <w:lvl w:ilvl="1" w:tplc="04090019" w:tentative="1">
-      <w:start w:val="1"/>
-      <w:numFmt w:val="lowerLetter"/>
-      <w:lvlText w:val="%2."/>
+    <w:lvl w:ilvl="1">
+      <w:numFmt w:val="bullet"/>
+      <w:lvlText w:val="o"/>
       <w:lvlJc w:val="left"/>
       <w:pPr>
         <w:ind w:left="1440" w:hanging="360"/>
       </w:pPr>
+      <w:rPr>
+        <w:rFonts w:ascii="Courier New" w:hAnsi="Courier New" w:cs="Courier New" w:hint="default"/>
+      </w:rPr>
     </w:lvl>
-    <w:lvl w:ilvl="2" w:tplc="0409001B" w:tentative="1">
-      <w:start w:val="1"/>
-      <w:numFmt w:val="lowerRoman"/>
-      <w:lvlText w:val="%3."/>
-      <w:lvlJc w:val="right"/>
-      <w:pPr>
-        <w:ind w:left="2160" w:hanging="180"/>
-      </w:pPr>
+    <w:lvl w:ilvl="2">
+      <w:numFmt w:val="bullet"/>
+      <w:lvlText w:val=""/>
+      <w:lvlJc w:val="left"/>
+      <w:pPr>
+        <w:ind w:left="2160" w:hanging="360"/>
+      </w:pPr>
+      <w:rPr>
+        <w:rFonts w:ascii="Wingdings" w:hAnsi="Wingdings" w:cs="Wingdings" w:hint="default"/>
+      </w:rPr>
     </w:lvl>
-    <w:lvl w:ilvl="3" w:tplc="0409000F" w:tentative="1">
-      <w:start w:val="1"/>
-      <w:numFmt w:val="decimal"/>
-      <w:lvlText w:val="%4."/>
+    <w:lvl w:ilvl="3">
+      <w:numFmt w:val="bullet"/>
+      <w:lvlText w:val=""/>
       <w:lvlJc w:val="left"/>
       <w:pPr>
         <w:ind w:left="2880" w:hanging="360"/>
       </w:pPr>
+      <w:rPr>
+        <w:rFonts w:ascii="Symbol" w:hAnsi="Symbol" w:cs="Symbol" w:hint="default"/>
+      </w:rPr>
     </w:lvl>
-    <w:lvl w:ilvl="4" w:tplc="04090019" w:tentative="1">
-      <w:start w:val="1"/>
-      <w:numFmt w:val="lowerLetter"/>
-      <w:lvlText w:val="%5."/>
+    <w:lvl w:ilvl="4">
+      <w:numFmt w:val="bullet"/>
+      <w:lvlText w:val="o"/>
       <w:lvlJc w:val="left"/>
       <w:pPr>
         <w:ind w:left="3600" w:hanging="360"/>
       </w:pPr>
+      <w:rPr>
+        <w:rFonts w:ascii="Courier New" w:hAnsi="Courier New" w:cs="Courier New" w:hint="default"/>
+      </w:rPr>
     </w:lvl>
-    <w:lvl w:ilvl="5" w:tplc="0409001B" w:tentative="1">
-      <w:start w:val="1"/>
-      <w:numFmt w:val="lowerRoman"/>
-      <w:lvlText w:val="%6."/>
-      <w:lvlJc w:val="right"/>
-      <w:pPr>
-        <w:ind w:left="4320" w:hanging="180"/>
-      </w:pPr>
+    <w:lvl w:ilvl="5">
+      <w:numFmt w:val="bullet"/>
+      <w:lvlText w:val=""/>
+      <w:lvlJc w:val="left"/>
+      <w:pPr>
+        <w:ind w:left="4320" w:hanging="360"/>
+      </w:pPr>
+      <w:rPr>
+        <w:rFonts w:ascii="Wingdings" w:hAnsi="Wingdings" w:cs="Wingdings" w:hint="default"/>
+      </w:rPr>
     </w:lvl>
-    <w:lvl w:ilvl="6" w:tplc="0409000F" w:tentative="1">
-      <w:start w:val="1"/>
-      <w:numFmt w:val="decimal"/>
-      <w:lvlText w:val="%7."/>
+    <w:lvl w:ilvl="6">
+      <w:numFmt w:val="bullet"/>
+      <w:lvlText w:val=""/>
       <w:lvlJc w:val="left"/>
       <w:pPr>
         <w:ind w:left="5040" w:hanging="360"/>
       </w:pPr>
+      <w:rPr>
+        <w:rFonts w:ascii="Symbol" w:hAnsi="Symbol" w:cs="Symbol" w:hint="default"/>
+      </w:rPr>
     </w:lvl>
-    <w:lvl w:ilvl="7" w:tplc="04090019" w:tentative="1">
-      <w:start w:val="1"/>
-      <w:numFmt w:val="lowerLetter"/>
-      <w:lvlText w:val="%8."/>
+    <w:lvl w:ilvl="7">
+      <w:numFmt w:val="bullet"/>
+      <w:lvlText w:val="o"/>
       <w:lvlJc w:val="left"/>
       <w:pPr>
         <w:ind w:left="5760" w:hanging="360"/>
       </w:pPr>
+      <w:rPr>
+        <w:rFonts w:ascii="Courier New" w:hAnsi="Courier New" w:cs="Courier New" w:hint="default"/>
+      </w:rPr>
     </w:lvl>
-    <w:lvl w:ilvl="8" w:tplc="0409001B" w:tentative="1">
-      <w:start w:val="1"/>
-      <w:numFmt w:val="lowerRoman"/>
-      <w:lvlText w:val="%9."/>
-      <w:lvlJc w:val="right"/>
-      <w:pPr>
-        <w:ind w:left="6480" w:hanging="180"/>
-      </w:pPr>
+    <w:lvl w:ilvl="8">
+      <w:numFmt w:val="bullet"/>
+      <w:lvlText w:val=""/>
+      <w:lvlJc w:val="left"/>
+      <w:pPr>
+        <w:ind w:left="6480" w:hanging="360"/>
+      </w:pPr>
+      <w:rPr>
+        <w:rFonts w:ascii="Wingdings" w:hAnsi="Wingdings" w:cs="Wingdings" w:hint="default"/>
+      </w:rPr>
     </w:lvl>
   </w:abstractNum>
   <w:abstractNum w:abstractNumId="1" w15:restartNumberingAfterBreak="0">
     <w:nsid w:val="18B468F5"/>
     <w:multiLevelType w:val="hybridMultilevel"/>
-    <w:tmpl w:val="7FB0FCC0"/>
-    <w:lvl w:ilvl="0" w:tplc="4CA01816">
+    <w:tmpl w:val="C81A4C24"/>
+    <w:lvl w:ilvl="0" w:tplc="F20428A0">
       <w:start w:val="1"/>
       <w:numFmt w:val="bullet"/>
       <w:lvlRestart w:val="0"/>
@@ -13987,10 +15204,10 @@
     </w:lvl>
   </w:abstractNum>
   <w:abstractNum w:abstractNumId="7" w15:restartNumberingAfterBreak="0">
-    <w:nsid w:val="36DC520E"/>
+    <w:nsid w:val="430F555F"/>
     <w:multiLevelType w:val="hybridMultilevel"/>
-    <w:tmpl w:val="8668CE68"/>
-    <w:lvl w:ilvl="0" w:tplc="5A90BB5E">
+    <w:tmpl w:val="E27C7240"/>
+    <w:lvl w:ilvl="0" w:tplc="5CEE7B68">
       <w:start w:val="1"/>
       <w:numFmt w:val="decimal"/>
       <w:lvlRestart w:val="0"/>
@@ -14261,10 +15478,10 @@
     </w:lvl>
   </w:abstractNum>
   <w:abstractNum w:abstractNumId="10" w15:restartNumberingAfterBreak="0">
-    <w:nsid w:val="618326A2"/>
+    <w:nsid w:val="61E737F1"/>
     <w:multiLevelType w:val="hybridMultilevel"/>
-    <w:tmpl w:val="B644D85C"/>
-    <w:lvl w:ilvl="0" w:tplc="11D0A648">
+    <w:tmpl w:val="5A34D26A"/>
+    <w:lvl w:ilvl="0" w:tplc="75E67D46">
       <w:start w:val="1"/>
       <w:numFmt w:val="decimal"/>
       <w:lvlRestart w:val="0"/>
@@ -14445,16 +15662,131 @@
       </w:pPr>
     </w:lvl>
   </w:abstractNum>
-  <w:num w:numId="1" w16cid:durableId="2002275560">
+  <w:abstractNum w:abstractNumId="12" w15:restartNumberingAfterBreak="0">
+    <w:nsid w:val="778E5242"/>
+    <w:multiLevelType w:val="hybridMultilevel"/>
+    <w:tmpl w:val="8012B1C4"/>
+    <w:lvl w:ilvl="0" w:tplc="13C0F86A">
+      <w:start w:val="1"/>
+      <w:numFmt w:val="decimal"/>
+      <w:lvlRestart w:val="0"/>
+      <w:pStyle w:val="MDPI81references"/>
+      <w:lvlText w:val="%1."/>
+      <w:lvlJc w:val="left"/>
+      <w:pPr>
+        <w:ind w:left="425" w:hanging="425"/>
+      </w:pPr>
+      <w:rPr>
+        <w:b w:val="0"/>
+        <w:i w:val="0"/>
+        <w:sz w:val="20"/>
+        <w:vertAlign w:val="baseline"/>
+      </w:rPr>
+    </w:lvl>
+    <w:lvl w:ilvl="1" w:tplc="04090019" w:tentative="1">
+      <w:start w:val="1"/>
+      <w:numFmt w:val="lowerLetter"/>
+      <w:lvlText w:val="%2."/>
+      <w:lvlJc w:val="left"/>
+      <w:pPr>
+        <w:ind w:left="1440" w:hanging="360"/>
+      </w:pPr>
+    </w:lvl>
+    <w:lvl w:ilvl="2" w:tplc="0409001B" w:tentative="1">
+      <w:start w:val="1"/>
+      <w:numFmt w:val="lowerRoman"/>
+      <w:lvlText w:val="%3."/>
+      <w:lvlJc w:val="right"/>
+      <w:pPr>
+        <w:ind w:left="2160" w:hanging="180"/>
+      </w:pPr>
+    </w:lvl>
+    <w:lvl w:ilvl="3" w:tplc="0409000F" w:tentative="1">
+      <w:start w:val="1"/>
+      <w:numFmt w:val="decimal"/>
+      <w:lvlText w:val="%4."/>
+      <w:lvlJc w:val="left"/>
+      <w:pPr>
+        <w:ind w:left="2880" w:hanging="360"/>
+      </w:pPr>
+    </w:lvl>
+    <w:lvl w:ilvl="4" w:tplc="04090019" w:tentative="1">
+      <w:start w:val="1"/>
+      <w:numFmt w:val="lowerLetter"/>
+      <w:lvlText w:val="%5."/>
+      <w:lvlJc w:val="left"/>
+      <w:pPr>
+        <w:ind w:left="3600" w:hanging="360"/>
+      </w:pPr>
+    </w:lvl>
+    <w:lvl w:ilvl="5" w:tplc="0409001B" w:tentative="1">
+      <w:start w:val="1"/>
+      <w:numFmt w:val="lowerRoman"/>
+      <w:lvlText w:val="%6."/>
+      <w:lvlJc w:val="right"/>
+      <w:pPr>
+        <w:ind w:left="4320" w:hanging="180"/>
+      </w:pPr>
+    </w:lvl>
+    <w:lvl w:ilvl="6" w:tplc="0409000F" w:tentative="1">
+      <w:start w:val="1"/>
+      <w:numFmt w:val="decimal"/>
+      <w:lvlText w:val="%7."/>
+      <w:lvlJc w:val="left"/>
+      <w:pPr>
+        <w:ind w:left="5040" w:hanging="360"/>
+      </w:pPr>
+    </w:lvl>
+    <w:lvl w:ilvl="7" w:tplc="04090019" w:tentative="1">
+      <w:start w:val="1"/>
+      <w:numFmt w:val="lowerLetter"/>
+      <w:lvlText w:val="%8."/>
+      <w:lvlJc w:val="left"/>
+      <w:pPr>
+        <w:ind w:left="5760" w:hanging="360"/>
+      </w:pPr>
+    </w:lvl>
+    <w:lvl w:ilvl="8" w:tplc="0409001B" w:tentative="1">
+      <w:start w:val="1"/>
+      <w:numFmt w:val="lowerRoman"/>
+      <w:lvlText w:val="%9."/>
+      <w:lvlJc w:val="right"/>
+      <w:pPr>
+        <w:ind w:left="6480" w:hanging="180"/>
+      </w:pPr>
+    </w:lvl>
+  </w:abstractNum>
+  <w:num w:numId="1" w16cid:durableId="1873377222">
     <w:abstractNumId w:val="4"/>
   </w:num>
-  <w:num w:numId="2" w16cid:durableId="2137989968">
+  <w:num w:numId="2" w16cid:durableId="964432981">
     <w:abstractNumId w:val="6"/>
   </w:num>
-  <w:num w:numId="3" w16cid:durableId="697049262">
+  <w:num w:numId="3" w16cid:durableId="1716079798">
     <w:abstractNumId w:val="3"/>
   </w:num>
-  <w:num w:numId="4" w16cid:durableId="591551819">
+  <w:num w:numId="4" w16cid:durableId="500969567">
+    <w:abstractNumId w:val="5"/>
+  </w:num>
+  <w:num w:numId="5" w16cid:durableId="823357956">
+    <w:abstractNumId w:val="9"/>
+  </w:num>
+  <w:num w:numId="6" w16cid:durableId="1737628721">
+    <w:abstractNumId w:val="2"/>
+  </w:num>
+  <w:num w:numId="7" w16cid:durableId="792141845">
+    <w:abstractNumId w:val="9"/>
+  </w:num>
+  <w:num w:numId="8" w16cid:durableId="2071879956">
+    <w:abstractNumId w:val="2"/>
+  </w:num>
+  <w:num w:numId="9" w16cid:durableId="1085030395">
+    <w:abstractNumId w:val="9"/>
+  </w:num>
+  <w:num w:numId="10" w16cid:durableId="778646594">
+    <w:abstractNumId w:val="2"/>
+  </w:num>
+  <w:num w:numId="11" w16cid:durableId="1911503885">
     <w:abstractNumId w:val="3"/>
     <w:lvlOverride w:ilvl="0">
       <w:startOverride w:val="1"/>
@@ -14484,61 +15816,43 @@
       <w:startOverride w:val="1"/>
     </w:lvlOverride>
   </w:num>
-  <w:num w:numId="5" w16cid:durableId="370886843">
-    <w:abstractNumId w:val="5"/>
+  <w:num w:numId="12" w16cid:durableId="170342652">
+    <w:abstractNumId w:val="11"/>
   </w:num>
-  <w:num w:numId="6" w16cid:durableId="1450933873">
+  <w:num w:numId="13" w16cid:durableId="2003655984">
     <w:abstractNumId w:val="9"/>
   </w:num>
-  <w:num w:numId="7" w16cid:durableId="1706367409">
+  <w:num w:numId="14" w16cid:durableId="109788721">
     <w:abstractNumId w:val="2"/>
   </w:num>
-  <w:num w:numId="8" w16cid:durableId="1052120146">
+  <w:num w:numId="15" w16cid:durableId="337007409">
+    <w:abstractNumId w:val="1"/>
+  </w:num>
+  <w:num w:numId="16" w16cid:durableId="1133984604">
+    <w:abstractNumId w:val="8"/>
+  </w:num>
+  <w:num w:numId="17" w16cid:durableId="725877451">
+    <w:abstractNumId w:val="1"/>
+  </w:num>
+  <w:num w:numId="18" w16cid:durableId="1122262491">
     <w:abstractNumId w:val="9"/>
   </w:num>
-  <w:num w:numId="9" w16cid:durableId="8989770">
+  <w:num w:numId="19" w16cid:durableId="498236943">
     <w:abstractNumId w:val="2"/>
   </w:num>
-  <w:num w:numId="10" w16cid:durableId="1232421305">
-    <w:abstractNumId w:val="9"/>
-  </w:num>
-  <w:num w:numId="11" w16cid:durableId="1801075917">
-    <w:abstractNumId w:val="2"/>
-  </w:num>
-  <w:num w:numId="12" w16cid:durableId="122385880">
-    <w:abstractNumId w:val="11"/>
-  </w:num>
-  <w:num w:numId="13" w16cid:durableId="1059474638">
-    <w:abstractNumId w:val="9"/>
-  </w:num>
-  <w:num w:numId="14" w16cid:durableId="2089224836">
-    <w:abstractNumId w:val="2"/>
-  </w:num>
-  <w:num w:numId="15" w16cid:durableId="303199159">
+  <w:num w:numId="20" w16cid:durableId="193858186">
     <w:abstractNumId w:val="1"/>
   </w:num>
-  <w:num w:numId="16" w16cid:durableId="179128820">
-    <w:abstractNumId w:val="8"/>
-  </w:num>
-  <w:num w:numId="17" w16cid:durableId="559294913">
-    <w:abstractNumId w:val="0"/>
-  </w:num>
-  <w:num w:numId="18" w16cid:durableId="1752962922">
-    <w:abstractNumId w:val="9"/>
-  </w:num>
-  <w:num w:numId="19" w16cid:durableId="159085575">
-    <w:abstractNumId w:val="2"/>
-  </w:num>
-  <w:num w:numId="20" w16cid:durableId="1521892478">
-    <w:abstractNumId w:val="1"/>
-  </w:num>
-  <w:num w:numId="21" w16cid:durableId="227107955">
+  <w:num w:numId="21" w16cid:durableId="1641961409">
     <w:abstractNumId w:val="7"/>
   </w:num>
-  <w:num w:numId="22" w16cid:durableId="577208175">
+  <w:num w:numId="22" w16cid:durableId="1481918066">
     <w:abstractNumId w:val="10"/>
   </w:num>
-  <w:num w:numId="23" w16cid:durableId="257367607">
+  <w:num w:numId="23" w16cid:durableId="1887596170">
+    <w:abstractNumId w:val="12"/>
+  </w:num>
+  <w:num w:numId="24" w16cid:durableId="1045448757">
     <w:abstractNumId w:val="0"/>
   </w:num>
 </w:numbering>
@@ -14549,7 +15863,7 @@
   <w:docDefaults>
     <w:rPrDefault>
       <w:rPr>
-        <w:rFonts w:ascii="Calibri" w:eastAsia="宋体" w:hAnsi="Calibri" w:cs="Times New Roman"/>
+        <w:rFonts w:ascii="Calibri" w:eastAsia="SimSun" w:hAnsi="Calibri" w:cs="Times New Roman"/>
         <w:lang w:val="en-US" w:eastAsia="zh-CN" w:bidi="ar-SA"/>
       </w:rPr>
     </w:rPrDefault>
@@ -14622,7 +15936,7 @@
     <w:lsdException w:name="Closing" w:semiHidden="1" w:unhideWhenUsed="1"/>
     <w:lsdException w:name="Signature" w:semiHidden="1" w:unhideWhenUsed="1"/>
     <w:lsdException w:name="Default Paragraph Font" w:semiHidden="1" w:uiPriority="1" w:unhideWhenUsed="1"/>
-    <w:lsdException w:name="Body Text" w:semiHidden="1" w:uiPriority="0" w:unhideWhenUsed="1"/>
+    <w:lsdException w:name="Body Text" w:semiHidden="1" w:unhideWhenUsed="1"/>
     <w:lsdException w:name="Body Text Indent" w:semiHidden="1" w:unhideWhenUsed="1"/>
     <w:lsdException w:name="List Continue" w:semiHidden="1" w:unhideWhenUsed="1"/>
     <w:lsdException w:name="List Continue 2" w:semiHidden="1" w:unhideWhenUsed="1"/>
@@ -14936,7 +16250,7 @@
   <w:style w:type="paragraph" w:default="1" w:styleId="Normal">
     <w:name w:val="Normal"/>
     <w:qFormat/>
-    <w:rsid w:val="00BE70EC"/>
+    <w:rsid w:val="007E326C"/>
     <w:pPr>
       <w:spacing w:line="280" w:lineRule="atLeast"/>
       <w:jc w:val="both"/>
@@ -14977,7 +16291,7 @@
     <w:name w:val="MDPI_1.1_article_type"/>
     <w:next w:val="Normal"/>
     <w:qFormat/>
-    <w:rsid w:val="00BE70EC"/>
+    <w:rsid w:val="007E326C"/>
     <w:pPr>
       <w:adjustRightInd w:val="0"/>
       <w:snapToGrid w:val="0"/>
@@ -14996,7 +16310,7 @@
     <w:name w:val="MDPI_1.2_title"/>
     <w:next w:val="Normal"/>
     <w:qFormat/>
-    <w:rsid w:val="00BE70EC"/>
+    <w:rsid w:val="007E326C"/>
     <w:pPr>
       <w:adjustRightInd w:val="0"/>
       <w:snapToGrid w:val="0"/>
@@ -15015,7 +16329,7 @@
     <w:name w:val="MDPI_1.3_authornames"/>
     <w:next w:val="Normal"/>
     <w:qFormat/>
-    <w:rsid w:val="00BE70EC"/>
+    <w:rsid w:val="007E326C"/>
     <w:pPr>
       <w:adjustRightInd w:val="0"/>
       <w:snapToGrid w:val="0"/>
@@ -15034,7 +16348,7 @@
     <w:basedOn w:val="Normal"/>
     <w:next w:val="Normal"/>
     <w:qFormat/>
-    <w:rsid w:val="00BE70EC"/>
+    <w:rsid w:val="007E326C"/>
     <w:pPr>
       <w:adjustRightInd w:val="0"/>
       <w:snapToGrid w:val="0"/>
@@ -15051,7 +16365,7 @@
   <w:style w:type="paragraph" w:customStyle="1" w:styleId="MDPI16affiliation">
     <w:name w:val="MDPI_1.6_affiliation"/>
     <w:qFormat/>
-    <w:rsid w:val="00BE70EC"/>
+    <w:rsid w:val="007E326C"/>
     <w:pPr>
       <w:adjustRightInd w:val="0"/>
       <w:snapToGrid w:val="0"/>
@@ -15070,7 +16384,7 @@
     <w:name w:val="MDPI_1.7_abstract"/>
     <w:next w:val="Normal"/>
     <w:qFormat/>
-    <w:rsid w:val="00BE70EC"/>
+    <w:rsid w:val="007E326C"/>
     <w:pPr>
       <w:adjustRightInd w:val="0"/>
       <w:snapToGrid w:val="0"/>
@@ -15089,7 +16403,7 @@
     <w:name w:val="MDPI_1.8_keywords"/>
     <w:next w:val="Normal"/>
     <w:qFormat/>
-    <w:rsid w:val="00BE70EC"/>
+    <w:rsid w:val="007E326C"/>
     <w:pPr>
       <w:adjustRightInd w:val="0"/>
       <w:snapToGrid w:val="0"/>
@@ -15108,7 +16422,7 @@
   <w:style w:type="paragraph" w:customStyle="1" w:styleId="MDPI19line">
     <w:name w:val="MDPI_1.9_line"/>
     <w:qFormat/>
-    <w:rsid w:val="00BE70EC"/>
+    <w:rsid w:val="007E326C"/>
     <w:pPr>
       <w:pBdr>
         <w:bottom w:val="single" w:sz="6" w:space="1" w:color="auto"/>
@@ -15126,42 +16440,12 @@
       <w:lang w:eastAsia="de-DE" w:bidi="en-US"/>
     </w:rPr>
   </w:style>
-  <w:style w:type="paragraph" w:styleId="Footer">
-    <w:name w:val="footer"/>
-    <w:basedOn w:val="Normal"/>
-    <w:link w:val="FooterChar"/>
-    <w:uiPriority w:val="99"/>
-    <w:rsid w:val="00BE70EC"/>
-    <w:pPr>
-      <w:tabs>
-        <w:tab w:val="center" w:pos="4153"/>
-        <w:tab w:val="right" w:pos="8306"/>
-      </w:tabs>
-      <w:snapToGrid w:val="0"/>
-      <w:spacing w:line="240" w:lineRule="atLeast"/>
-    </w:pPr>
-    <w:rPr>
-      <w:szCs w:val="18"/>
-    </w:rPr>
-  </w:style>
-  <w:style w:type="character" w:customStyle="1" w:styleId="FooterChar">
-    <w:name w:val="Footer Char"/>
-    <w:link w:val="Footer"/>
-    <w:uiPriority w:val="99"/>
-    <w:rsid w:val="00BE70EC"/>
-    <w:rPr>
-      <w:rFonts w:ascii="Palatino Linotype" w:hAnsi="Palatino Linotype"/>
-      <w:noProof/>
-      <w:color w:val="000000"/>
-      <w:szCs w:val="18"/>
-    </w:rPr>
-  </w:style>
   <w:style w:type="paragraph" w:styleId="Header">
     <w:name w:val="header"/>
     <w:basedOn w:val="Normal"/>
     <w:link w:val="HeaderChar"/>
     <w:uiPriority w:val="99"/>
-    <w:rsid w:val="00BE70EC"/>
+    <w:rsid w:val="007E326C"/>
     <w:pPr>
       <w:pBdr>
         <w:bottom w:val="single" w:sz="6" w:space="1" w:color="auto"/>
@@ -15182,7 +16466,7 @@
     <w:name w:val="Header Char"/>
     <w:link w:val="Header"/>
     <w:uiPriority w:val="99"/>
-    <w:rsid w:val="00BE70EC"/>
+    <w:rsid w:val="007E326C"/>
     <w:rPr>
       <w:rFonts w:ascii="Palatino Linotype" w:hAnsi="Palatino Linotype"/>
       <w:noProof/>
@@ -15194,7 +16478,7 @@
     <w:name w:val="MDPI_3.2_text_no_indent"/>
     <w:basedOn w:val="MDPI31text"/>
     <w:qFormat/>
-    <w:rsid w:val="00BE70EC"/>
+    <w:rsid w:val="007E326C"/>
     <w:pPr>
       <w:ind w:firstLine="0"/>
     </w:pPr>
@@ -15202,7 +16486,7 @@
   <w:style w:type="paragraph" w:customStyle="1" w:styleId="MDPI31text">
     <w:name w:val="MDPI_3.1_text"/>
     <w:qFormat/>
-    <w:rsid w:val="00FB4D69"/>
+    <w:rsid w:val="0037588B"/>
     <w:pPr>
       <w:adjustRightInd w:val="0"/>
       <w:snapToGrid w:val="0"/>
@@ -15221,7 +16505,7 @@
   <w:style w:type="paragraph" w:customStyle="1" w:styleId="MDPI33textspaceafter">
     <w:name w:val="MDPI_3.3_text_space_after"/>
     <w:qFormat/>
-    <w:rsid w:val="00BE70EC"/>
+    <w:rsid w:val="007E326C"/>
     <w:pPr>
       <w:adjustRightInd w:val="0"/>
       <w:snapToGrid w:val="0"/>
@@ -15237,29 +16521,10 @@
       <w:lang w:eastAsia="de-DE" w:bidi="en-US"/>
     </w:rPr>
   </w:style>
-  <w:style w:type="paragraph" w:customStyle="1" w:styleId="MDPI34textspacebefore">
-    <w:name w:val="MDPI_3.4_text_space_before"/>
-    <w:qFormat/>
-    <w:rsid w:val="00BE70EC"/>
-    <w:pPr>
-      <w:adjustRightInd w:val="0"/>
-      <w:snapToGrid w:val="0"/>
-      <w:spacing w:before="240" w:line="280" w:lineRule="atLeast"/>
-      <w:ind w:left="2608"/>
-      <w:jc w:val="both"/>
-    </w:pPr>
-    <w:rPr>
-      <w:rFonts w:ascii="Palatino Linotype" w:eastAsia="Times New Roman" w:hAnsi="Palatino Linotype"/>
-      <w:snapToGrid w:val="0"/>
-      <w:color w:val="000000"/>
-      <w:szCs w:val="22"/>
-      <w:lang w:eastAsia="de-DE" w:bidi="en-US"/>
-    </w:rPr>
-  </w:style>
   <w:style w:type="paragraph" w:customStyle="1" w:styleId="MDPI35textbeforelist">
     <w:name w:val="MDPI_3.5_text_before_list"/>
     <w:qFormat/>
-    <w:rsid w:val="00BE70EC"/>
+    <w:rsid w:val="007E326C"/>
     <w:pPr>
       <w:adjustRightInd w:val="0"/>
       <w:snapToGrid w:val="0"/>
@@ -15278,7 +16543,7 @@
   <w:style w:type="paragraph" w:customStyle="1" w:styleId="MDPI36textafterlist">
     <w:name w:val="MDPI_3.6_text_after_list"/>
     <w:qFormat/>
-    <w:rsid w:val="00BE70EC"/>
+    <w:rsid w:val="007E326C"/>
     <w:pPr>
       <w:adjustRightInd w:val="0"/>
       <w:snapToGrid w:val="0"/>
@@ -15297,7 +16562,7 @@
   <w:style w:type="paragraph" w:customStyle="1" w:styleId="MDPI37itemize">
     <w:name w:val="MDPI_3.7_itemize"/>
     <w:qFormat/>
-    <w:rsid w:val="00597497"/>
+    <w:rsid w:val="00292E3F"/>
     <w:pPr>
       <w:numPr>
         <w:numId w:val="22"/>
@@ -15317,7 +16582,7 @@
   <w:style w:type="paragraph" w:customStyle="1" w:styleId="MDPI38bullet">
     <w:name w:val="MDPI_3.8_bullet"/>
     <w:qFormat/>
-    <w:rsid w:val="00597497"/>
+    <w:rsid w:val="00292E3F"/>
     <w:pPr>
       <w:numPr>
         <w:numId w:val="20"/>
@@ -15337,7 +16602,7 @@
   <w:style w:type="paragraph" w:customStyle="1" w:styleId="MDPI39equation">
     <w:name w:val="MDPI_3.9_equation"/>
     <w:qFormat/>
-    <w:rsid w:val="00BE70EC"/>
+    <w:rsid w:val="007E326C"/>
     <w:pPr>
       <w:adjustRightInd w:val="0"/>
       <w:snapToGrid w:val="0"/>
@@ -15356,7 +16621,7 @@
   <w:style w:type="paragraph" w:customStyle="1" w:styleId="MDPI3aequationnumber">
     <w:name w:val="MDPI_3.a_equation_number"/>
     <w:qFormat/>
-    <w:rsid w:val="00BE70EC"/>
+    <w:rsid w:val="007E326C"/>
     <w:pPr>
       <w:spacing w:before="120" w:after="120" w:line="280" w:lineRule="atLeast"/>
       <w:jc w:val="right"/>
@@ -15372,7 +16637,7 @@
   <w:style w:type="paragraph" w:customStyle="1" w:styleId="MDPI41tablecaption">
     <w:name w:val="MDPI_4.1_table_caption"/>
     <w:qFormat/>
-    <w:rsid w:val="00BE70EC"/>
+    <w:rsid w:val="007E326C"/>
     <w:pPr>
       <w:adjustRightInd w:val="0"/>
       <w:snapToGrid w:val="0"/>
@@ -15391,7 +16656,7 @@
   <w:style w:type="paragraph" w:customStyle="1" w:styleId="MDPI42tablebody">
     <w:name w:val="MDPI_4.2_table_body"/>
     <w:qFormat/>
-    <w:rsid w:val="004B7429"/>
+    <w:rsid w:val="00C56C95"/>
     <w:pPr>
       <w:adjustRightInd w:val="0"/>
       <w:snapToGrid w:val="0"/>
@@ -15409,7 +16674,7 @@
     <w:name w:val="MDPI_4.3_table_footer"/>
     <w:next w:val="MDPI31text"/>
     <w:qFormat/>
-    <w:rsid w:val="00BE70EC"/>
+    <w:rsid w:val="007E326C"/>
     <w:pPr>
       <w:adjustRightInd w:val="0"/>
       <w:snapToGrid w:val="0"/>
@@ -15428,7 +16693,7 @@
   <w:style w:type="paragraph" w:customStyle="1" w:styleId="MDPI51figurecaption">
     <w:name w:val="MDPI_5.1_figure_caption"/>
     <w:qFormat/>
-    <w:rsid w:val="00BE70EC"/>
+    <w:rsid w:val="007E326C"/>
     <w:pPr>
       <w:adjustRightInd w:val="0"/>
       <w:snapToGrid w:val="0"/>
@@ -15446,7 +16711,7 @@
   <w:style w:type="paragraph" w:customStyle="1" w:styleId="MDPI52figure">
     <w:name w:val="MDPI_5.2_figure"/>
     <w:qFormat/>
-    <w:rsid w:val="00BE70EC"/>
+    <w:rsid w:val="007E326C"/>
     <w:pPr>
       <w:adjustRightInd w:val="0"/>
       <w:snapToGrid w:val="0"/>
@@ -15460,49 +16725,10 @@
       <w:lang w:eastAsia="de-DE" w:bidi="en-US"/>
     </w:rPr>
   </w:style>
-  <w:style w:type="paragraph" w:customStyle="1" w:styleId="MDPI82theorem">
-    <w:name w:val="MDPI_8.2_theorem"/>
-    <w:qFormat/>
-    <w:rsid w:val="00BE70EC"/>
-    <w:pPr>
-      <w:adjustRightInd w:val="0"/>
-      <w:snapToGrid w:val="0"/>
-      <w:spacing w:line="280" w:lineRule="atLeast"/>
-      <w:ind w:left="2608"/>
-      <w:jc w:val="both"/>
-    </w:pPr>
-    <w:rPr>
-      <w:rFonts w:ascii="Palatino Linotype" w:eastAsia="Times New Roman" w:hAnsi="Palatino Linotype"/>
-      <w:i/>
-      <w:snapToGrid w:val="0"/>
-      <w:color w:val="000000"/>
-      <w:szCs w:val="22"/>
-      <w:lang w:eastAsia="de-DE" w:bidi="en-US"/>
-    </w:rPr>
-  </w:style>
-  <w:style w:type="paragraph" w:customStyle="1" w:styleId="MDPI83proof">
-    <w:name w:val="MDPI_8.3_proof"/>
-    <w:qFormat/>
-    <w:rsid w:val="00BE70EC"/>
-    <w:pPr>
-      <w:adjustRightInd w:val="0"/>
-      <w:snapToGrid w:val="0"/>
-      <w:spacing w:line="280" w:lineRule="atLeast"/>
-      <w:ind w:left="2608"/>
-      <w:jc w:val="both"/>
-    </w:pPr>
-    <w:rPr>
-      <w:rFonts w:ascii="Palatino Linotype" w:eastAsia="Times New Roman" w:hAnsi="Palatino Linotype"/>
-      <w:snapToGrid w:val="0"/>
-      <w:color w:val="000000"/>
-      <w:szCs w:val="22"/>
-      <w:lang w:eastAsia="de-DE" w:bidi="en-US"/>
-    </w:rPr>
-  </w:style>
   <w:style w:type="paragraph" w:customStyle="1" w:styleId="MDPI23heading3">
     <w:name w:val="MDPI_2.3_heading3"/>
     <w:qFormat/>
-    <w:rsid w:val="00BE70EC"/>
+    <w:rsid w:val="007E326C"/>
     <w:pPr>
       <w:adjustRightInd w:val="0"/>
       <w:snapToGrid w:val="0"/>
@@ -15521,7 +16747,7 @@
   <w:style w:type="paragraph" w:customStyle="1" w:styleId="MDPI21heading1">
     <w:name w:val="MDPI_2.1_heading1"/>
     <w:qFormat/>
-    <w:rsid w:val="00BE70EC"/>
+    <w:rsid w:val="007E326C"/>
     <w:pPr>
       <w:adjustRightInd w:val="0"/>
       <w:snapToGrid w:val="0"/>
@@ -15542,7 +16768,7 @@
   <w:style w:type="paragraph" w:customStyle="1" w:styleId="MDPI22heading2">
     <w:name w:val="MDPI_2.2_heading2"/>
     <w:qFormat/>
-    <w:rsid w:val="00BE70EC"/>
+    <w:rsid w:val="007E326C"/>
     <w:pPr>
       <w:adjustRightInd w:val="0"/>
       <w:snapToGrid w:val="0"/>
@@ -15563,7 +16789,7 @@
   <w:style w:type="paragraph" w:customStyle="1" w:styleId="MDPI81references">
     <w:name w:val="MDPI_8.1_references"/>
     <w:qFormat/>
-    <w:rsid w:val="00FE79EB"/>
+    <w:rsid w:val="008B1066"/>
     <w:pPr>
       <w:numPr>
         <w:numId w:val="23"/>
@@ -15585,7 +16811,7 @@
     <w:basedOn w:val="Normal"/>
     <w:link w:val="BalloonTextChar"/>
     <w:uiPriority w:val="99"/>
-    <w:rsid w:val="00BE70EC"/>
+    <w:rsid w:val="007E326C"/>
     <w:rPr>
       <w:rFonts w:cs="Tahoma"/>
       <w:szCs w:val="18"/>
@@ -15595,7 +16821,7 @@
     <w:name w:val="Balloon Text Char"/>
     <w:link w:val="BalloonText"/>
     <w:uiPriority w:val="99"/>
-    <w:rsid w:val="00BE70EC"/>
+    <w:rsid w:val="007E326C"/>
     <w:rPr>
       <w:rFonts w:ascii="Palatino Linotype" w:hAnsi="Palatino Linotype" w:cs="Tahoma"/>
       <w:noProof/>
@@ -15606,7 +16832,7 @@
   <w:style w:type="character" w:styleId="LineNumber">
     <w:name w:val="line number"/>
     <w:uiPriority w:val="99"/>
-    <w:rsid w:val="00193CF6"/>
+    <w:rsid w:val="009B4565"/>
     <w:rPr>
       <w:rFonts w:ascii="Palatino Linotype" w:hAnsi="Palatino Linotype"/>
       <w:sz w:val="16"/>
@@ -15616,7 +16842,7 @@
     <w:name w:val="MDPI_4.1_three_line_table"/>
     <w:basedOn w:val="TableNormal"/>
     <w:uiPriority w:val="99"/>
-    <w:rsid w:val="00BE70EC"/>
+    <w:rsid w:val="007E326C"/>
     <w:pPr>
       <w:adjustRightInd w:val="0"/>
       <w:snapToGrid w:val="0"/>
@@ -15658,7 +16884,7 @@
   <w:style w:type="character" w:styleId="Hyperlink">
     <w:name w:val="Hyperlink"/>
     <w:uiPriority w:val="99"/>
-    <w:rsid w:val="00BE70EC"/>
+    <w:rsid w:val="007E326C"/>
     <w:rPr>
       <w:color w:val="0000FF"/>
       <w:u w:val="single"/>
@@ -15669,17 +16895,47 @@
     <w:uiPriority w:val="99"/>
     <w:semiHidden/>
     <w:unhideWhenUsed/>
-    <w:rsid w:val="0034278A"/>
+    <w:rsid w:val="00B91FA6"/>
     <w:rPr>
       <w:color w:val="605E5C"/>
       <w:shd w:val="clear" w:color="auto" w:fill="E1DFDD"/>
+    </w:rPr>
+  </w:style>
+  <w:style w:type="paragraph" w:styleId="Footer">
+    <w:name w:val="footer"/>
+    <w:basedOn w:val="Normal"/>
+    <w:link w:val="FooterChar"/>
+    <w:uiPriority w:val="99"/>
+    <w:rsid w:val="007E326C"/>
+    <w:pPr>
+      <w:tabs>
+        <w:tab w:val="center" w:pos="4153"/>
+        <w:tab w:val="right" w:pos="8306"/>
+      </w:tabs>
+      <w:snapToGrid w:val="0"/>
+      <w:spacing w:line="240" w:lineRule="atLeast"/>
+    </w:pPr>
+    <w:rPr>
+      <w:szCs w:val="18"/>
+    </w:rPr>
+  </w:style>
+  <w:style w:type="character" w:customStyle="1" w:styleId="FooterChar">
+    <w:name w:val="Footer Char"/>
+    <w:link w:val="Footer"/>
+    <w:uiPriority w:val="99"/>
+    <w:rsid w:val="007E326C"/>
+    <w:rPr>
+      <w:rFonts w:ascii="Palatino Linotype" w:hAnsi="Palatino Linotype"/>
+      <w:noProof/>
+      <w:color w:val="000000"/>
+      <w:szCs w:val="18"/>
     </w:rPr>
   </w:style>
   <w:style w:type="table" w:styleId="TableGrid">
     <w:name w:val="Table Grid"/>
     <w:basedOn w:val="TableNormal"/>
     <w:uiPriority w:val="59"/>
-    <w:rsid w:val="00BE70EC"/>
+    <w:rsid w:val="007E326C"/>
     <w:pPr>
       <w:spacing w:line="260" w:lineRule="atLeast"/>
       <w:jc w:val="both"/>
@@ -15703,7 +16959,7 @@
     <w:name w:val="Plain Table 4"/>
     <w:basedOn w:val="TableNormal"/>
     <w:uiPriority w:val="44"/>
-    <w:rsid w:val="00853B85"/>
+    <w:rsid w:val="0041236F"/>
     <w:tblPr>
       <w:tblStyleRowBandSize w:val="1"/>
       <w:tblStyleColBandSize w:val="1"/>
@@ -15745,10 +17001,68 @@
       </w:tcPr>
     </w:tblStylePr>
   </w:style>
+  <w:style w:type="paragraph" w:customStyle="1" w:styleId="MDPI34textspacebefore">
+    <w:name w:val="MDPI_3.4_text_space_before"/>
+    <w:qFormat/>
+    <w:rsid w:val="007E326C"/>
+    <w:pPr>
+      <w:adjustRightInd w:val="0"/>
+      <w:snapToGrid w:val="0"/>
+      <w:spacing w:before="240" w:line="280" w:lineRule="atLeast"/>
+      <w:ind w:left="2608"/>
+      <w:jc w:val="both"/>
+    </w:pPr>
+    <w:rPr>
+      <w:rFonts w:ascii="Palatino Linotype" w:eastAsia="Times New Roman" w:hAnsi="Palatino Linotype"/>
+      <w:snapToGrid w:val="0"/>
+      <w:color w:val="000000"/>
+      <w:szCs w:val="22"/>
+      <w:lang w:eastAsia="de-DE" w:bidi="en-US"/>
+    </w:rPr>
+  </w:style>
+  <w:style w:type="paragraph" w:customStyle="1" w:styleId="MDPI82theorem">
+    <w:name w:val="MDPI_8.2_theorem"/>
+    <w:qFormat/>
+    <w:rsid w:val="007E326C"/>
+    <w:pPr>
+      <w:adjustRightInd w:val="0"/>
+      <w:snapToGrid w:val="0"/>
+      <w:spacing w:line="280" w:lineRule="atLeast"/>
+      <w:ind w:left="2608"/>
+      <w:jc w:val="both"/>
+    </w:pPr>
+    <w:rPr>
+      <w:rFonts w:ascii="Palatino Linotype" w:eastAsia="Times New Roman" w:hAnsi="Palatino Linotype"/>
+      <w:i/>
+      <w:snapToGrid w:val="0"/>
+      <w:color w:val="000000"/>
+      <w:szCs w:val="22"/>
+      <w:lang w:eastAsia="de-DE" w:bidi="en-US"/>
+    </w:rPr>
+  </w:style>
+  <w:style w:type="paragraph" w:customStyle="1" w:styleId="MDPI83proof">
+    <w:name w:val="MDPI_8.3_proof"/>
+    <w:qFormat/>
+    <w:rsid w:val="007E326C"/>
+    <w:pPr>
+      <w:adjustRightInd w:val="0"/>
+      <w:snapToGrid w:val="0"/>
+      <w:spacing w:line="280" w:lineRule="atLeast"/>
+      <w:ind w:left="2608"/>
+      <w:jc w:val="both"/>
+    </w:pPr>
+    <w:rPr>
+      <w:rFonts w:ascii="Palatino Linotype" w:eastAsia="Times New Roman" w:hAnsi="Palatino Linotype"/>
+      <w:snapToGrid w:val="0"/>
+      <w:color w:val="000000"/>
+      <w:szCs w:val="22"/>
+      <w:lang w:eastAsia="de-DE" w:bidi="en-US"/>
+    </w:rPr>
+  </w:style>
   <w:style w:type="paragraph" w:customStyle="1" w:styleId="MDPI61citation">
     <w:name w:val="MDPI_6.1_citation"/>
     <w:qFormat/>
-    <w:rsid w:val="00BE70EC"/>
+    <w:rsid w:val="007E326C"/>
     <w:pPr>
       <w:adjustRightInd w:val="0"/>
       <w:snapToGrid w:val="0"/>
@@ -15764,7 +17078,7 @@
   <w:style w:type="paragraph" w:customStyle="1" w:styleId="MDPI62backmatter">
     <w:name w:val="MDPI_6.2_back_matter"/>
     <w:qFormat/>
-    <w:rsid w:val="00BE70EC"/>
+    <w:rsid w:val="007E326C"/>
     <w:pPr>
       <w:adjustRightInd w:val="0"/>
       <w:snapToGrid w:val="0"/>
@@ -15783,7 +17097,7 @@
   <w:style w:type="paragraph" w:customStyle="1" w:styleId="MDPI63notes">
     <w:name w:val="MDPI_6.3_notes"/>
     <w:qFormat/>
-    <w:rsid w:val="00BE70EC"/>
+    <w:rsid w:val="007E326C"/>
     <w:pPr>
       <w:adjustRightInd w:val="0"/>
       <w:snapToGrid w:val="0"/>
@@ -15801,7 +17115,7 @@
   <w:style w:type="paragraph" w:customStyle="1" w:styleId="MDPI15academiceditor">
     <w:name w:val="MDPI_1.5_academic_editor"/>
     <w:qFormat/>
-    <w:rsid w:val="00BB2D93"/>
+    <w:rsid w:val="00A35CF5"/>
     <w:pPr>
       <w:adjustRightInd w:val="0"/>
       <w:snapToGrid w:val="0"/>
@@ -15819,7 +17133,7 @@
   <w:style w:type="paragraph" w:customStyle="1" w:styleId="MDPI411onetablecaption">
     <w:name w:val="MDPI_4.1.1_one_table_caption"/>
     <w:qFormat/>
-    <w:rsid w:val="00BE70EC"/>
+    <w:rsid w:val="007E326C"/>
     <w:pPr>
       <w:adjustRightInd w:val="0"/>
       <w:snapToGrid w:val="0"/>
@@ -15838,7 +17152,7 @@
   <w:style w:type="paragraph" w:customStyle="1" w:styleId="MDPI511onefigurecaption">
     <w:name w:val="MDPI_5.1.1_one_figure_caption"/>
     <w:qFormat/>
-    <w:rsid w:val="00BE70EC"/>
+    <w:rsid w:val="007E326C"/>
     <w:pPr>
       <w:adjustRightInd w:val="0"/>
       <w:snapToGrid w:val="0"/>
@@ -15856,7 +17170,7 @@
   <w:style w:type="paragraph" w:customStyle="1" w:styleId="MDPI72copyright">
     <w:name w:val="MDPI_7.2_copyright"/>
     <w:qFormat/>
-    <w:rsid w:val="007340DD"/>
+    <w:rsid w:val="006213DF"/>
     <w:pPr>
       <w:adjustRightInd w:val="0"/>
       <w:snapToGrid w:val="0"/>
@@ -15876,7 +17190,7 @@
     <w:name w:val="MDPI_table"/>
     <w:basedOn w:val="TableNormal"/>
     <w:uiPriority w:val="99"/>
-    <w:rsid w:val="00BE70EC"/>
+    <w:rsid w:val="007E326C"/>
     <w:rPr>
       <w:rFonts w:ascii="Palatino Linotype" w:hAnsi="Palatino Linotype"/>
       <w:color w:val="000000"/>
@@ -15891,7 +17205,7 @@
   </w:style>
   <w:style w:type="character" w:customStyle="1" w:styleId="apple-converted-space">
     <w:name w:val="apple-converted-space"/>
-    <w:rsid w:val="00BE70EC"/>
+    <w:rsid w:val="007E326C"/>
   </w:style>
   <w:style w:type="paragraph" w:styleId="Bibliography">
     <w:name w:val="Bibliography"/>
@@ -15900,12 +17214,13 @@
     <w:uiPriority w:val="37"/>
     <w:semiHidden/>
     <w:unhideWhenUsed/>
-    <w:rsid w:val="00BE70EC"/>
+    <w:rsid w:val="007E326C"/>
   </w:style>
   <w:style w:type="paragraph" w:styleId="BodyText">
     <w:name w:val="Body Text"/>
     <w:link w:val="BodyTextChar"/>
-    <w:rsid w:val="00BE70EC"/>
+    <w:uiPriority w:val="99"/>
+    <w:rsid w:val="007E326C"/>
     <w:pPr>
       <w:spacing w:after="120" w:line="340" w:lineRule="atLeast"/>
       <w:jc w:val="both"/>
@@ -15920,7 +17235,8 @@
   <w:style w:type="character" w:customStyle="1" w:styleId="BodyTextChar">
     <w:name w:val="Body Text Char"/>
     <w:link w:val="BodyText"/>
-    <w:rsid w:val="00BE70EC"/>
+    <w:uiPriority w:val="99"/>
+    <w:rsid w:val="007E326C"/>
     <w:rPr>
       <w:rFonts w:ascii="Palatino Linotype" w:hAnsi="Palatino Linotype"/>
       <w:color w:val="000000"/>
@@ -15930,7 +17246,7 @@
   </w:style>
   <w:style w:type="character" w:styleId="CommentReference">
     <w:name w:val="annotation reference"/>
-    <w:rsid w:val="00BE70EC"/>
+    <w:rsid w:val="007E326C"/>
     <w:rPr>
       <w:sz w:val="21"/>
       <w:szCs w:val="21"/>
@@ -15940,12 +17256,12 @@
     <w:name w:val="annotation text"/>
     <w:basedOn w:val="Normal"/>
     <w:link w:val="CommentTextChar"/>
-    <w:rsid w:val="00BE70EC"/>
+    <w:rsid w:val="007E326C"/>
   </w:style>
   <w:style w:type="character" w:customStyle="1" w:styleId="CommentTextChar">
     <w:name w:val="Comment Text Char"/>
     <w:link w:val="CommentText"/>
-    <w:rsid w:val="00BE70EC"/>
+    <w:rsid w:val="007E326C"/>
     <w:rPr>
       <w:rFonts w:ascii="Palatino Linotype" w:hAnsi="Palatino Linotype"/>
       <w:noProof/>
@@ -15957,7 +17273,7 @@
     <w:basedOn w:val="CommentText"/>
     <w:next w:val="CommentText"/>
     <w:link w:val="CommentSubjectChar"/>
-    <w:rsid w:val="00BE70EC"/>
+    <w:rsid w:val="007E326C"/>
     <w:rPr>
       <w:b/>
       <w:bCs/>
@@ -15966,7 +17282,7 @@
   <w:style w:type="character" w:customStyle="1" w:styleId="CommentSubjectChar">
     <w:name w:val="Comment Subject Char"/>
     <w:link w:val="CommentSubject"/>
-    <w:rsid w:val="00BE70EC"/>
+    <w:rsid w:val="007E326C"/>
     <w:rPr>
       <w:rFonts w:ascii="Palatino Linotype" w:hAnsi="Palatino Linotype"/>
       <w:b/>
@@ -15977,7 +17293,7 @@
   </w:style>
   <w:style w:type="character" w:styleId="EndnoteReference">
     <w:name w:val="endnote reference"/>
-    <w:rsid w:val="00BE70EC"/>
+    <w:rsid w:val="007E326C"/>
     <w:rPr>
       <w:vertAlign w:val="superscript"/>
     </w:rPr>
@@ -15988,7 +17304,7 @@
     <w:link w:val="EndnoteTextChar"/>
     <w:semiHidden/>
     <w:unhideWhenUsed/>
-    <w:rsid w:val="00BE70EC"/>
+    <w:rsid w:val="007E326C"/>
     <w:pPr>
       <w:spacing w:line="240" w:lineRule="auto"/>
     </w:pPr>
@@ -15997,7 +17313,7 @@
     <w:name w:val="Endnote Text Char"/>
     <w:link w:val="EndnoteText"/>
     <w:semiHidden/>
-    <w:rsid w:val="00BE70EC"/>
+    <w:rsid w:val="007E326C"/>
     <w:rPr>
       <w:rFonts w:ascii="Palatino Linotype" w:hAnsi="Palatino Linotype"/>
       <w:noProof/>
@@ -16006,7 +17322,7 @@
   </w:style>
   <w:style w:type="character" w:styleId="FollowedHyperlink">
     <w:name w:val="FollowedHyperlink"/>
-    <w:rsid w:val="00BE70EC"/>
+    <w:rsid w:val="007E326C"/>
     <w:rPr>
       <w:color w:val="954F72"/>
       <w:u w:val="single"/>
@@ -16018,7 +17334,7 @@
     <w:link w:val="FootnoteTextChar"/>
     <w:semiHidden/>
     <w:unhideWhenUsed/>
-    <w:rsid w:val="00BE70EC"/>
+    <w:rsid w:val="007E326C"/>
     <w:pPr>
       <w:spacing w:line="240" w:lineRule="auto"/>
     </w:pPr>
@@ -16027,7 +17343,7 @@
     <w:name w:val="Footnote Text Char"/>
     <w:link w:val="FootnoteText"/>
     <w:semiHidden/>
-    <w:rsid w:val="00BE70EC"/>
+    <w:rsid w:val="007E326C"/>
     <w:rPr>
       <w:rFonts w:ascii="Palatino Linotype" w:hAnsi="Palatino Linotype"/>
       <w:noProof/>
@@ -16038,7 +17354,7 @@
     <w:name w:val="Normal (Web)"/>
     <w:basedOn w:val="Normal"/>
     <w:uiPriority w:val="99"/>
-    <w:rsid w:val="00BE70EC"/>
+    <w:rsid w:val="007E326C"/>
     <w:rPr>
       <w:szCs w:val="24"/>
     </w:rPr>
@@ -16047,20 +17363,20 @@
     <w:name w:val="MsoFootnoteText"/>
     <w:basedOn w:val="NormalWeb"/>
     <w:qFormat/>
-    <w:rsid w:val="00BE70EC"/>
+    <w:rsid w:val="007E326C"/>
     <w:rPr>
       <w:rFonts w:ascii="Times New Roman" w:hAnsi="Times New Roman"/>
     </w:rPr>
   </w:style>
   <w:style w:type="character" w:styleId="PageNumber">
     <w:name w:val="page number"/>
-    <w:rsid w:val="00BE70EC"/>
+    <w:rsid w:val="007E326C"/>
   </w:style>
   <w:style w:type="character" w:styleId="PlaceholderText">
     <w:name w:val="Placeholder Text"/>
     <w:uiPriority w:val="99"/>
     <w:semiHidden/>
-    <w:rsid w:val="00BE70EC"/>
+    <w:rsid w:val="007E326C"/>
     <w:rPr>
       <w:color w:val="808080"/>
     </w:rPr>
@@ -16068,7 +17384,7 @@
   <w:style w:type="paragraph" w:customStyle="1" w:styleId="MDPI71footnotes">
     <w:name w:val="MDPI_7.1_footnotes"/>
     <w:qFormat/>
-    <w:rsid w:val="00B8325D"/>
+    <w:rsid w:val="00114495"/>
     <w:pPr>
       <w:numPr>
         <w:numId w:val="21"/>
@@ -16089,10 +17405,41 @@
     <w:basedOn w:val="DefaultParagraphFont"/>
     <w:uiPriority w:val="22"/>
     <w:qFormat/>
-    <w:rsid w:val="00563B51"/>
+    <w:rsid w:val="00D756C4"/>
     <w:rPr>
       <w:b/>
       <w:bCs/>
+    </w:rPr>
+  </w:style>
+  <w:style w:type="paragraph" w:customStyle="1" w:styleId="FirstParagraph">
+    <w:name w:val="First Paragraph"/>
+    <w:basedOn w:val="BodyText"/>
+    <w:rsid w:val="00D453B1"/>
+    <w:pPr>
+      <w:spacing w:after="0" w:line="276" w:lineRule="auto"/>
+    </w:pPr>
+    <w:rPr>
+      <w:rFonts w:ascii="Times New Roman" w:eastAsiaTheme="minorEastAsia" w:hAnsi="Times New Roman" w:cstheme="minorBidi"/>
+      <w:color w:val="auto"/>
+      <w:sz w:val="22"/>
+      <w:szCs w:val="22"/>
+      <w:lang w:val="en" w:eastAsia="en-US"/>
+    </w:rPr>
+  </w:style>
+  <w:style w:type="paragraph" w:customStyle="1" w:styleId="Compact">
+    <w:name w:val="Compact"/>
+    <w:basedOn w:val="BodyText"/>
+    <w:rsid w:val="00721050"/>
+    <w:pPr>
+      <w:spacing w:after="40" w:line="252" w:lineRule="auto"/>
+      <w:ind w:left="317" w:hanging="259"/>
+    </w:pPr>
+    <w:rPr>
+      <w:rFonts w:ascii="Times New Roman" w:eastAsiaTheme="minorEastAsia" w:hAnsi="Times New Roman" w:cstheme="minorBidi"/>
+      <w:color w:val="auto"/>
+      <w:sz w:val="22"/>
+      <w:szCs w:val="22"/>
+      <w:lang w:val="en" w:eastAsia="en-US"/>
     </w:rPr>
   </w:style>
 </w:styles>

--- a/paper_mdpi.docx
+++ b/paper_mdpi.docx
@@ -241,7 +241,7 @@
         <w:t xml:space="preserve"> </w:t>
       </w:r>
       <w:r>
-        <w:t xml:space="preserve">(MIIM). Based on these assumptions, we jointly learn a latent representation and a Gaussian-mixture clustering of operating modes. Anomaly scores are computed in the clustered latent space rather than from data-space reconstruction error. Aggregate scores are dominated by trivially detectable faults, so we evaluate under raw point-wise metrics with a difficulty split that isolates the stealthy, joint-structure faults a simple per-channel detector cannot see. Across three real CPS attack benchmarks (WADI, HAI, and SWaT), the detector attains the best overall AUROC on every dataset (0.792, 0.933, and 0.991). On the stealthy difficult subset it is strongest on HAI (0.811 over five seeds, a statistically significant margin over the next-best baseline, paired episode-bootstrap 95% CI on the difference [0.015, 0.089]), and it matches the strongest baseline on WADI (0.690) and SWaT (0.960); the HAI advantage persists under a stronger difficulty split that also removes any window separable by a single per-channel statistic. On WADI and HAI, whose difficult faults are reconstructable but improbable sensor combinations that reconstruction error cannot separate from normal, the deep detectors USAD and TranAD collapse to 0.30–0.50. The contributions are the MIIM assumptions, the difficulty-stratified protocol, and a latent-primary anomaly score with an auto-gated reconstruction-residual head.</w:t>
+        <w:t xml:space="preserve">(MIIM). Based on these assumptions, we jointly learn a latent representation and a Gaussian-mixture clustering of operating modes. Anomaly scores are computed in the clustered latent space rather than from data-space reconstruction error. Aggregate scores are dominated by trivially detectable faults, so we evaluate under raw point-wise metrics with a difficulty split that isolates the stealthy, joint-structure faults a simple per-channel detector cannot see. Across three real CPS attack benchmarks (WADI, HAI, and SWaT), the detector attains the best overall AUROC on every dataset (0.792, 0.933, and 0.991). On the stealthy difficult subset it is strongest on HAI (0.811 over five seeds, a statistically significant margin over the next-best baseline, paired episode-bootstrap 95% CI on the difference [0.015, 0.089]), and it matches the strongest baseline on WADI (0.690) and SWaT (0.960); the HAI advantage persists under a stronger difficulty split that also removes any window separable by a single per-channel statistic. On a stricter double-hard subset that additionally removes windows a linear cross-channel predictor separates, the detector has the highest mean AUROC on all three datasets, with statistically supported superiority on HAI and numerical leads on the smaller WADI and single-episode SWaT subsets. On WADI and HAI, whose difficult faults are reconstructable but improbable sensor combinations that reconstruction error cannot separate from normal, the deep detectors USAD and TranAD collapse to 0.30–0.50. The contributions are the MIIM assumptions, the difficulty-stratified protocol, and a latent-primary anomaly score with an auto-gated reconstruction-residual head.</w:t>
       </w:r>
     </w:p>
     <w:p>
@@ -4149,7 +4149,7 @@
         <w:t xml:space="preserve"> </w:t>
       </w:r>
       <w:r>
-        <w:t xml:space="preserve">in Table 4.</w:t>
+        <w:t xml:space="preserve">in Table 5.</w:t>
       </w:r>
     </w:p>
     <w:tbl>
@@ -10925,6 +10925,865 @@
           <w:b/>
           <w:bCs/>
         </w:rPr>
+        <w:t xml:space="preserve">The double-hard subset.</w:t>
+      </w:r>
+      <w:r>
+        <w:t xml:space="preserve"> </w:t>
+      </w:r>
+      <w:r>
+        <w:t xml:space="preserve">As a secondary robustness stress test we intersect the failures of the</w:t>
+      </w:r>
+      <w:r>
+        <w:t xml:space="preserve"> </w:t>
+      </w:r>
+      <w:r>
+        <w:t xml:space="preserve">two simplest baseline families. A window is</w:t>
+      </w:r>
+      <w:r>
+        <w:t xml:space="preserve"> </w:t>
+      </w:r>
+      <w:r>
+        <w:rPr>
+          <w:i/>
+          <w:iCs/>
+        </w:rPr>
+        <w:t xml:space="preserve">double-hard</w:t>
+      </w:r>
+      <w:r>
+        <w:t xml:space="preserve"> </w:t>
+      </w:r>
+      <w:r>
+        <w:t xml:space="preserve">if it is an anomaly separated by</w:t>
+      </w:r>
+      <w:r>
+        <w:t xml:space="preserve"> </w:t>
+      </w:r>
+      <w:r>
+        <w:rPr>
+          <w:i/>
+          <w:iCs/>
+        </w:rPr>
+        <w:t xml:space="preserve">neither</w:t>
+      </w:r>
+      <w:r>
+        <w:t xml:space="preserve"> </w:t>
+      </w:r>
+      <w:r>
+        <w:t xml:space="preserve">the univariate max|z| rule</w:t>
+      </w:r>
+      <w:r>
+        <w:t xml:space="preserve"> </w:t>
+      </w:r>
+      <w:r>
+        <w:rPr>
+          <w:i/>
+          <w:iCs/>
+        </w:rPr>
+        <w:t xml:space="preserve">nor</w:t>
+      </w:r>
+      <w:r>
+        <w:t xml:space="preserve"> </w:t>
+      </w:r>
+      <w:r>
+        <w:t xml:space="preserve">the one-hot linear cross-channel predictor (LinRes), with both</w:t>
+      </w:r>
+      <w:r>
+        <w:t xml:space="preserve"> </w:t>
+      </w:r>
+      <w:r>
+        <w:t xml:space="preserve">99th-percentile thresholds fixed on train-normal only and the detector under test playing no role in constructing</w:t>
+      </w:r>
+      <w:r>
+        <w:t xml:space="preserve"> </w:t>
+      </w:r>
+      <w:r>
+        <w:t xml:space="preserve">the subset. This subset is not an unbiased benchmark against the two detectors that define it, which fail on it by</w:t>
+      </w:r>
+      <w:r>
+        <w:t xml:space="preserve"> </w:t>
+      </w:r>
+      <w:r>
+        <w:t xml:space="preserve">construction; it isolates the anomalies that remain once both marginal and simple linear cross-channel structure</w:t>
+      </w:r>
+      <w:r>
+        <w:t xml:space="preserve"> </w:t>
+      </w:r>
+      <w:r>
+        <w:t xml:space="preserve">is removed. Table 4 reports its per-method AUROC. The detector attains the highest mean AUROC on all three</w:t>
+      </w:r>
+      <w:r>
+        <w:t xml:space="preserve"> </w:t>
+      </w:r>
+      <w:r>
+        <w:t xml:space="preserve">datasets (WADI 0.601, HAI 0.806, SWaT 0.921). Statistical superiority is established only on HAI, where 19 attack</w:t>
+      </w:r>
+      <w:r>
+        <w:t xml:space="preserve"> </w:t>
+      </w:r>
+      <w:r>
+        <w:t xml:space="preserve">episodes support an episode-block bootstrap: the paired difference over the AutoEncoder is +0.076 (95% CI</w:t>
+      </w:r>
+      <w:r>
+        <w:t xml:space="preserve"> </w:t>
+      </w:r>
+      <w:r>
+        <w:t xml:space="preserve">[0.038, 0.119]). The WADI subset rests on five episodes and is a numerical lead over Isolation Forest (0.601 vs</w:t>
+      </w:r>
+      <w:r>
+        <w:t xml:space="preserve"> </w:t>
+      </w:r>
+      <w:r>
+        <w:t xml:space="preserve">0.599), not a significant difference; the 18 SWaT windows come from a single attack episode, so no episode-level</w:t>
+      </w:r>
+      <w:r>
+        <w:t xml:space="preserve"> </w:t>
+      </w:r>
+      <w:r>
+        <w:t xml:space="preserve">generalisation is claimed there. The subset genuinely removes ceiling signal rather than selecting an easier</w:t>
+      </w:r>
+      <w:r>
+        <w:t xml:space="preserve"> </w:t>
+      </w:r>
+      <w:r>
+        <w:t xml:space="preserve">favourable slice: on SWaT the trivial-rule AUROC falls from 0.943 on the difficult subset to 0.880 here, and the</w:t>
+      </w:r>
+      <w:r>
+        <w:t xml:space="preserve"> </w:t>
+      </w:r>
+      <w:r>
+        <w:t xml:space="preserve">AutoEncoder collapses on WADI (0.336).</w:t>
+      </w:r>
+    </w:p>
+    <w:p>
+      <w:pPr>
+        <w:pStyle w:val="MDPI41tablecaption"/>
+        <w:ind w:left="2608"/>
+      </w:pPr>
+      <w:r>
+        <w:rPr>
+          <w:b/>
+          <w:bCs/>
+        </w:rPr>
+        <w:t xml:space="preserve">Table 4.</w:t>
+      </w:r>
+      <w:r>
+        <w:t xml:space="preserve"> </w:t>
+      </w:r>
+      <w:r>
+        <w:t xml:space="preserve">Double-hard subset AUROC (five-seed mean±standard deviation for the</w:t>
+      </w:r>
+      <w:r>
+        <w:t xml:space="preserve"> </w:t>
+      </w:r>
+      <w:r>
+        <w:t xml:space="preserve">learned detectors). The double-hard subset keeps only anomaly windows separated by neither the univariate max|z|</w:t>
+      </w:r>
+      <w:r>
+        <w:t xml:space="preserve"> </w:t>
+      </w:r>
+      <w:r>
+        <w:t xml:space="preserve">rule nor the linear cross-channel predictor, both thresholded on train-normal at the 99th percentile; it is a</w:t>
+      </w:r>
+      <w:r>
+        <w:t xml:space="preserve"> </w:t>
+      </w:r>
+      <w:r>
+        <w:t xml:space="preserve">baseline-independent stress test, not an unbiased comparison against those two filters. Windows / distinct attack</w:t>
+      </w:r>
+      <w:r>
+        <w:t xml:space="preserve"> </w:t>
+      </w:r>
+      <w:r>
+        <w:t xml:space="preserve">episodes: WADI 11 / 5, HAI 84 / 19, SWaT 18 / 1. The detector has the highest mean</w:t>
+      </w:r>
+      <w:r>
+        <w:t xml:space="preserve"> </w:t>
+      </w:r>
+      <w:r>
+        <w:t xml:space="preserve">AUROC on all three datasets; the difference is statistically supported only on HAI (episode-block bootstrap), a</w:t>
+      </w:r>
+      <w:r>
+        <w:t xml:space="preserve"> </w:t>
+      </w:r>
+      <w:r>
+        <w:t xml:space="preserve">numerical lead on WADI (five episodes), and a single-episode result on SWaT.</w:t>
+      </w:r>
+    </w:p>
+    <w:tbl>
+      <w:tblPr>
+        <w:tblStyle w:val="MDPI41threelinetable"/>
+        <w:tblW w:w="7858" w:type="dxa"/>
+        <w:jc w:val="left"/>
+        <w:tblInd w:w="2608" w:type="dxa"/>
+        <w:tblLayout w:type="fixed"/>
+        <w:tblCellMar>
+          <w:left w:w="60" w:type="dxa"/>
+          <w:right w:w="60" w:type="dxa"/>
+        </w:tblCellMar>
+        <w:tblLook w:val="0420" w:firstRow="1" w:lastRow="0" w:firstColumn="0" w:lastColumn="0" w:noHBand="0" w:noVBand="1"/>
+      </w:tblPr>
+      <w:tblGrid>
+        <w:gridCol w:w="2517"/>
+        <w:gridCol w:w="1780"/>
+        <w:gridCol w:w="1780"/>
+        <w:gridCol w:w="1781"/>
+      </w:tblGrid>
+      <w:tr>
+        <w:trPr>
+          <w:tblHeader w:val="on"/>
+        </w:trPr>
+        <w:tc>
+          <w:tcPr>
+            <w:tcBorders>
+              <w:bottom w:val="single" w:sz="8" w:space="0" w:color="auto"/>
+            </w:tcBorders>
+            <w:vAlign w:val="center"/>
+          </w:tcPr>
+          <w:p>
+            <w:pPr>
+              <w:pStyle w:val="Compact"/>
+              <w:suppressAutoHyphens/>
+              <w:jc w:val="center"/>
+            </w:pPr>
+            <w:r>
+              <w:rPr>
+                <w:b/>
+                <w:sz w:val="18"/>
+                <w:szCs w:val="18"/>
+              </w:rPr>
+              <w:t xml:space="preserve">Method</w:t>
+            </w:r>
+          </w:p>
+        </w:tc>
+        <w:tc>
+          <w:tcPr>
+            <w:tcBorders>
+              <w:bottom w:val="single" w:sz="8" w:space="0" w:color="auto"/>
+            </w:tcBorders>
+            <w:vAlign w:val="center"/>
+          </w:tcPr>
+          <w:p>
+            <w:pPr>
+              <w:pStyle w:val="Compact"/>
+              <w:suppressAutoHyphens/>
+              <w:jc w:val="center"/>
+            </w:pPr>
+            <w:r>
+              <w:rPr>
+                <w:b/>
+                <w:sz w:val="18"/>
+                <w:szCs w:val="18"/>
+              </w:rPr>
+              <w:t xml:space="preserve">WADI</w:t>
+            </w:r>
+          </w:p>
+        </w:tc>
+        <w:tc>
+          <w:tcPr>
+            <w:tcBorders>
+              <w:bottom w:val="single" w:sz="8" w:space="0" w:color="auto"/>
+            </w:tcBorders>
+            <w:vAlign w:val="center"/>
+          </w:tcPr>
+          <w:p>
+            <w:pPr>
+              <w:pStyle w:val="Compact"/>
+              <w:suppressAutoHyphens/>
+              <w:jc w:val="center"/>
+            </w:pPr>
+            <w:r>
+              <w:rPr>
+                <w:b/>
+                <w:sz w:val="18"/>
+                <w:szCs w:val="18"/>
+              </w:rPr>
+              <w:t xml:space="preserve">HAI</w:t>
+            </w:r>
+          </w:p>
+        </w:tc>
+        <w:tc>
+          <w:tcPr>
+            <w:tcBorders>
+              <w:bottom w:val="single" w:sz="8" w:space="0" w:color="auto"/>
+            </w:tcBorders>
+            <w:vAlign w:val="center"/>
+          </w:tcPr>
+          <w:p>
+            <w:pPr>
+              <w:pStyle w:val="Compact"/>
+              <w:suppressAutoHyphens/>
+              <w:jc w:val="center"/>
+            </w:pPr>
+            <w:r>
+              <w:rPr>
+                <w:b/>
+                <w:sz w:val="18"/>
+                <w:szCs w:val="18"/>
+              </w:rPr>
+              <w:t xml:space="preserve">SWaT</w:t>
+            </w:r>
+          </w:p>
+        </w:tc>
+      </w:tr>
+      <w:tr>
+        <w:tc>
+          <w:tcPr>
+            <w:vAlign w:val="center"/>
+          </w:tcPr>
+          <w:p>
+            <w:pPr>
+              <w:pStyle w:val="Compact"/>
+              <w:suppressAutoHyphens/>
+              <w:jc w:val="center"/>
+            </w:pPr>
+            <w:r>
+              <w:rPr>
+                <w:sz w:val="18"/>
+                <w:szCs w:val="18"/>
+              </w:rPr>
+              <w:t xml:space="preserve">trivial max|z|</w:t>
+            </w:r>
+          </w:p>
+        </w:tc>
+        <w:tc>
+          <w:tcPr>
+            <w:vAlign w:val="center"/>
+          </w:tcPr>
+          <w:p>
+            <w:pPr>
+              <w:pStyle w:val="Compact"/>
+              <w:suppressAutoHyphens/>
+              <w:jc w:val="center"/>
+            </w:pPr>
+            <w:r>
+              <w:rPr>
+                <w:sz w:val="18"/>
+                <w:szCs w:val="18"/>
+              </w:rPr>
+              <w:t xml:space="preserve">0.283</w:t>
+            </w:r>
+          </w:p>
+        </w:tc>
+        <w:tc>
+          <w:tcPr>
+            <w:vAlign w:val="center"/>
+          </w:tcPr>
+          <w:p>
+            <w:pPr>
+              <w:pStyle w:val="Compact"/>
+              <w:suppressAutoHyphens/>
+              <w:jc w:val="center"/>
+            </w:pPr>
+            <w:r>
+              <w:rPr>
+                <w:sz w:val="18"/>
+                <w:szCs w:val="18"/>
+              </w:rPr>
+              <w:t xml:space="preserve">0.349</w:t>
+            </w:r>
+          </w:p>
+        </w:tc>
+        <w:tc>
+          <w:tcPr>
+            <w:vAlign w:val="center"/>
+          </w:tcPr>
+          <w:p>
+            <w:pPr>
+              <w:pStyle w:val="Compact"/>
+              <w:suppressAutoHyphens/>
+              <w:jc w:val="center"/>
+            </w:pPr>
+            <w:r>
+              <w:rPr>
+                <w:sz w:val="18"/>
+                <w:szCs w:val="18"/>
+              </w:rPr>
+              <w:t xml:space="preserve">0.880</w:t>
+            </w:r>
+          </w:p>
+        </w:tc>
+      </w:tr>
+      <w:tr>
+        <w:tc>
+          <w:tcPr>
+            <w:vAlign w:val="center"/>
+          </w:tcPr>
+          <w:p>
+            <w:pPr>
+              <w:pStyle w:val="Compact"/>
+              <w:suppressAutoHyphens/>
+              <w:jc w:val="center"/>
+            </w:pPr>
+            <w:r>
+              <w:rPr>
+                <w:sz w:val="18"/>
+                <w:szCs w:val="18"/>
+              </w:rPr>
+              <w:t xml:space="preserve">Isolation Forest</w:t>
+            </w:r>
+          </w:p>
+        </w:tc>
+        <w:tc>
+          <w:tcPr>
+            <w:vAlign w:val="center"/>
+          </w:tcPr>
+          <w:p>
+            <w:pPr>
+              <w:pStyle w:val="Compact"/>
+              <w:suppressAutoHyphens/>
+              <w:jc w:val="center"/>
+            </w:pPr>
+            <w:r>
+              <w:rPr>
+                <w:sz w:val="18"/>
+                <w:szCs w:val="18"/>
+              </w:rPr>
+              <w:t xml:space="preserve">0.599±0.013</w:t>
+            </w:r>
+          </w:p>
+        </w:tc>
+        <w:tc>
+          <w:tcPr>
+            <w:vAlign w:val="center"/>
+          </w:tcPr>
+          <w:p>
+            <w:pPr>
+              <w:pStyle w:val="Compact"/>
+              <w:suppressAutoHyphens/>
+              <w:jc w:val="center"/>
+            </w:pPr>
+            <w:r>
+              <w:rPr>
+                <w:sz w:val="18"/>
+                <w:szCs w:val="18"/>
+              </w:rPr>
+              <w:t xml:space="preserve">0.635±0.012</w:t>
+            </w:r>
+          </w:p>
+        </w:tc>
+        <w:tc>
+          <w:tcPr>
+            <w:vAlign w:val="center"/>
+          </w:tcPr>
+          <w:p>
+            <w:pPr>
+              <w:pStyle w:val="Compact"/>
+              <w:suppressAutoHyphens/>
+              <w:jc w:val="center"/>
+            </w:pPr>
+            <w:r>
+              <w:rPr>
+                <w:sz w:val="18"/>
+                <w:szCs w:val="18"/>
+              </w:rPr>
+              <w:t xml:space="preserve">0.789±0.011</w:t>
+            </w:r>
+          </w:p>
+        </w:tc>
+      </w:tr>
+      <w:tr>
+        <w:tc>
+          <w:tcPr>
+            <w:vAlign w:val="center"/>
+          </w:tcPr>
+          <w:p>
+            <w:pPr>
+              <w:pStyle w:val="Compact"/>
+              <w:suppressAutoHyphens/>
+              <w:jc w:val="center"/>
+            </w:pPr>
+            <w:r>
+              <w:rPr>
+                <w:sz w:val="18"/>
+                <w:szCs w:val="18"/>
+              </w:rPr>
+              <w:t xml:space="preserve">AutoEncoder</w:t>
+            </w:r>
+          </w:p>
+        </w:tc>
+        <w:tc>
+          <w:tcPr>
+            <w:vAlign w:val="center"/>
+          </w:tcPr>
+          <w:p>
+            <w:pPr>
+              <w:pStyle w:val="Compact"/>
+              <w:suppressAutoHyphens/>
+              <w:jc w:val="center"/>
+            </w:pPr>
+            <w:r>
+              <w:rPr>
+                <w:sz w:val="18"/>
+                <w:szCs w:val="18"/>
+              </w:rPr>
+              <w:t xml:space="preserve">0.336±0.007</w:t>
+            </w:r>
+          </w:p>
+        </w:tc>
+        <w:tc>
+          <w:tcPr>
+            <w:vAlign w:val="center"/>
+          </w:tcPr>
+          <w:p>
+            <w:pPr>
+              <w:pStyle w:val="Compact"/>
+              <w:suppressAutoHyphens/>
+              <w:jc w:val="center"/>
+            </w:pPr>
+            <w:r>
+              <w:rPr>
+                <w:sz w:val="18"/>
+                <w:szCs w:val="18"/>
+              </w:rPr>
+              <w:t xml:space="preserve">0.730±0.003</w:t>
+            </w:r>
+          </w:p>
+        </w:tc>
+        <w:tc>
+          <w:tcPr>
+            <w:vAlign w:val="center"/>
+          </w:tcPr>
+          <w:p>
+            <w:pPr>
+              <w:pStyle w:val="Compact"/>
+              <w:suppressAutoHyphens/>
+              <w:jc w:val="center"/>
+            </w:pPr>
+            <w:r>
+              <w:rPr>
+                <w:sz w:val="18"/>
+                <w:szCs w:val="18"/>
+              </w:rPr>
+              <w:t xml:space="preserve">0.890±0.010</w:t>
+            </w:r>
+          </w:p>
+        </w:tc>
+      </w:tr>
+      <w:tr>
+        <w:tc>
+          <w:tcPr>
+            <w:vAlign w:val="center"/>
+          </w:tcPr>
+          <w:p>
+            <w:pPr>
+              <w:pStyle w:val="Compact"/>
+              <w:suppressAutoHyphens/>
+              <w:jc w:val="center"/>
+            </w:pPr>
+            <w:r>
+              <w:rPr>
+                <w:sz w:val="18"/>
+                <w:szCs w:val="18"/>
+              </w:rPr>
+              <w:t xml:space="preserve">LinRes (one-hot)</w:t>
+            </w:r>
+          </w:p>
+        </w:tc>
+        <w:tc>
+          <w:tcPr>
+            <w:vAlign w:val="center"/>
+          </w:tcPr>
+          <w:p>
+            <w:pPr>
+              <w:pStyle w:val="Compact"/>
+              <w:suppressAutoHyphens/>
+              <w:jc w:val="center"/>
+            </w:pPr>
+            <w:r>
+              <w:rPr>
+                <w:sz w:val="18"/>
+                <w:szCs w:val="18"/>
+              </w:rPr>
+              <w:t xml:space="preserve">0.251</w:t>
+            </w:r>
+          </w:p>
+        </w:tc>
+        <w:tc>
+          <w:tcPr>
+            <w:vAlign w:val="center"/>
+          </w:tcPr>
+          <w:p>
+            <w:pPr>
+              <w:pStyle w:val="Compact"/>
+              <w:suppressAutoHyphens/>
+              <w:jc w:val="center"/>
+            </w:pPr>
+            <w:r>
+              <w:rPr>
+                <w:sz w:val="18"/>
+                <w:szCs w:val="18"/>
+              </w:rPr>
+              <w:t xml:space="preserve">0.465</w:t>
+            </w:r>
+          </w:p>
+        </w:tc>
+        <w:tc>
+          <w:tcPr>
+            <w:vAlign w:val="center"/>
+          </w:tcPr>
+          <w:p>
+            <w:pPr>
+              <w:pStyle w:val="Compact"/>
+              <w:suppressAutoHyphens/>
+              <w:jc w:val="center"/>
+            </w:pPr>
+            <w:r>
+              <w:rPr>
+                <w:sz w:val="18"/>
+                <w:szCs w:val="18"/>
+              </w:rPr>
+              <w:t xml:space="preserve">0.914</w:t>
+            </w:r>
+          </w:p>
+        </w:tc>
+      </w:tr>
+      <w:tr>
+        <w:tc>
+          <w:tcPr>
+            <w:vAlign w:val="center"/>
+          </w:tcPr>
+          <w:p>
+            <w:pPr>
+              <w:pStyle w:val="Compact"/>
+              <w:suppressAutoHyphens/>
+              <w:jc w:val="center"/>
+            </w:pPr>
+            <w:r>
+              <w:rPr>
+                <w:sz w:val="18"/>
+                <w:szCs w:val="18"/>
+              </w:rPr>
+              <w:t xml:space="preserve">USAD</w:t>
+            </w:r>
+          </w:p>
+        </w:tc>
+        <w:tc>
+          <w:tcPr>
+            <w:vAlign w:val="center"/>
+          </w:tcPr>
+          <w:p>
+            <w:pPr>
+              <w:pStyle w:val="Compact"/>
+              <w:suppressAutoHyphens/>
+              <w:jc w:val="center"/>
+            </w:pPr>
+            <w:r>
+              <w:rPr>
+                <w:sz w:val="18"/>
+                <w:szCs w:val="18"/>
+              </w:rPr>
+              <w:t xml:space="preserve">0.257</w:t>
+            </w:r>
+          </w:p>
+        </w:tc>
+        <w:tc>
+          <w:tcPr>
+            <w:vAlign w:val="center"/>
+          </w:tcPr>
+          <w:p>
+            <w:pPr>
+              <w:pStyle w:val="Compact"/>
+              <w:suppressAutoHyphens/>
+              <w:jc w:val="center"/>
+            </w:pPr>
+            <w:r>
+              <w:rPr>
+                <w:sz w:val="18"/>
+                <w:szCs w:val="18"/>
+              </w:rPr>
+              <w:t xml:space="preserve">0.471</w:t>
+            </w:r>
+          </w:p>
+        </w:tc>
+        <w:tc>
+          <w:tcPr>
+            <w:vAlign w:val="center"/>
+          </w:tcPr>
+          <w:p>
+            <w:pPr>
+              <w:pStyle w:val="Compact"/>
+              <w:suppressAutoHyphens/>
+              <w:jc w:val="center"/>
+            </w:pPr>
+            <w:r>
+              <w:rPr>
+                <w:sz w:val="18"/>
+                <w:szCs w:val="18"/>
+              </w:rPr>
+              <w:t xml:space="preserve">0.785</w:t>
+            </w:r>
+          </w:p>
+        </w:tc>
+      </w:tr>
+      <w:tr>
+        <w:tc>
+          <w:tcPr>
+            <w:vAlign w:val="center"/>
+          </w:tcPr>
+          <w:p>
+            <w:pPr>
+              <w:pStyle w:val="Compact"/>
+              <w:suppressAutoHyphens/>
+              <w:jc w:val="center"/>
+            </w:pPr>
+            <w:r>
+              <w:rPr>
+                <w:sz w:val="18"/>
+                <w:szCs w:val="18"/>
+              </w:rPr>
+              <w:t xml:space="preserve">TranAD</w:t>
+            </w:r>
+          </w:p>
+        </w:tc>
+        <w:tc>
+          <w:tcPr>
+            <w:vAlign w:val="center"/>
+          </w:tcPr>
+          <w:p>
+            <w:pPr>
+              <w:pStyle w:val="Compact"/>
+              <w:suppressAutoHyphens/>
+              <w:jc w:val="center"/>
+            </w:pPr>
+            <w:r>
+              <w:rPr>
+                <w:sz w:val="18"/>
+                <w:szCs w:val="18"/>
+              </w:rPr>
+              <w:t xml:space="preserve">0.276</w:t>
+            </w:r>
+          </w:p>
+        </w:tc>
+        <w:tc>
+          <w:tcPr>
+            <w:vAlign w:val="center"/>
+          </w:tcPr>
+          <w:p>
+            <w:pPr>
+              <w:pStyle w:val="Compact"/>
+              <w:suppressAutoHyphens/>
+              <w:jc w:val="center"/>
+            </w:pPr>
+            <w:r>
+              <w:rPr>
+                <w:sz w:val="18"/>
+                <w:szCs w:val="18"/>
+              </w:rPr>
+              <w:t xml:space="preserve">0.418</w:t>
+            </w:r>
+          </w:p>
+        </w:tc>
+        <w:tc>
+          <w:tcPr>
+            <w:vAlign w:val="center"/>
+          </w:tcPr>
+          <w:p>
+            <w:pPr>
+              <w:pStyle w:val="Compact"/>
+              <w:suppressAutoHyphens/>
+              <w:jc w:val="center"/>
+            </w:pPr>
+            <w:r>
+              <w:rPr>
+                <w:sz w:val="18"/>
+                <w:szCs w:val="18"/>
+              </w:rPr>
+              <w:t xml:space="preserve">0.779</w:t>
+            </w:r>
+          </w:p>
+        </w:tc>
+      </w:tr>
+      <w:tr>
+        <w:tc>
+          <w:tcPr>
+            <w:vAlign w:val="center"/>
+          </w:tcPr>
+          <w:p>
+            <w:pPr>
+              <w:pStyle w:val="Compact"/>
+              <w:suppressAutoHyphens/>
+              <w:jc w:val="center"/>
+            </w:pPr>
+            <w:r>
+              <w:rPr>
+                <w:b/>
+                <w:bCs/>
+                <w:sz w:val="18"/>
+                <w:szCs w:val="18"/>
+              </w:rPr>
+              <w:t xml:space="preserve">VaDE-hard+resid (ours)</w:t>
+            </w:r>
+          </w:p>
+        </w:tc>
+        <w:tc>
+          <w:tcPr>
+            <w:vAlign w:val="center"/>
+          </w:tcPr>
+          <w:p>
+            <w:pPr>
+              <w:pStyle w:val="Compact"/>
+              <w:suppressAutoHyphens/>
+              <w:jc w:val="center"/>
+            </w:pPr>
+            <w:r>
+              <w:rPr>
+                <w:sz w:val="18"/>
+                <w:szCs w:val="18"/>
+              </w:rPr>
+              <w:t xml:space="preserve">0.601±0.027</w:t>
+            </w:r>
+          </w:p>
+        </w:tc>
+        <w:tc>
+          <w:tcPr>
+            <w:vAlign w:val="center"/>
+          </w:tcPr>
+          <w:p>
+            <w:pPr>
+              <w:pStyle w:val="Compact"/>
+              <w:suppressAutoHyphens/>
+              <w:jc w:val="center"/>
+            </w:pPr>
+            <w:r>
+              <w:rPr>
+                <w:sz w:val="18"/>
+                <w:szCs w:val="18"/>
+              </w:rPr>
+              <w:t xml:space="preserve">0.806±0.019</w:t>
+            </w:r>
+          </w:p>
+        </w:tc>
+        <w:tc>
+          <w:tcPr>
+            <w:vAlign w:val="center"/>
+          </w:tcPr>
+          <w:p>
+            <w:pPr>
+              <w:pStyle w:val="Compact"/>
+              <w:suppressAutoHyphens/>
+              <w:jc w:val="center"/>
+            </w:pPr>
+            <w:r>
+              <w:rPr>
+                <w:sz w:val="18"/>
+                <w:szCs w:val="18"/>
+              </w:rPr>
+              <w:t xml:space="preserve">0.921±0.012</w:t>
+            </w:r>
+          </w:p>
+        </w:tc>
+      </w:tr>
+    </w:tbl>
+    <w:p>
+      <w:pPr>
+        <w:pStyle w:val="MDPI31text"/>
+        <w:ind w:left="2608"/>
+      </w:pPr>
+      <w:r>
+        <w:rPr>
+          <w:b/>
+          <w:bCs/>
+        </w:rPr>
         <w:t xml:space="preserve">Deep SOTA under raw metrics.</w:t>
       </w:r>
       <w:r>
@@ -11263,7 +12122,7 @@
           <w:b/>
           <w:bCs/>
         </w:rPr>
-        <w:t xml:space="preserve">Table 4.</w:t>
+        <w:t xml:space="preserve">Table 5.</w:t>
       </w:r>
       <w:r>
         <w:t xml:space="preserve"> </w:t>
@@ -11947,7 +12806,7 @@
         <w:ind w:left="2608"/>
       </w:pPr>
       <w:r>
-        <w:t xml:space="preserve">Table 4 decomposes the score into its heads across five seeds and all three datasets. On WADI the reconstruction</w:t>
+        <w:t xml:space="preserve">Table 5 decomposes the score into its heads across five seeds and all three datasets. On WADI the reconstruction</w:t>
       </w:r>
       <w:r>
         <w:t xml:space="preserve"> </w:t>
@@ -12263,7 +13122,25 @@
         <w:t xml:space="preserve"> </w:t>
       </w:r>
       <w:r>
-        <w:t xml:space="preserve">detectors collapse; on WADI and SWaT it ties the strongest baseline. The mechanism is that reconstruction scores reachability while a density in a clustered latent</w:t>
+        <w:t xml:space="preserve">detectors collapse; on WADI and SWaT it ties the strongest baseline. On a stricter double-hard subset that keeps</w:t>
+      </w:r>
+      <w:r>
+        <w:t xml:space="preserve"> </w:t>
+      </w:r>
+      <w:r>
+        <w:t xml:space="preserve">only anomalies separated by neither a univariate nor a linear cross-channel rule, the detector has the highest</w:t>
+      </w:r>
+      <w:r>
+        <w:t xml:space="preserve"> </w:t>
+      </w:r>
+      <w:r>
+        <w:t xml:space="preserve">mean AUROC on all three datasets, with statistically supported superiority on HAI and numerical leads on the</w:t>
+      </w:r>
+      <w:r>
+        <w:t xml:space="preserve"> </w:t>
+      </w:r>
+      <w:r>
+        <w:t xml:space="preserve">smaller WADI and single-episode SWaT subsets. The mechanism is that reconstruction scores reachability while a density in a clustered latent</w:t>
       </w:r>
       <w:r>
         <w:t xml:space="preserve"> </w:t>

--- a/paper_mdpi.docx
+++ b/paper_mdpi.docx
@@ -1237,13 +1237,19 @@
         <w:t xml:space="preserve"> </w:t>
       </w:r>
       <w:r>
-        <w:t xml:space="preserve">raw, difficulty-stratified metrics (the re-scored comparison is in §6), and leave a raw-metric evaluation of</w:t>
-      </w:r>
-      <w:r>
-        <w:t xml:space="preserve"> </w:t>
-      </w:r>
-      <w:r>
-        <w:t xml:space="preserve">these newer detectors and of the cross-channel GDN, whose published evaluation uses point adjustment, to future</w:t>
+        <w:t xml:space="preserve">raw, difficulty-stratified metrics over five seeds (the re-scored comparison is in §6), and additionally</w:t>
+      </w:r>
+      <w:r>
+        <w:t xml:space="preserve"> </w:t>
+      </w:r>
+      <w:r>
+        <w:t xml:space="preserve">re-run the cross-channel GDN under the identical raw protocol where its per-window graph training was tractable</w:t>
+      </w:r>
+      <w:r>
+        <w:t xml:space="preserve"> </w:t>
+      </w:r>
+      <w:r>
+        <w:t xml:space="preserve">(SWaT). A raw-metric evaluation of the newer reconstruction detectors (SensitiveHUE, CATCH) is left to future</w:t>
       </w:r>
       <w:r>
         <w:t xml:space="preserve"> </w:t>
@@ -6666,7 +6672,7 @@
         </w:r>
       </w:hyperlink>
       <w:r>
-        <w:t xml:space="preserve">] through the TranAD evaluation harness and score them with the</w:t>
+        <w:t xml:space="preserve">] through the TranAD evaluation harness over five seeds and score them with the</w:t>
       </w:r>
       <w:r>
         <w:t xml:space="preserve"> </w:t>
@@ -6676,30 +6682,39 @@
           <w:i/>
           <w:iCs/>
         </w:rPr>
-        <w:t xml:space="preserve">same raw point-wise</w:t>
-      </w:r>
-      <w:r>
-        <w:rPr>
-          <w:i/>
-          <w:iCs/>
-        </w:rPr>
-        <w:t xml:space="preserve"> </w:t>
-      </w:r>
-      <w:r>
-        <w:rPr>
-          <w:i/>
-          <w:iCs/>
-        </w:rPr>
-        <w:t xml:space="preserve">metrics</w:t>
-      </w:r>
-      <w:r>
-        <w:t xml:space="preserve">, aggregating their per-timestep scores onto our window grid (with an integer-ratio correction for</w:t>
-      </w:r>
-      <w:r>
-        <w:t xml:space="preserve"> </w:t>
-      </w:r>
-      <w:r>
-        <w:t xml:space="preserve">HAI's downsampling).</w:t>
+        <w:t xml:space="preserve">same raw point-wise metrics</w:t>
+      </w:r>
+      <w:r>
+        <w:t xml:space="preserve">, aggregating their per-timestep scores onto our window grid (with an</w:t>
+      </w:r>
+      <w:r>
+        <w:t xml:space="preserve"> </w:t>
+      </w:r>
+      <w:r>
+        <w:t xml:space="preserve">integer-ratio correction for HAI's downsampling). We also re-run the graph-based GDN [</w:t>
+      </w:r>
+      <w:hyperlink w:anchor="r-gdn">
+        <w:r>
+          <w:rPr>
+            <w:rStyle w:val="Hyperlink"/>
+          </w:rPr>
+          <w:t xml:space="preserve">24</w:t>
+        </w:r>
+      </w:hyperlink>
+      <w:r>
+        <w:t xml:space="preserve">]</w:t>
+      </w:r>
+      <w:r>
+        <w:t xml:space="preserve"> </w:t>
+      </w:r>
+      <w:r>
+        <w:t xml:space="preserve">under the identical protocol; its per-window graph training completed within our compute budget only on SWaT,</w:t>
+      </w:r>
+      <w:r>
+        <w:t xml:space="preserve"> </w:t>
+      </w:r>
+      <w:r>
+        <w:t xml:space="preserve">where it matches the other deep detectors (difficult-subset AUROC 0.871, below ours).</w:t>
       </w:r>
       <w:r>
         <w:t xml:space="preserve"> </w:t>
@@ -6841,19 +6856,25 @@
         <w:t xml:space="preserve"> </w:t>
       </w:r>
       <w:r>
-        <w:t xml:space="preserve">detectors (Isolation Forest, AutoEncoder, and the VaDE family) report AUROC as mean±standard deviation</w:t>
-      </w:r>
-      <w:r>
-        <w:t xml:space="preserve"> </w:t>
-      </w:r>
-      <w:r>
-        <w:t xml:space="preserve">over five seeds. Bold = best AUROC in that dataset×subset column (ties bolded jointly). “Ours”</w:t>
-      </w:r>
-      <w:r>
-        <w:t xml:space="preserve"> </w:t>
-      </w:r>
-      <w:r>
-        <w:t xml:space="preserve">= the VaDE-hard+resid(auto) headline model. The</w:t>
+        <w:t xml:space="preserve">detectors (Isolation Forest, AutoEncoder, USAD, TranAD, and the VaDE family) report AUROC as</w:t>
+      </w:r>
+      <w:r>
+        <w:t xml:space="preserve"> </w:t>
+      </w:r>
+      <w:r>
+        <w:t xml:space="preserve">mean±standard deviation over five seeds; GDN, whose per-window graph training completed only on SWaT within</w:t>
+      </w:r>
+      <w:r>
+        <w:t xml:space="preserve"> </w:t>
+      </w:r>
+      <w:r>
+        <w:t xml:space="preserve">our compute budget, is reported single-run on SWaT. Bold = best AUROC in that dataset×subset column (ties</w:t>
+      </w:r>
+      <w:r>
+        <w:t xml:space="preserve"> </w:t>
+      </w:r>
+      <w:r>
+        <w:t xml:space="preserve">bolded jointly). “Ours” = the VaDE-hard+resid(auto) headline model. The</w:t>
       </w:r>
       <w:r>
         <w:t xml:space="preserve"> </w:t>
@@ -7929,102 +7950,102 @@
                 <w:sz w:val="18"/>
                 <w:szCs w:val="18"/>
               </w:rPr>
-              <w:t xml:space="preserve">0.698</w:t>
-            </w:r>
-          </w:p>
-        </w:tc>
-        <w:tc>
-          <w:tcPr>
-            <w:vAlign w:val="center"/>
-          </w:tcPr>
-          <w:p>
-            <w:pPr>
-              <w:pStyle w:val="Compact"/>
-              <w:suppressAutoHyphens/>
-              <w:jc w:val="center"/>
-            </w:pPr>
-            <w:r>
-              <w:rPr>
-                <w:sz w:val="18"/>
-                <w:szCs w:val="18"/>
-              </w:rPr>
-              <w:t xml:space="preserve">0.516</w:t>
-            </w:r>
-          </w:p>
-        </w:tc>
-        <w:tc>
-          <w:tcPr>
-            <w:vAlign w:val="center"/>
-          </w:tcPr>
-          <w:p>
-            <w:pPr>
-              <w:pStyle w:val="Compact"/>
-              <w:suppressAutoHyphens/>
-              <w:jc w:val="center"/>
-            </w:pPr>
-            <w:r>
-              <w:rPr>
-                <w:sz w:val="18"/>
-                <w:szCs w:val="18"/>
-              </w:rPr>
-              <w:t xml:space="preserve">0.901</w:t>
-            </w:r>
-          </w:p>
-        </w:tc>
-        <w:tc>
-          <w:tcPr>
-            <w:vAlign w:val="center"/>
-          </w:tcPr>
-          <w:p>
-            <w:pPr>
-              <w:pStyle w:val="Compact"/>
-              <w:suppressAutoHyphens/>
-              <w:jc w:val="center"/>
-            </w:pPr>
-            <w:r>
-              <w:rPr>
-                <w:sz w:val="18"/>
-                <w:szCs w:val="18"/>
-              </w:rPr>
-              <w:t xml:space="preserve">0.658</w:t>
-            </w:r>
-          </w:p>
-        </w:tc>
-        <w:tc>
-          <w:tcPr>
-            <w:vAlign w:val="center"/>
-          </w:tcPr>
-          <w:p>
-            <w:pPr>
-              <w:pStyle w:val="Compact"/>
-              <w:suppressAutoHyphens/>
-              <w:jc w:val="center"/>
-            </w:pPr>
-            <w:r>
-              <w:rPr>
-                <w:sz w:val="18"/>
-                <w:szCs w:val="18"/>
-              </w:rPr>
-              <w:t xml:space="preserve">0.303</w:t>
-            </w:r>
-          </w:p>
-        </w:tc>
-        <w:tc>
-          <w:tcPr>
-            <w:vAlign w:val="center"/>
-          </w:tcPr>
-          <w:p>
-            <w:pPr>
-              <w:pStyle w:val="Compact"/>
-              <w:suppressAutoHyphens/>
-              <w:jc w:val="center"/>
-            </w:pPr>
-            <w:r>
-              <w:rPr>
-                <w:sz w:val="18"/>
-                <w:szCs w:val="18"/>
-              </w:rPr>
-              <w:t xml:space="preserve">0.033</w:t>
+              <w:t xml:space="preserve">0.700±0.001</w:t>
+            </w:r>
+          </w:p>
+        </w:tc>
+        <w:tc>
+          <w:tcPr>
+            <w:vAlign w:val="center"/>
+          </w:tcPr>
+          <w:p>
+            <w:pPr>
+              <w:pStyle w:val="Compact"/>
+              <w:suppressAutoHyphens/>
+              <w:jc w:val="center"/>
+            </w:pPr>
+            <w:r>
+              <w:rPr>
+                <w:sz w:val="18"/>
+                <w:szCs w:val="18"/>
+              </w:rPr>
+              <w:t xml:space="preserve">0.512</w:t>
+            </w:r>
+          </w:p>
+        </w:tc>
+        <w:tc>
+          <w:tcPr>
+            <w:vAlign w:val="center"/>
+          </w:tcPr>
+          <w:p>
+            <w:pPr>
+              <w:pStyle w:val="Compact"/>
+              <w:suppressAutoHyphens/>
+              <w:jc w:val="center"/>
+            </w:pPr>
+            <w:r>
+              <w:rPr>
+                <w:sz w:val="18"/>
+                <w:szCs w:val="18"/>
+              </w:rPr>
+              <w:t xml:space="preserve">0.903±0.002</w:t>
+            </w:r>
+          </w:p>
+        </w:tc>
+        <w:tc>
+          <w:tcPr>
+            <w:vAlign w:val="center"/>
+          </w:tcPr>
+          <w:p>
+            <w:pPr>
+              <w:pStyle w:val="Compact"/>
+              <w:suppressAutoHyphens/>
+              <w:jc w:val="center"/>
+            </w:pPr>
+            <w:r>
+              <w:rPr>
+                <w:sz w:val="18"/>
+                <w:szCs w:val="18"/>
+              </w:rPr>
+              <w:t xml:space="preserve">0.655</w:t>
+            </w:r>
+          </w:p>
+        </w:tc>
+        <w:tc>
+          <w:tcPr>
+            <w:vAlign w:val="center"/>
+          </w:tcPr>
+          <w:p>
+            <w:pPr>
+              <w:pStyle w:val="Compact"/>
+              <w:suppressAutoHyphens/>
+              <w:jc w:val="center"/>
+            </w:pPr>
+            <w:r>
+              <w:rPr>
+                <w:sz w:val="18"/>
+                <w:szCs w:val="18"/>
+              </w:rPr>
+              <w:t xml:space="preserve">0.305±0.004</w:t>
+            </w:r>
+          </w:p>
+        </w:tc>
+        <w:tc>
+          <w:tcPr>
+            <w:vAlign w:val="center"/>
+          </w:tcPr>
+          <w:p>
+            <w:pPr>
+              <w:pStyle w:val="Compact"/>
+              <w:suppressAutoHyphens/>
+              <w:jc w:val="center"/>
+            </w:pPr>
+            <w:r>
+              <w:rPr>
+                <w:sz w:val="18"/>
+                <w:szCs w:val="18"/>
+              </w:rPr>
+              <w:t xml:space="preserve">0.030</w:t>
             </w:r>
           </w:p>
         </w:tc>
@@ -8083,102 +8104,102 @@
                 <w:sz w:val="18"/>
                 <w:szCs w:val="18"/>
               </w:rPr>
-              <w:t xml:space="preserve">0.721</w:t>
-            </w:r>
-          </w:p>
-        </w:tc>
-        <w:tc>
-          <w:tcPr>
-            <w:vAlign w:val="center"/>
-          </w:tcPr>
-          <w:p>
-            <w:pPr>
-              <w:pStyle w:val="Compact"/>
-              <w:suppressAutoHyphens/>
-              <w:jc w:val="center"/>
-            </w:pPr>
-            <w:r>
-              <w:rPr>
-                <w:sz w:val="18"/>
-                <w:szCs w:val="18"/>
-              </w:rPr>
-              <w:t xml:space="preserve">0.556</w:t>
-            </w:r>
-          </w:p>
-        </w:tc>
-        <w:tc>
-          <w:tcPr>
-            <w:vAlign w:val="center"/>
-          </w:tcPr>
-          <w:p>
-            <w:pPr>
-              <w:pStyle w:val="Compact"/>
-              <w:suppressAutoHyphens/>
-              <w:jc w:val="center"/>
-            </w:pPr>
-            <w:r>
-              <w:rPr>
-                <w:sz w:val="18"/>
-                <w:szCs w:val="18"/>
-              </w:rPr>
-              <w:t xml:space="preserve">0.921</w:t>
-            </w:r>
-          </w:p>
-        </w:tc>
-        <w:tc>
-          <w:tcPr>
-            <w:vAlign w:val="center"/>
-          </w:tcPr>
-          <w:p>
-            <w:pPr>
-              <w:pStyle w:val="Compact"/>
-              <w:suppressAutoHyphens/>
-              <w:jc w:val="center"/>
-            </w:pPr>
-            <w:r>
-              <w:rPr>
-                <w:sz w:val="18"/>
-                <w:szCs w:val="18"/>
-              </w:rPr>
-              <w:t xml:space="preserve">0.686</w:t>
-            </w:r>
-          </w:p>
-        </w:tc>
-        <w:tc>
-          <w:tcPr>
-            <w:vAlign w:val="center"/>
-          </w:tcPr>
-          <w:p>
-            <w:pPr>
-              <w:pStyle w:val="Compact"/>
-              <w:suppressAutoHyphens/>
-              <w:jc w:val="center"/>
-            </w:pPr>
-            <w:r>
-              <w:rPr>
-                <w:sz w:val="18"/>
-                <w:szCs w:val="18"/>
-              </w:rPr>
-              <w:t xml:space="preserve">0.333</w:t>
-            </w:r>
-          </w:p>
-        </w:tc>
-        <w:tc>
-          <w:tcPr>
-            <w:vAlign w:val="center"/>
-          </w:tcPr>
-          <w:p>
-            <w:pPr>
-              <w:pStyle w:val="Compact"/>
-              <w:suppressAutoHyphens/>
-              <w:jc w:val="center"/>
-            </w:pPr>
-            <w:r>
-              <w:rPr>
-                <w:sz w:val="18"/>
-                <w:szCs w:val="18"/>
-              </w:rPr>
-              <w:t xml:space="preserve">0.039</w:t>
+              <w:t xml:space="preserve">0.717±0.003</w:t>
+            </w:r>
+          </w:p>
+        </w:tc>
+        <w:tc>
+          <w:tcPr>
+            <w:vAlign w:val="center"/>
+          </w:tcPr>
+          <w:p>
+            <w:pPr>
+              <w:pStyle w:val="Compact"/>
+              <w:suppressAutoHyphens/>
+              <w:jc w:val="center"/>
+            </w:pPr>
+            <w:r>
+              <w:rPr>
+                <w:sz w:val="18"/>
+                <w:szCs w:val="18"/>
+              </w:rPr>
+              <w:t xml:space="preserve">0.571</w:t>
+            </w:r>
+          </w:p>
+        </w:tc>
+        <w:tc>
+          <w:tcPr>
+            <w:vAlign w:val="center"/>
+          </w:tcPr>
+          <w:p>
+            <w:pPr>
+              <w:pStyle w:val="Compact"/>
+              <w:suppressAutoHyphens/>
+              <w:jc w:val="center"/>
+            </w:pPr>
+            <w:r>
+              <w:rPr>
+                <w:sz w:val="18"/>
+                <w:szCs w:val="18"/>
+              </w:rPr>
+              <w:t xml:space="preserve">0.918±0.002</w:t>
+            </w:r>
+          </w:p>
+        </w:tc>
+        <w:tc>
+          <w:tcPr>
+            <w:vAlign w:val="center"/>
+          </w:tcPr>
+          <w:p>
+            <w:pPr>
+              <w:pStyle w:val="Compact"/>
+              <w:suppressAutoHyphens/>
+              <w:jc w:val="center"/>
+            </w:pPr>
+            <w:r>
+              <w:rPr>
+                <w:sz w:val="18"/>
+                <w:szCs w:val="18"/>
+              </w:rPr>
+              <w:t xml:space="preserve">0.708</w:t>
+            </w:r>
+          </w:p>
+        </w:tc>
+        <w:tc>
+          <w:tcPr>
+            <w:vAlign w:val="center"/>
+          </w:tcPr>
+          <w:p>
+            <w:pPr>
+              <w:pStyle w:val="Compact"/>
+              <w:suppressAutoHyphens/>
+              <w:jc w:val="center"/>
+            </w:pPr>
+            <w:r>
+              <w:rPr>
+                <w:sz w:val="18"/>
+                <w:szCs w:val="18"/>
+              </w:rPr>
+              <w:t xml:space="preserve">0.325±0.004</w:t>
+            </w:r>
+          </w:p>
+        </w:tc>
+        <w:tc>
+          <w:tcPr>
+            <w:vAlign w:val="center"/>
+          </w:tcPr>
+          <w:p>
+            <w:pPr>
+              <w:pStyle w:val="Compact"/>
+              <w:suppressAutoHyphens/>
+              <w:jc w:val="center"/>
+            </w:pPr>
+            <w:r>
+              <w:rPr>
+                <w:sz w:val="18"/>
+                <w:szCs w:val="18"/>
+              </w:rPr>
+              <w:t xml:space="preserve">0.025</w:t>
             </w:r>
           </w:p>
         </w:tc>
@@ -9054,102 +9075,102 @@
                 <w:sz w:val="18"/>
                 <w:szCs w:val="18"/>
               </w:rPr>
-              <w:t xml:space="preserve">0.849</w:t>
-            </w:r>
-          </w:p>
-        </w:tc>
-        <w:tc>
-          <w:tcPr>
-            <w:vAlign w:val="center"/>
-          </w:tcPr>
-          <w:p>
-            <w:pPr>
-              <w:pStyle w:val="Compact"/>
-              <w:suppressAutoHyphens/>
-              <w:jc w:val="center"/>
-            </w:pPr>
-            <w:r>
-              <w:rPr>
-                <w:sz w:val="18"/>
-                <w:szCs w:val="18"/>
-              </w:rPr>
-              <w:t xml:space="preserve">0.706</w:t>
-            </w:r>
-          </w:p>
-        </w:tc>
-        <w:tc>
-          <w:tcPr>
-            <w:vAlign w:val="center"/>
-          </w:tcPr>
-          <w:p>
-            <w:pPr>
-              <w:pStyle w:val="Compact"/>
-              <w:suppressAutoHyphens/>
-              <w:jc w:val="center"/>
-            </w:pPr>
-            <w:r>
-              <w:rPr>
-                <w:sz w:val="18"/>
-                <w:szCs w:val="18"/>
-              </w:rPr>
-              <w:t xml:space="preserve">0.970</w:t>
-            </w:r>
-          </w:p>
-        </w:tc>
-        <w:tc>
-          <w:tcPr>
-            <w:vAlign w:val="center"/>
-          </w:tcPr>
-          <w:p>
-            <w:pPr>
-              <w:pStyle w:val="Compact"/>
-              <w:suppressAutoHyphens/>
-              <w:jc w:val="center"/>
-            </w:pPr>
-            <w:r>
-              <w:rPr>
-                <w:sz w:val="18"/>
-                <w:szCs w:val="18"/>
-              </w:rPr>
-              <w:t xml:space="preserve">0.841</w:t>
-            </w:r>
-          </w:p>
-        </w:tc>
-        <w:tc>
-          <w:tcPr>
-            <w:vAlign w:val="center"/>
-          </w:tcPr>
-          <w:p>
-            <w:pPr>
-              <w:pStyle w:val="Compact"/>
-              <w:suppressAutoHyphens/>
-              <w:jc w:val="center"/>
-            </w:pPr>
-            <w:r>
-              <w:rPr>
-                <w:sz w:val="18"/>
-                <w:szCs w:val="18"/>
-              </w:rPr>
-              <w:t xml:space="preserve">0.497</w:t>
-            </w:r>
-          </w:p>
-        </w:tc>
-        <w:tc>
-          <w:tcPr>
-            <w:vAlign w:val="center"/>
-          </w:tcPr>
-          <w:p>
-            <w:pPr>
-              <w:pStyle w:val="Compact"/>
-              <w:suppressAutoHyphens/>
-              <w:jc w:val="center"/>
-            </w:pPr>
-            <w:r>
-              <w:rPr>
-                <w:sz w:val="18"/>
-                <w:szCs w:val="18"/>
-              </w:rPr>
-              <w:t xml:space="preserve">0.023</w:t>
+              <w:t xml:space="preserve">0.843±0.005</w:t>
+            </w:r>
+          </w:p>
+        </w:tc>
+        <w:tc>
+          <w:tcPr>
+            <w:vAlign w:val="center"/>
+          </w:tcPr>
+          <w:p>
+            <w:pPr>
+              <w:pStyle w:val="Compact"/>
+              <w:suppressAutoHyphens/>
+              <w:jc w:val="center"/>
+            </w:pPr>
+            <w:r>
+              <w:rPr>
+                <w:sz w:val="18"/>
+                <w:szCs w:val="18"/>
+              </w:rPr>
+              <w:t xml:space="preserve">0.699</w:t>
+            </w:r>
+          </w:p>
+        </w:tc>
+        <w:tc>
+          <w:tcPr>
+            <w:vAlign w:val="center"/>
+          </w:tcPr>
+          <w:p>
+            <w:pPr>
+              <w:pStyle w:val="Compact"/>
+              <w:suppressAutoHyphens/>
+              <w:jc w:val="center"/>
+            </w:pPr>
+            <w:r>
+              <w:rPr>
+                <w:sz w:val="18"/>
+                <w:szCs w:val="18"/>
+              </w:rPr>
+              <w:t xml:space="preserve">0.969±0.001</w:t>
+            </w:r>
+          </w:p>
+        </w:tc>
+        <w:tc>
+          <w:tcPr>
+            <w:vAlign w:val="center"/>
+          </w:tcPr>
+          <w:p>
+            <w:pPr>
+              <w:pStyle w:val="Compact"/>
+              <w:suppressAutoHyphens/>
+              <w:jc w:val="center"/>
+            </w:pPr>
+            <w:r>
+              <w:rPr>
+                <w:sz w:val="18"/>
+                <w:szCs w:val="18"/>
+              </w:rPr>
+              <w:t xml:space="preserve">0.833</w:t>
+            </w:r>
+          </w:p>
+        </w:tc>
+        <w:tc>
+          <w:tcPr>
+            <w:vAlign w:val="center"/>
+          </w:tcPr>
+          <w:p>
+            <w:pPr>
+              <w:pStyle w:val="Compact"/>
+              <w:suppressAutoHyphens/>
+              <w:jc w:val="center"/>
+            </w:pPr>
+            <w:r>
+              <w:rPr>
+                <w:sz w:val="18"/>
+                <w:szCs w:val="18"/>
+              </w:rPr>
+              <w:t xml:space="preserve">0.477±0.018</w:t>
+            </w:r>
+          </w:p>
+        </w:tc>
+        <w:tc>
+          <w:tcPr>
+            <w:vAlign w:val="center"/>
+          </w:tcPr>
+          <w:p>
+            <w:pPr>
+              <w:pStyle w:val="Compact"/>
+              <w:suppressAutoHyphens/>
+              <w:jc w:val="center"/>
+            </w:pPr>
+            <w:r>
+              <w:rPr>
+                <w:sz w:val="18"/>
+                <w:szCs w:val="18"/>
+              </w:rPr>
+              <w:t xml:space="preserve">0.022</w:t>
             </w:r>
           </w:p>
         </w:tc>
@@ -9208,7 +9229,7 @@
                 <w:sz w:val="18"/>
                 <w:szCs w:val="18"/>
               </w:rPr>
-              <w:t xml:space="preserve">0.834</w:t>
+              <w:t xml:space="preserve">0.834±0.002</w:t>
             </w:r>
           </w:p>
         </w:tc>
@@ -9246,45 +9267,45 @@
                 <w:sz w:val="18"/>
                 <w:szCs w:val="18"/>
               </w:rPr>
-              <w:t xml:space="preserve">0.968</w:t>
-            </w:r>
-          </w:p>
-        </w:tc>
-        <w:tc>
-          <w:tcPr>
-            <w:vAlign w:val="center"/>
-          </w:tcPr>
-          <w:p>
-            <w:pPr>
-              <w:pStyle w:val="Compact"/>
-              <w:suppressAutoHyphens/>
-              <w:jc w:val="center"/>
-            </w:pPr>
-            <w:r>
-              <w:rPr>
-                <w:sz w:val="18"/>
-                <w:szCs w:val="18"/>
-              </w:rPr>
-              <w:t xml:space="preserve">0.825</w:t>
-            </w:r>
-          </w:p>
-        </w:tc>
-        <w:tc>
-          <w:tcPr>
-            <w:vAlign w:val="center"/>
-          </w:tcPr>
-          <w:p>
-            <w:pPr>
-              <w:pStyle w:val="Compact"/>
-              <w:suppressAutoHyphens/>
-              <w:jc w:val="center"/>
-            </w:pPr>
-            <w:r>
-              <w:rPr>
-                <w:sz w:val="18"/>
-                <w:szCs w:val="18"/>
-              </w:rPr>
-              <w:t xml:space="preserve">0.445</w:t>
+              <w:t xml:space="preserve">0.968±0.000</w:t>
+            </w:r>
+          </w:p>
+        </w:tc>
+        <w:tc>
+          <w:tcPr>
+            <w:vAlign w:val="center"/>
+          </w:tcPr>
+          <w:p>
+            <w:pPr>
+              <w:pStyle w:val="Compact"/>
+              <w:suppressAutoHyphens/>
+              <w:jc w:val="center"/>
+            </w:pPr>
+            <w:r>
+              <w:rPr>
+                <w:sz w:val="18"/>
+                <w:szCs w:val="18"/>
+              </w:rPr>
+              <w:t xml:space="preserve">0.824</w:t>
+            </w:r>
+          </w:p>
+        </w:tc>
+        <w:tc>
+          <w:tcPr>
+            <w:vAlign w:val="center"/>
+          </w:tcPr>
+          <w:p>
+            <w:pPr>
+              <w:pStyle w:val="Compact"/>
+              <w:suppressAutoHyphens/>
+              <w:jc w:val="center"/>
+            </w:pPr>
+            <w:r>
+              <w:rPr>
+                <w:sz w:val="18"/>
+                <w:szCs w:val="18"/>
+              </w:rPr>
+              <w:t xml:space="preserve">0.444±0.010</w:t>
             </w:r>
           </w:p>
         </w:tc>
@@ -10179,7 +10200,7 @@
                 <w:sz w:val="18"/>
                 <w:szCs w:val="18"/>
               </w:rPr>
-              <w:t xml:space="preserve">0.973</w:t>
+              <w:t xml:space="preserve">0.972±0.001</w:t>
             </w:r>
           </w:p>
         </w:tc>
@@ -10217,7 +10238,7 @@
                 <w:sz w:val="18"/>
                 <w:szCs w:val="18"/>
               </w:rPr>
-              <w:t xml:space="preserve">1.000</w:t>
+              <w:t xml:space="preserve">1.000±0.000</w:t>
             </w:r>
           </w:p>
         </w:tc>
@@ -10255,26 +10276,26 @@
                 <w:sz w:val="18"/>
                 <w:szCs w:val="18"/>
               </w:rPr>
-              <w:t xml:space="preserve">0.871</w:t>
-            </w:r>
-          </w:p>
-        </w:tc>
-        <w:tc>
-          <w:tcPr>
-            <w:vAlign w:val="center"/>
-          </w:tcPr>
-          <w:p>
-            <w:pPr>
-              <w:pStyle w:val="Compact"/>
-              <w:suppressAutoHyphens/>
-              <w:jc w:val="center"/>
-            </w:pPr>
-            <w:r>
-              <w:rPr>
-                <w:sz w:val="18"/>
-                <w:szCs w:val="18"/>
-              </w:rPr>
-              <w:t xml:space="preserve">0.730</w:t>
+              <w:t xml:space="preserve">0.867±0.005</w:t>
+            </w:r>
+          </w:p>
+        </w:tc>
+        <w:tc>
+          <w:tcPr>
+            <w:vAlign w:val="center"/>
+          </w:tcPr>
+          <w:p>
+            <w:pPr>
+              <w:pStyle w:val="Compact"/>
+              <w:suppressAutoHyphens/>
+              <w:jc w:val="center"/>
+            </w:pPr>
+            <w:r>
+              <w:rPr>
+                <w:sz w:val="18"/>
+                <w:szCs w:val="18"/>
+              </w:rPr>
+              <w:t xml:space="preserve">0.705</w:t>
             </w:r>
           </w:p>
         </w:tc>
@@ -10333,26 +10354,180 @@
                 <w:sz w:val="18"/>
                 <w:szCs w:val="18"/>
               </w:rPr>
-              <w:t xml:space="preserve">0.972</w:t>
-            </w:r>
-          </w:p>
-        </w:tc>
-        <w:tc>
-          <w:tcPr>
-            <w:vAlign w:val="center"/>
-          </w:tcPr>
-          <w:p>
-            <w:pPr>
-              <w:pStyle w:val="Compact"/>
-              <w:suppressAutoHyphens/>
-              <w:jc w:val="center"/>
-            </w:pPr>
-            <w:r>
-              <w:rPr>
-                <w:sz w:val="18"/>
-                <w:szCs w:val="18"/>
-              </w:rPr>
-              <w:t xml:space="preserve">0.948</w:t>
+              <w:t xml:space="preserve">0.972±0.000</w:t>
+            </w:r>
+          </w:p>
+        </w:tc>
+        <w:tc>
+          <w:tcPr>
+            <w:vAlign w:val="center"/>
+          </w:tcPr>
+          <w:p>
+            <w:pPr>
+              <w:pStyle w:val="Compact"/>
+              <w:suppressAutoHyphens/>
+              <w:jc w:val="center"/>
+            </w:pPr>
+            <w:r>
+              <w:rPr>
+                <w:sz w:val="18"/>
+                <w:szCs w:val="18"/>
+              </w:rPr>
+              <w:t xml:space="preserve">0.952</w:t>
+            </w:r>
+          </w:p>
+        </w:tc>
+        <w:tc>
+          <w:tcPr>
+            <w:vAlign w:val="center"/>
+          </w:tcPr>
+          <w:p>
+            <w:pPr>
+              <w:pStyle w:val="Compact"/>
+              <w:suppressAutoHyphens/>
+              <w:jc w:val="center"/>
+            </w:pPr>
+            <w:r>
+              <w:rPr>
+                <w:sz w:val="18"/>
+                <w:szCs w:val="18"/>
+              </w:rPr>
+              <w:t xml:space="preserve">1.000±0.000</w:t>
+            </w:r>
+          </w:p>
+        </w:tc>
+        <w:tc>
+          <w:tcPr>
+            <w:vAlign w:val="center"/>
+          </w:tcPr>
+          <w:p>
+            <w:pPr>
+              <w:pStyle w:val="Compact"/>
+              <w:suppressAutoHyphens/>
+              <w:jc w:val="center"/>
+            </w:pPr>
+            <w:r>
+              <w:rPr>
+                <w:sz w:val="18"/>
+                <w:szCs w:val="18"/>
+              </w:rPr>
+              <w:t xml:space="preserve">0.990</w:t>
+            </w:r>
+          </w:p>
+        </w:tc>
+        <w:tc>
+          <w:tcPr>
+            <w:vAlign w:val="center"/>
+          </w:tcPr>
+          <w:p>
+            <w:pPr>
+              <w:pStyle w:val="Compact"/>
+              <w:suppressAutoHyphens/>
+              <w:jc w:val="center"/>
+            </w:pPr>
+            <w:r>
+              <w:rPr>
+                <w:sz w:val="18"/>
+                <w:szCs w:val="18"/>
+              </w:rPr>
+              <w:t xml:space="preserve">0.867±0.001</w:t>
+            </w:r>
+          </w:p>
+        </w:tc>
+        <w:tc>
+          <w:tcPr>
+            <w:vAlign w:val="center"/>
+          </w:tcPr>
+          <w:p>
+            <w:pPr>
+              <w:pStyle w:val="Compact"/>
+              <w:suppressAutoHyphens/>
+              <w:jc w:val="center"/>
+            </w:pPr>
+            <w:r>
+              <w:rPr>
+                <w:sz w:val="18"/>
+                <w:szCs w:val="18"/>
+              </w:rPr>
+              <w:t xml:space="preserve">0.726</w:t>
+            </w:r>
+          </w:p>
+        </w:tc>
+      </w:tr>
+      <w:tr>
+        <w:tc>
+          <w:tcPr>
+            <w:vAlign w:val="center"/>
+          </w:tcPr>
+          <w:p>
+            <w:pPr>
+              <w:pStyle w:val="Compact"/>
+              <w:suppressAutoHyphens/>
+              <w:jc w:val="center"/>
+            </w:pPr>
+            <w:r>
+              <w:rPr>
+                <w:sz w:val="18"/>
+                <w:szCs w:val="18"/>
+              </w:rPr>
+              <w:t xml:space="preserve">GDN</w:t>
+            </w:r>
+          </w:p>
+        </w:tc>
+        <w:tc>
+          <w:tcPr>
+            <w:vAlign w:val="center"/>
+          </w:tcPr>
+          <w:p>
+            <w:pPr>
+              <w:pStyle w:val="Compact"/>
+              <w:suppressAutoHyphens/>
+              <w:jc w:val="center"/>
+            </w:pPr>
+            <w:r>
+              <w:rPr>
+                <w:sz w:val="18"/>
+                <w:szCs w:val="18"/>
+              </w:rPr>
+              <w:t xml:space="preserve">SOTA</w:t>
+            </w:r>
+          </w:p>
+        </w:tc>
+        <w:tc>
+          <w:tcPr>
+            <w:vAlign w:val="center"/>
+          </w:tcPr>
+          <w:p>
+            <w:pPr>
+              <w:pStyle w:val="Compact"/>
+              <w:suppressAutoHyphens/>
+              <w:jc w:val="center"/>
+            </w:pPr>
+            <w:r>
+              <w:rPr>
+                <w:sz w:val="18"/>
+                <w:szCs w:val="18"/>
+              </w:rPr>
+              <w:t xml:space="preserve">0.973</w:t>
+            </w:r>
+          </w:p>
+        </w:tc>
+        <w:tc>
+          <w:tcPr>
+            <w:vAlign w:val="center"/>
+          </w:tcPr>
+          <w:p>
+            <w:pPr>
+              <w:pStyle w:val="Compact"/>
+              <w:suppressAutoHyphens/>
+              <w:jc w:val="center"/>
+            </w:pPr>
+            <w:r>
+              <w:rPr>
+                <w:sz w:val="18"/>
+                <w:szCs w:val="18"/>
+              </w:rPr>
+              <w:t xml:space="preserve">0.946</w:t>
             </w:r>
           </w:p>
         </w:tc>
@@ -10409,26 +10584,26 @@
                 <w:sz w:val="18"/>
                 <w:szCs w:val="18"/>
               </w:rPr>
-              <w:t xml:space="preserve">0.867</w:t>
-            </w:r>
-          </w:p>
-        </w:tc>
-        <w:tc>
-          <w:tcPr>
-            <w:vAlign w:val="center"/>
-          </w:tcPr>
-          <w:p>
-            <w:pPr>
-              <w:pStyle w:val="Compact"/>
-              <w:suppressAutoHyphens/>
-              <w:jc w:val="center"/>
-            </w:pPr>
-            <w:r>
-              <w:rPr>
-                <w:sz w:val="18"/>
-                <w:szCs w:val="18"/>
-              </w:rPr>
-              <w:t xml:space="preserve">0.725</w:t>
+              <w:t xml:space="preserve">0.871</w:t>
+            </w:r>
+          </w:p>
+        </w:tc>
+        <w:tc>
+          <w:tcPr>
+            <w:vAlign w:val="center"/>
+          </w:tcPr>
+          <w:p>
+            <w:pPr>
+              <w:pStyle w:val="Compact"/>
+              <w:suppressAutoHyphens/>
+              <w:jc w:val="center"/>
+            </w:pPr>
+            <w:r>
+              <w:rPr>
+                <w:sz w:val="18"/>
+                <w:szCs w:val="18"/>
+              </w:rPr>
+              <w:t xml:space="preserve">0.698</w:t>
             </w:r>
           </w:p>
         </w:tc>
@@ -10655,13 +10830,13 @@
         <w:t xml:space="preserve"> </w:t>
       </w:r>
       <w:r>
-        <w:t xml:space="preserve">attack episodes), well above the AutoEncoder (0.757) and far above the deep detectors USAD (0.497) and TranAD</w:t>
-      </w:r>
-      <w:r>
-        <w:t xml:space="preserve"> </w:t>
-      </w:r>
-      <w:r>
-        <w:t xml:space="preserve">(0.445), which sit near chance. This margin over the AutoEncoder is statistically significant: an episode-block</w:t>
+        <w:t xml:space="preserve">attack episodes), well above the AutoEncoder (0.757) and far above the deep detectors USAD (0.477) and TranAD</w:t>
+      </w:r>
+      <w:r>
+        <w:t xml:space="preserve"> </w:t>
+      </w:r>
+      <w:r>
+        <w:t xml:space="preserve">(0.444), which sit near chance. This margin over the AutoEncoder is statistically significant: an episode-block</w:t>
       </w:r>
       <w:r>
         <w:t xml:space="preserve"> </w:t>
@@ -11796,19 +11971,19 @@
         <w:t xml:space="preserve"> </w:t>
       </w:r>
       <w:r>
-        <w:t xml:space="preserve">and TranAD collapse on the difficult subset of the two joint-structure benchmarks: they fall to 0.497 and 0.445</w:t>
-      </w:r>
-      <w:r>
-        <w:t xml:space="preserve"> </w:t>
-      </w:r>
-      <w:r>
-        <w:t xml:space="preserve">on HAI and to 0.303 and 0.333 on WADI, near or below chance and far below our 0.690–0.811, even while they</w:t>
-      </w:r>
-      <w:r>
-        <w:t xml:space="preserve"> </w:t>
-      </w:r>
-      <w:r>
-        <w:t xml:space="preserve">remain strong on Easy (0.90–0.97). This is the concrete face of the “illusion of success”:</w:t>
+        <w:t xml:space="preserve">and TranAD collapse on the difficult subset of the two joint-structure benchmarks: over five seeds they fall to</w:t>
+      </w:r>
+      <w:r>
+        <w:t xml:space="preserve"> </w:t>
+      </w:r>
+      <w:r>
+        <w:t xml:space="preserve">0.477 and 0.444 on HAI and to 0.305 and 0.325 on WADI, near or below chance and far below our 0.690–0.811,</w:t>
+      </w:r>
+      <w:r>
+        <w:t xml:space="preserve"> </w:t>
+      </w:r>
+      <w:r>
+        <w:t xml:space="preserve">even while they remain strong on Easy (0.90–0.97). This is the concrete face of the “illusion of success”:</w:t>
       </w:r>
       <w:r>
         <w:t xml:space="preserve"> </w:t>
@@ -11967,7 +12142,7 @@
         <w:t xml:space="preserve"> </w:t>
       </w:r>
       <w:r>
-        <w:t xml:space="preserve">(0.45–0.50); on WADI and SWaT it ties the strongest baseline at the top of the difficult column. Modelling normal as a jointly learned latent plus explicit mode clustering, and scoring by</w:t>
+        <w:t xml:space="preserve">(0.44–0.48); on WADI and SWaT it ties the strongest baseline at the top of the difficult column. Modelling normal as a jointly learned latent plus explicit mode clustering, and scoring by</w:t>
       </w:r>
       <w:r>
         <w:t xml:space="preserve"> </w:t>

--- a/paper_mdpi.docx
+++ b/paper_mdpi.docx
@@ -524,19 +524,19 @@
         <w:t xml:space="preserve"> </w:t>
       </w:r>
       <w:r>
-        <w:t xml:space="preserve">We build a detector whose whole design is faithfully modeling that normal law: a jointly</w:t>
-      </w:r>
-      <w:r>
-        <w:t xml:space="preserve"> </w:t>
-      </w:r>
-      <w:r>
-        <w:t xml:space="preserve">learned latent plus explicit Gaussian-mixture mode clustering (VaDE), scored in the latent by a mixture density</w:t>
-      </w:r>
-      <w:r>
-        <w:t xml:space="preserve"> </w:t>
-      </w:r>
-      <w:r>
-        <w:t xml:space="preserve">head and a rare-mode-safe nearest-component likelihood; a key mechanism is demoting reconstruction from the</w:t>
+        <w:t xml:space="preserve">We build a detector, one concrete realization of these assumptions, whose whole design is</w:t>
+      </w:r>
+      <w:r>
+        <w:t xml:space="preserve"> </w:t>
+      </w:r>
+      <w:r>
+        <w:t xml:space="preserve">faithfully modeling that normal law: a jointly learned latent plus explicit Gaussian-mixture mode clustering</w:t>
+      </w:r>
+      <w:r>
+        <w:t xml:space="preserve"> </w:t>
+      </w:r>
+      <w:r>
+        <w:t xml:space="preserve">(VaDE), scored in the latent by a mixture density head and a rare-mode-safe nearest-component likelihood; a key mechanism is demoting reconstruction from the</w:t>
       </w:r>
       <w:r>
         <w:t xml:space="preserve"> </w:t>
@@ -3090,6 +3090,146 @@
       </w:r>
       <w:r>
         <w:t xml:space="preserve">history-conditioned, path-dependent scoring (A10) is left to future work (§7).</w:t>
+      </w:r>
+    </w:p>
+    <w:p>
+      <w:pPr>
+        <w:pStyle w:val="MDPI31text"/>
+        <w:ind w:left="2608"/>
+      </w:pPr>
+      <w:r>
+        <w:rPr>
+          <w:b/>
+          <w:bCs/>
+        </w:rPr>
+        <w:t xml:space="preserve">One realization of the assumptions.</w:t>
+      </w:r>
+      <w:r>
+        <w:t xml:space="preserve"> </w:t>
+      </w:r>
+      <w:r>
+        <w:t xml:space="preserve">A1–A10 specify</w:t>
+      </w:r>
+      <w:r>
+        <w:t xml:space="preserve"> </w:t>
+      </w:r>
+      <w:r>
+        <w:rPr>
+          <w:i/>
+          <w:iCs/>
+        </w:rPr>
+        <w:t xml:space="preserve">what</w:t>
+      </w:r>
+      <w:r>
+        <w:t xml:space="preserve"> </w:t>
+      </w:r>
+      <w:r>
+        <w:t xml:space="preserve">a model of CPS normal</w:t>
+      </w:r>
+      <w:r>
+        <w:t xml:space="preserve"> </w:t>
+      </w:r>
+      <w:r>
+        <w:t xml:space="preserve">must capture — a massive, implicit, imbalanced multimodal law with thin fringes and rare regimes — not</w:t>
+      </w:r>
+      <w:r>
+        <w:t xml:space="preserve"> </w:t>
+      </w:r>
+      <w:r>
+        <w:rPr>
+          <w:i/>
+          <w:iCs/>
+        </w:rPr>
+        <w:t xml:space="preserve">how</w:t>
+      </w:r>
+      <w:r>
+        <w:t xml:space="preserve"> </w:t>
+      </w:r>
+      <w:r>
+        <w:t xml:space="preserve">to implement it. The detector described below is one concrete realization, reported in full so that</w:t>
+      </w:r>
+      <w:r>
+        <w:t xml:space="preserve"> </w:t>
+      </w:r>
+      <w:r>
+        <w:t xml:space="preserve">each of its choices is auditable; but each choice is a point in a larger design space that the same assumptions</w:t>
+      </w:r>
+      <w:r>
+        <w:t xml:space="preserve"> </w:t>
+      </w:r>
+      <w:r>
+        <w:t xml:space="preserve">admit. Regime separation (A1, A7) is realized here by a jointly learned VaDE Gaussian mixture, yet the assumptions</w:t>
+      </w:r>
+      <w:r>
+        <w:t xml:space="preserve"> </w:t>
+      </w:r>
+      <w:r>
+        <w:t xml:space="preserve">equally admit correlation-structure clustering or other unsupervised partitioners. Intra-mode density (A2, A4) is</w:t>
+      </w:r>
+      <w:r>
+        <w:t xml:space="preserve"> </w:t>
+      </w:r>
+      <w:r>
+        <w:t xml:space="preserve">realized here by a single high-</w:t>
+      </w:r>
+      <w:r>
+        <w:rPr>
+          <w:i/>
+          <w:iCs/>
+        </w:rPr>
+        <w:t xml:space="preserve">K</w:t>
+      </w:r>
+      <w:r>
+        <w:t xml:space="preserve"> </w:t>
+      </w:r>
+      <w:r>
+        <w:t xml:space="preserve">latent mixture, yet equally by non-parametric estimators or by ensembles</w:t>
+      </w:r>
+      <w:r>
+        <w:t xml:space="preserve"> </w:t>
+      </w:r>
+      <w:r>
+        <w:t xml:space="preserve">of lower-dimensional density models, which resist the dilution of a sparse joint fault in a high-dimensional</w:t>
+      </w:r>
+      <w:r>
+        <w:t xml:space="preserve"> </w:t>
+      </w:r>
+      <w:r>
+        <w:t xml:space="preserve">score. The cross-channel term (A8) is realized here by a whitened reconstruction residual, yet equally by explicit</w:t>
+      </w:r>
+      <w:r>
+        <w:t xml:space="preserve"> </w:t>
+      </w:r>
+      <w:r>
+        <w:t xml:space="preserve">factorised likelihoods over correlated channel groups. We therefore treat the MIIM assumptions, not any single</w:t>
+      </w:r>
+      <w:r>
+        <w:t xml:space="preserve"> </w:t>
+      </w:r>
+      <w:r>
+        <w:t xml:space="preserve">estimator, as the portable contribution: the model of §4 shows that the assumptions</w:t>
+      </w:r>
+      <w:r>
+        <w:t xml:space="preserve"> </w:t>
+      </w:r>
+      <w:r>
+        <w:rPr>
+          <w:i/>
+          <w:iCs/>
+        </w:rPr>
+        <w:t xml:space="preserve">can</w:t>
+      </w:r>
+      <w:r>
+        <w:t xml:space="preserve"> </w:t>
+      </w:r>
+      <w:r>
+        <w:t xml:space="preserve">be realized</w:t>
+      </w:r>
+      <w:r>
+        <w:t xml:space="preserve"> </w:t>
+      </w:r>
+      <w:r>
+        <w:t xml:space="preserve">and that doing so delivers the reported gains, and §7 returns to these alternative routes as future work.</w:t>
       </w:r>
     </w:p>
     <w:p>
@@ -13177,6 +13317,117 @@
       </w:r>
       <w:r>
         <w:t xml:space="preserve">fault.</w:t>
+      </w:r>
+    </w:p>
+    <w:p>
+      <w:pPr>
+        <w:pStyle w:val="MDPI31text"/>
+        <w:ind w:left="2608"/>
+      </w:pPr>
+      <w:r>
+        <w:rPr>
+          <w:b/>
+          <w:bCs/>
+        </w:rPr>
+        <w:t xml:space="preserve">Alternative realizations of the assumptions.</w:t>
+      </w:r>
+      <w:r>
+        <w:t xml:space="preserve"> </w:t>
+      </w:r>
+      <w:r>
+        <w:t xml:space="preserve">Because the MIIM assumptions fix the structure to</w:t>
+      </w:r>
+      <w:r>
+        <w:t xml:space="preserve"> </w:t>
+      </w:r>
+      <w:r>
+        <w:t xml:space="preserve">model rather than the estimator (§4), they open a family of detectors beyond the one reported here, and two</w:t>
+      </w:r>
+      <w:r>
+        <w:t xml:space="preserve"> </w:t>
+      </w:r>
+      <w:r>
+        <w:t xml:space="preserve">routes are especially promising. First,</w:t>
+      </w:r>
+      <w:r>
+        <w:t xml:space="preserve"> </w:t>
+      </w:r>
+      <w:r>
+        <w:rPr>
+          <w:i/>
+          <w:iCs/>
+        </w:rPr>
+        <w:t xml:space="preserve">regime separation</w:t>
+      </w:r>
+      <w:r>
+        <w:t xml:space="preserve"> </w:t>
+      </w:r>
+      <w:r>
+        <w:t xml:space="preserve">(A1, A7) need not come from a single global</w:t>
+      </w:r>
+      <w:r>
+        <w:t xml:space="preserve"> </w:t>
+      </w:r>
+      <w:r>
+        <w:t xml:space="preserve">latent mixture: correlation-structure clustering can recover the operating-mode groups directly, and a hierarchy</w:t>
+      </w:r>
+      <w:r>
+        <w:t xml:space="preserve"> </w:t>
+      </w:r>
+      <w:r>
+        <w:t xml:space="preserve">of such groups yields a multiscale decomposition of the normal law. Second, and relatedly,</w:t>
+      </w:r>
+      <w:r>
+        <w:t xml:space="preserve"> </w:t>
+      </w:r>
+      <w:r>
+        <w:rPr>
+          <w:i/>
+          <w:iCs/>
+        </w:rPr>
+        <w:t xml:space="preserve">density estimation</w:t>
+      </w:r>
+      <w:r>
+        <w:t xml:space="preserve"> </w:t>
+      </w:r>
+      <w:r>
+        <w:t xml:space="preserve">(A2, A4) need not be a single high-dimensional model: an ensemble of lower-dimensional density models, one per</w:t>
+      </w:r>
+      <w:r>
+        <w:t xml:space="preserve"> </w:t>
+      </w:r>
+      <w:r>
+        <w:t xml:space="preserve">correlated channel group, keeps a sparse joint fault from being diluted in a full-dimensional score, since a</w:t>
+      </w:r>
+      <w:r>
+        <w:t xml:space="preserve"> </w:t>
+      </w:r>
+      <w:r>
+        <w:t xml:space="preserve">fault confined to a few channels is a small fraction of the total dimensionality and is easily averaged away</w:t>
+      </w:r>
+      <w:r>
+        <w:t xml:space="preserve"> </w:t>
+      </w:r>
+      <w:r>
+        <w:t xml:space="preserve">globally. How to combine such per-group densities is itself an assumption-dependent choice — a summed</w:t>
+      </w:r>
+      <w:r>
+        <w:t xml:space="preserve"> </w:t>
+      </w:r>
+      <w:r>
+        <w:t xml:space="preserve">factorised likelihood is powerful when the fault is dense, a maximum over groups when it is sparse — and a</w:t>
+      </w:r>
+      <w:r>
+        <w:t xml:space="preserve"> </w:t>
+      </w:r>
+      <w:r>
+        <w:t xml:space="preserve">sparsity-adaptive combination is the principled reconciliation. We regard these as concrete next realizations of</w:t>
+      </w:r>
+      <w:r>
+        <w:t xml:space="preserve"> </w:t>
+      </w:r>
+      <w:r>
+        <w:t xml:space="preserve">the same assumption set rather than departures from it.</w:t>
       </w:r>
     </w:p>
     <w:p>

--- a/paper_mdpi.docx
+++ b/paper_mdpi.docx
@@ -241,7 +241,7 @@
         <w:t xml:space="preserve"> </w:t>
       </w:r>
       <w:r>
-        <w:t xml:space="preserve">(MIIM). Based on these assumptions, we jointly learn a latent representation and a Gaussian-mixture clustering of operating modes. Anomaly scores are computed in the clustered latent space rather than from data-space reconstruction error. Aggregate scores are dominated by trivially detectable faults, so we evaluate under raw point-wise metrics with a difficulty split that isolates the stealthy, joint-structure faults a simple per-channel detector cannot see. Across three real CPS attack benchmarks (WADI, HAI, and SWaT), the detector attains the best overall AUROC on every dataset (0.792, 0.933, and 0.991). On the stealthy difficult subset it is strongest on HAI (0.811 over five seeds, a statistically significant margin over the next-best baseline, paired episode-bootstrap 95% CI on the difference [0.015, 0.089]), and it matches the strongest baseline on WADI (0.690) and SWaT (0.960); the HAI advantage persists under a stronger difficulty split that also removes any window separable by a single per-channel statistic. On a stricter double-hard subset that additionally removes windows a linear cross-channel predictor separates, the detector has the highest mean AUROC on all three datasets, with statistically supported superiority on HAI and numerical leads on the smaller WADI and single-episode SWaT subsets. On WADI and HAI, whose difficult faults are reconstructable but improbable sensor combinations that reconstruction error cannot separate from normal, the deep detectors USAD and TranAD collapse to 0.30–0.50. The contributions are the MIIM assumptions, the difficulty-stratified protocol, and a latent-primary anomaly score with an auto-gated reconstruction-residual head.</w:t>
+        <w:t xml:space="preserve">(MIIM). Based on these assumptions, we jointly learn a latent representation and a Gaussian-mixture clustering of operating regimes. Anomaly scores are computed in the clustered latent space rather than from data-space reconstruction error. Aggregate scores are dominated by trivially detectable faults, so we evaluate under raw point-wise metrics with a difficulty split that isolates the stealthy, joint-structure faults a simple per-channel detector cannot see. Across three real CPS attack benchmarks (WADI, HAI, and SWaT), the detector attains the best overall AUROC on every dataset (0.792, 0.933, and 0.991). On the stealthy difficult subset it is strongest on HAI (0.811 over five seeds, a statistically significant margin over the next-best baseline, paired episode-bootstrap 95% CI on the difference [0.015, 0.089]), and it matches the strongest baseline on WADI (0.690) and SWaT (0.960); the HAI advantage persists under a stronger difficulty split that also removes any window separable by a single per-channel statistic. On a stricter double-hard subset that additionally removes windows a linear cross-channel predictor separates, the detector has the highest mean AUROC on all three datasets, with statistically supported superiority on HAI and numerical leads on the smaller WADI and single-episode SWaT subsets. On WADI and HAI, whose difficult faults are reconstructable but improbable sensor combinations that reconstruction error cannot separate from normal, the deep detectors USAD and TranAD collapse to 0.30–0.50. The contributions are the MIIM assumptions, the difficulty-stratified protocol, and a latent-primary anomaly score with an auto-gated reconstruction-residual head.</w:t>
       </w:r>
     </w:p>
     <w:p>
@@ -278,7 +278,7 @@
         <w:ind w:left="2608"/>
       </w:pPr>
       <w:r>
-        <w:t xml:space="preserve">A modern cyber-physical system (CPS), whether a water-treatment plant, an industrial control loop, or a rotating machine, integrates hundreds of networked sensors, embedded controllers, and physical actuators, the sensing-and-actuation fabric of the industrial Internet of Things (IoT), into a single tightly coupled unit that continuously senses its own state and acts upon it. This complexity puts its faults beyond enumeration: the combinations of component, control mode, and operating condition in which a fault can arise cannot be predefined, tested, or exhaustively sampled before deployment, and many faults develop slowly, as wear, drift, or degradation that shows no obvious symptom until it is well advanced and can escalate into unplanned downtime or a safety-critical failure. Because the faults cannot be specified in advance, they must be discovered from the system’s own behaviour as it operates, which is the task of anomaly detection [</w:t>
+        <w:t xml:space="preserve">A modern cyber-physical system (CPS), whether a water-treatment plant, an industrial control loop, or a rotating machine, integrates hundreds of networked sensors, embedded controllers, and physical actuators, the sensing-and-actuation fabric of the industrial Internet of Things (IoT), into a single tightly coupled unit that continuously senses its own state and acts upon it. This complexity puts its faults beyond enumeration: the combinations of component, control regime, and operating condition in which a fault can arise cannot be predefined, tested, or exhaustively sampled before deployment, and many faults develop slowly, as wear, drift, or degradation that shows no obvious symptom until it is well advanced and can escalate into unplanned downtime or a safety-critical failure. Because the faults cannot be specified in advance, they must be discovered from the system’s own behaviour as it operates, which is the task of anomaly detection [</w:t>
       </w:r>
       <w:hyperlink w:anchor="r-chandola">
         <w:r>
@@ -334,7 +334,7 @@
         <w:t xml:space="preserve"> </w:t>
       </w:r>
       <w:r>
-        <w:t xml:space="preserve">the marginal envelope of every channel while breaking the joint structure: a correlation break, a between-mode pocket, a history-inconsistent state. These faults are invisible to any per-channel range rule, and, as we show, to a reconstruction residual as well.</w:t>
+        <w:t xml:space="preserve">the marginal envelope of every channel while breaking the joint structure: a correlation break, a between-regime pocket, a history-inconsistent state. These faults are invisible to any per-channel range rule, and, as we show, to a reconstruction residual as well.</w:t>
       </w:r>
     </w:p>
     <w:p>
@@ -419,13 +419,13 @@
         <w:t xml:space="preserve"> </w:t>
       </w:r>
       <w:r>
-        <w:t xml:space="preserve">union of many imbalanced modes, then a global anomaly model cannot represent it (a single blob under-fits the</w:t>
-      </w:r>
-      <w:r>
-        <w:t xml:space="preserve"> </w:t>
-      </w:r>
-      <w:r>
-        <w:t xml:space="preserve">regime structure), a single deep autoencoder alarms on rare-but-valid modes (the trust-eroding false positive),</w:t>
+        <w:t xml:space="preserve">union of many imbalanced regimes, then a global anomaly model cannot represent it (a single blob under-fits the</w:t>
+      </w:r>
+      <w:r>
+        <w:t xml:space="preserve"> </w:t>
+      </w:r>
+      <w:r>
+        <w:t xml:space="preserve">regime structure), a single deep autoencoder alarms on rare-but-valid regimes (the trust-eroding false positive),</w:t>
       </w:r>
       <w:r>
         <w:t xml:space="preserve"> </w:t>
@@ -530,13 +530,13 @@
         <w:t xml:space="preserve"> </w:t>
       </w:r>
       <w:r>
-        <w:t xml:space="preserve">faithfully modeling that normal law: a jointly learned latent plus explicit Gaussian-mixture mode clustering</w:t>
-      </w:r>
-      <w:r>
-        <w:t xml:space="preserve"> </w:t>
-      </w:r>
-      <w:r>
-        <w:t xml:space="preserve">(VaDE), scored in the latent by a mixture density head and a rare-mode-safe nearest-component likelihood; a key mechanism is demoting reconstruction from the</w:t>
+        <w:t xml:space="preserve">faithfully modeling that normal law: a jointly learned latent plus explicit Gaussian-mixture regime clustering</w:t>
+      </w:r>
+      <w:r>
+        <w:t xml:space="preserve"> </w:t>
+      </w:r>
+      <w:r>
+        <w:t xml:space="preserve">(VaDE), scored in the latent by a mixture density head and a rare-regime-safe nearest-component likelihood; a key mechanism is demoting reconstruction from the</w:t>
       </w:r>
       <w:r>
         <w:t xml:space="preserve"> </w:t>
@@ -1077,7 +1077,7 @@
         <w:t xml:space="preserve"> </w:t>
       </w:r>
       <w:r>
-        <w:t xml:space="preserve">regularisation but score against explicit per-mode Gaussians in a jointly learned latent rather than a</w:t>
+        <w:t xml:space="preserve">regularisation but score against explicit per-regime Gaussians in a jointly learned latent rather than a</w:t>
       </w:r>
       <w:r>
         <w:t xml:space="preserve"> </w:t>
@@ -1405,7 +1405,7 @@
         </w:r>
       </w:hyperlink>
       <w:r>
-        <w:t xml:space="preserve">] is a 59-channel hardware-in-the-loop industrial control testbed spanning several coupled processes. All three carry real executed attacks and are strongly multimodal (BIC-optimal mode counts</w:t>
+        <w:t xml:space="preserve">] is a 59-channel hardware-in-the-loop industrial control testbed spanning several coupled processes. All three carry real executed attacks and are strongly multimodal (BIC-optimal regime counts</w:t>
       </w:r>
       <w:r>
         <w:t xml:space="preserve"> </w:t>
@@ -1436,7 +1436,7 @@
         <w:ind w:left="2608"/>
       </w:pPr>
       <w:r>
-        <w:t xml:space="preserve">We model the normal law of a CPS as a mixture over reachable operating modes,</w:t>
+        <w:t xml:space="preserve">We model the normal law of a CPS as a mixture over reachable operating regimes,</w:t>
       </w:r>
       <w:r>
         <w:t xml:space="preserve"> </w:t>
@@ -1609,7 +1609,7 @@
         <w:t xml:space="preserve">M</w:t>
       </w:r>
       <w:r>
-        <w:t xml:space="preserve">assive, the mode structure is</w:t>
+        <w:t xml:space="preserve">assive, the regime structure is</w:t>
       </w:r>
       <w:r>
         <w:t xml:space="preserve"> </w:t>
@@ -1628,7 +1628,7 @@
         <w:t xml:space="preserve"> </w:t>
       </w:r>
       <w:r>
-        <w:t xml:space="preserve">(unlabelled and only approximately recoverable), the mode occupancy is</w:t>
+        <w:t xml:space="preserve">(unlabelled and only approximately recoverable), the regime occupancy is</w:t>
       </w:r>
       <w:r>
         <w:t xml:space="preserve"> </w:t>
@@ -1703,9 +1703,9 @@
       </w:tblPr>
       <w:tblGrid>
         <w:gridCol w:w="495"/>
-        <w:gridCol w:w="1811"/>
-        <w:gridCol w:w="3003"/>
-        <w:gridCol w:w="2549"/>
+        <w:gridCol w:w="1841"/>
+        <w:gridCol w:w="2986"/>
+        <w:gridCol w:w="2536"/>
       </w:tblGrid>
       <w:tr>
         <w:trPr>
@@ -1939,7 +1939,7 @@
                 <w:sz w:val="18"/>
                 <w:szCs w:val="18"/>
               </w:rPr>
-              <w:t xml:space="preserve">Mode explosion</w:t>
+              <w:t xml:space="preserve">Regime explosion</w:t>
             </w:r>
             <w:r>
               <w:rPr>
@@ -1953,26 +1953,26 @@
                 <w:sz w:val="18"/>
                 <w:szCs w:val="18"/>
               </w:rPr>
-              <w:t xml:space="preserve">(exponential mode growth)</w:t>
-            </w:r>
-          </w:p>
-        </w:tc>
-        <w:tc>
-          <w:tcPr>
-            <w:vAlign w:val="center"/>
-          </w:tcPr>
-          <w:p>
-            <w:pPr>
-              <w:pStyle w:val="Compact"/>
-              <w:suppressAutoHyphens/>
-              <w:jc w:val="center"/>
-            </w:pPr>
-            <w:r>
-              <w:rPr>
-                <w:sz w:val="18"/>
-                <w:szCs w:val="18"/>
-              </w:rPr>
-              <w:t xml:space="preserve">A CPS is built from many interacting subsystems; each added element multiplies reachable regimes, so mode count grows with complexity.</w:t>
+              <w:t xml:space="preserve">(exponential regime growth)</w:t>
+            </w:r>
+          </w:p>
+        </w:tc>
+        <w:tc>
+          <w:tcPr>
+            <w:vAlign w:val="center"/>
+          </w:tcPr>
+          <w:p>
+            <w:pPr>
+              <w:pStyle w:val="Compact"/>
+              <w:suppressAutoHyphens/>
+              <w:jc w:val="center"/>
+            </w:pPr>
+            <w:r>
+              <w:rPr>
+                <w:sz w:val="18"/>
+                <w:szCs w:val="18"/>
+              </w:rPr>
+              <w:t xml:space="preserve">A CPS is built from many interacting subsystems; each added element multiplies reachable regimes, so regime count grows with complexity.</w:t>
             </w:r>
           </w:p>
         </w:tc>
@@ -2102,7 +2102,7 @@
                 <w:sz w:val="18"/>
                 <w:szCs w:val="18"/>
               </w:rPr>
-              <w:t xml:space="preserve">(bounded modes; thin between-mode pockets)</w:t>
+              <w:t xml:space="preserve">(bounded regimes; thin between-regime pockets)</w:t>
             </w:r>
           </w:p>
         </w:tc>
@@ -2140,7 +2140,7 @@
                 <w:sz w:val="18"/>
                 <w:szCs w:val="18"/>
               </w:rPr>
-              <w:t xml:space="preserve">A between-mode point must score anomalous even when every channel is in range: the basin-agreement head (v).</w:t>
+              <w:t xml:space="preserve">A between-regime point must score anomalous even when every channel is in range: the basin-agreement head (v).</w:t>
             </w:r>
           </w:p>
         </w:tc>
@@ -2198,45 +2198,45 @@
                 <w:sz w:val="18"/>
                 <w:szCs w:val="18"/>
               </w:rPr>
-              <w:t xml:space="preserve">(intra-mode sparsity)</w:t>
-            </w:r>
-          </w:p>
-        </w:tc>
-        <w:tc>
-          <w:tcPr>
-            <w:vAlign w:val="center"/>
-          </w:tcPr>
-          <w:p>
-            <w:pPr>
-              <w:pStyle w:val="Compact"/>
-              <w:suppressAutoHyphens/>
-              <w:jc w:val="center"/>
-            </w:pPr>
-            <w:r>
-              <w:rPr>
-                <w:sz w:val="18"/>
-                <w:szCs w:val="18"/>
-              </w:rPr>
-              <w:t xml:space="preserve">Within a mode the system dwells near a typical operating point and reaches the edges only occasionally; each mode holds legitimate low-density regions near its boundary.</w:t>
-            </w:r>
-          </w:p>
-        </w:tc>
-        <w:tc>
-          <w:tcPr>
-            <w:vAlign w:val="center"/>
-          </w:tcPr>
-          <w:p>
-            <w:pPr>
-              <w:pStyle w:val="Compact"/>
-              <w:suppressAutoHyphens/>
-              <w:jc w:val="center"/>
-            </w:pPr>
-            <w:r>
-              <w:rPr>
-                <w:sz w:val="18"/>
-                <w:szCs w:val="18"/>
-              </w:rPr>
-              <w:t xml:space="preserve">Density inside a mode is non-Gaussian → a parametric high-</w:t>
+              <w:t xml:space="preserve">(intra-regime sparsity)</w:t>
+            </w:r>
+          </w:p>
+        </w:tc>
+        <w:tc>
+          <w:tcPr>
+            <w:vAlign w:val="center"/>
+          </w:tcPr>
+          <w:p>
+            <w:pPr>
+              <w:pStyle w:val="Compact"/>
+              <w:suppressAutoHyphens/>
+              <w:jc w:val="center"/>
+            </w:pPr>
+            <w:r>
+              <w:rPr>
+                <w:sz w:val="18"/>
+                <w:szCs w:val="18"/>
+              </w:rPr>
+              <w:t xml:space="preserve">Within a regime the system dwells near a typical operating point and reaches the edges only occasionally; each regime holds legitimate low-density regions near its boundary.</w:t>
+            </w:r>
+          </w:p>
+        </w:tc>
+        <w:tc>
+          <w:tcPr>
+            <w:vAlign w:val="center"/>
+          </w:tcPr>
+          <w:p>
+            <w:pPr>
+              <w:pStyle w:val="Compact"/>
+              <w:suppressAutoHyphens/>
+              <w:jc w:val="center"/>
+            </w:pPr>
+            <w:r>
+              <w:rPr>
+                <w:sz w:val="18"/>
+                <w:szCs w:val="18"/>
+              </w:rPr>
+              <w:t xml:space="preserve">Density inside a regime is non-Gaussian → a parametric high-</w:t>
             </w:r>
             <w:r>
               <w:rPr>
@@ -2259,7 +2259,7 @@
                 <w:sz w:val="18"/>
                 <w:szCs w:val="18"/>
               </w:rPr>
-              <w:t xml:space="preserve">mixture density head, not one Gaussian per mode.</w:t>
+              <w:t xml:space="preserve">mixture density head, not one Gaussian per regime.</w:t>
             </w:r>
           </w:p>
         </w:tc>
@@ -2481,7 +2481,7 @@
                 <w:sz w:val="18"/>
                 <w:szCs w:val="18"/>
               </w:rPr>
-              <w:t xml:space="preserve">component, never the π-weighted mixture, so a rare-but-valid mode is not penalised (iii).</w:t>
+              <w:t xml:space="preserve">component, never the π-weighted mixture, so a rare-but-valid regime is not penalised (iii).</w:t>
             </w:r>
           </w:p>
         </w:tc>
@@ -2539,45 +2539,45 @@
                 <w:sz w:val="18"/>
                 <w:szCs w:val="18"/>
               </w:rPr>
-              <w:t xml:space="preserve">(latent, implicit modes)</w:t>
-            </w:r>
-          </w:p>
-        </w:tc>
-        <w:tc>
-          <w:tcPr>
-            <w:vAlign w:val="center"/>
-          </w:tcPr>
-          <w:p>
-            <w:pPr>
-              <w:pStyle w:val="Compact"/>
-              <w:suppressAutoHyphens/>
-              <w:jc w:val="center"/>
-            </w:pPr>
-            <w:r>
-              <w:rPr>
-                <w:sz w:val="18"/>
-                <w:szCs w:val="18"/>
-              </w:rPr>
-              <w:t xml:space="preserve">True regimes are an emergent artifact of coupling and are not logged; modes must be discovered approximately from raw streams.</w:t>
-            </w:r>
-          </w:p>
-        </w:tc>
-        <w:tc>
-          <w:tcPr>
-            <w:vAlign w:val="center"/>
-          </w:tcPr>
-          <w:p>
-            <w:pPr>
-              <w:pStyle w:val="Compact"/>
-              <w:suppressAutoHyphens/>
-              <w:jc w:val="center"/>
-            </w:pPr>
-            <w:r>
-              <w:rPr>
-                <w:sz w:val="18"/>
-                <w:szCs w:val="18"/>
-              </w:rPr>
-              <w:t xml:space="preserve">Discover modes jointly with the representation (VaDE), unsupervised; never use mode labels.</w:t>
+              <w:t xml:space="preserve">(latent, implicit regimes)</w:t>
+            </w:r>
+          </w:p>
+        </w:tc>
+        <w:tc>
+          <w:tcPr>
+            <w:vAlign w:val="center"/>
+          </w:tcPr>
+          <w:p>
+            <w:pPr>
+              <w:pStyle w:val="Compact"/>
+              <w:suppressAutoHyphens/>
+              <w:jc w:val="center"/>
+            </w:pPr>
+            <w:r>
+              <w:rPr>
+                <w:sz w:val="18"/>
+                <w:szCs w:val="18"/>
+              </w:rPr>
+              <w:t xml:space="preserve">True regimes are an emergent artifact of coupling and are not logged; regimes must be discovered approximately from raw streams.</w:t>
+            </w:r>
+          </w:p>
+        </w:tc>
+        <w:tc>
+          <w:tcPr>
+            <w:vAlign w:val="center"/>
+          </w:tcPr>
+          <w:p>
+            <w:pPr>
+              <w:pStyle w:val="Compact"/>
+              <w:suppressAutoHyphens/>
+              <w:jc w:val="center"/>
+            </w:pPr>
+            <w:r>
+              <w:rPr>
+                <w:sz w:val="18"/>
+                <w:szCs w:val="18"/>
+              </w:rPr>
+              <w:t xml:space="preserve">Discover regimes jointly with the representation (VaDE), unsupervised; never use regime labels.</w:t>
             </w:r>
           </w:p>
         </w:tc>
@@ -2954,13 +2954,13 @@
         <w:t xml:space="preserve"> </w:t>
       </w:r>
       <w:r>
-        <w:t xml:space="preserve">Bayesian-information-criterion (BIC) mode counts keep improving past several dozen components on HAI and WADI,</w:t>
-      </w:r>
-      <w:r>
-        <w:t xml:space="preserve"> </w:t>
-      </w:r>
-      <w:r>
-        <w:t xml:space="preserve">yet the modes overlap (silhouette 0.08–0.19) rather than separating crisply. This is precisely the regime</w:t>
+        <w:t xml:space="preserve">Bayesian-information-criterion (BIC) regime counts keep improving past several dozen components on HAI and WADI,</w:t>
+      </w:r>
+      <w:r>
+        <w:t xml:space="preserve"> </w:t>
+      </w:r>
+      <w:r>
+        <w:t xml:space="preserve">yet the regimes overlap (silhouette 0.08–0.19) rather than separating crisply. This is precisely the regime</w:t>
       </w:r>
       <w:r>
         <w:t xml:space="preserve"> </w:t>
@@ -3065,7 +3065,7 @@
         <w:t xml:space="preserve"> </w:t>
       </w:r>
       <w:r>
-        <w:t xml:space="preserve">the basin where modes overlap), so an inapplicable head cannot backfire. This work therefore demonstrates a</w:t>
+        <w:t xml:space="preserve">the basin where regimes overlap), so an inapplicable head cannot backfire. This work therefore demonstrates a</w:t>
       </w:r>
       <w:r>
         <w:t xml:space="preserve"> </w:t>
@@ -3130,7 +3130,7 @@
         <w:t xml:space="preserve"> </w:t>
       </w:r>
       <w:r>
-        <w:t xml:space="preserve">must capture — a massive, implicit, imbalanced multimodal law with thin fringes and rare regimes — not</w:t>
+        <w:t xml:space="preserve">must capture (a massive, implicit, imbalanced multimodal law with thin fringes and rare regimes), not</w:t>
       </w:r>
       <w:r>
         <w:t xml:space="preserve"> </w:t>
@@ -3164,7 +3164,7 @@
         <w:t xml:space="preserve"> </w:t>
       </w:r>
       <w:r>
-        <w:t xml:space="preserve">equally admit correlation-structure clustering or other unsupervised partitioners. Intra-mode density (A2, A4) is</w:t>
+        <w:t xml:space="preserve">equally admit correlation-structure clustering or other unsupervised partitioners. Intra-regime density (A2, A4) is</w:t>
       </w:r>
       <w:r>
         <w:t xml:space="preserve"> </w:t>
@@ -3264,7 +3264,7 @@
         <w:t xml:space="preserve"> </w:t>
       </w:r>
       <w:r>
-        <w:t xml:space="preserve">representation and the operating-mode clusters are learned</w:t>
+        <w:t xml:space="preserve">representation and the operating-regime clusters are learned</w:t>
       </w:r>
       <w:r>
         <w:t xml:space="preserve"> </w:t>
@@ -4240,7 +4240,7 @@
         <w:t xml:space="preserve"> </w:t>
       </w:r>
       <w:r>
-        <w:t xml:space="preserve">faults (correlation breaks and between-mode pockets) this</w:t>
+        <w:t xml:space="preserve">faults (correlation breaks and between-regime pockets) this</w:t>
       </w:r>
       <w:r>
         <w:t xml:space="preserve"> </w:t>
@@ -4289,7 +4289,7 @@
         <w:t xml:space="preserve"> </w:t>
       </w:r>
       <w:r>
-        <w:t xml:space="preserve">signal but a single diagonal Gaussian per mode is coarse. A multi-seed, three-dataset head ablation is reported</w:t>
+        <w:t xml:space="preserve">signal but a single diagonal Gaussian per regime is coarse. A multi-seed, three-dataset head ablation is reported</w:t>
       </w:r>
       <w:r>
         <w:t xml:space="preserve"> </w:t>
@@ -4798,7 +4798,7 @@
         <w:ind w:left="2608"/>
       </w:pPr>
       <w:r>
-        <w:t xml:space="preserve">Because each mode has a non-uniform interior with thin fringes (A4), one Gaussian per mode is too coarse. We</w:t>
+        <w:t xml:space="preserve">Because each regime has a non-uniform interior with thin fringes (A4), one Gaussian per regime is too coarse. We</w:t>
       </w:r>
       <w:r>
         <w:t xml:space="preserve"> </w:t>
@@ -5033,7 +5033,7 @@
         <w:ind w:left="2608"/>
       </w:pPr>
       <w:r>
-        <w:t xml:space="preserve">(iii) Nearest-component NLL (rare-mode-safe)</w:t>
+        <w:t xml:space="preserve">(iii) Nearest-component NLL (rare-regime-safe)</w:t>
       </w:r>
     </w:p>
     <w:p>
@@ -5053,7 +5053,7 @@
         <w:t xml:space="preserve"> </w:t>
       </w:r>
       <w:r>
-        <w:t xml:space="preserve">mode must not be flagged</w:t>
+        <w:t xml:space="preserve">regime must not be flagged</w:t>
       </w:r>
       <w:r>
         <w:t xml:space="preserve"> </w:t>
@@ -5239,7 +5239,7 @@
         <w:ind w:left="2608"/>
       </w:pPr>
       <w:r>
-        <w:t xml:space="preserve">Using the maximum over components rather than the Bayesian mixture sum keeps a rare-mode signal that the</w:t>
+        <w:t xml:space="preserve">Using the maximum over components rather than the Bayesian mixture sum keeps a rare-regime signal that the</w:t>
       </w:r>
       <w:r>
         <w:t xml:space="preserve"> </w:t>
@@ -5251,7 +5251,7 @@
         <w:t xml:space="preserve"> </w:t>
       </w:r>
       <w:r>
-        <w:t xml:space="preserve">populated mode, whereas the mixture sum averages it away. The base</w:t>
+        <w:t xml:space="preserve">populated regime, whereas the mixture sum averages it away. The base</w:t>
       </w:r>
       <w:r>
         <w:t xml:space="preserve"> </w:t>
@@ -5444,7 +5444,7 @@
         </w:r>
       </w:hyperlink>
       <w:r>
-        <w:t xml:space="preserve">] precision per mode, and combines the per-mode whitened</w:t>
+        <w:t xml:space="preserve">] precision per regime, and combines the per-regime whitened</w:t>
       </w:r>
       <w:r>
         <w:t xml:space="preserve"> </w:t>
@@ -5633,7 +5633,7 @@
         <w:t xml:space="preserve"> </w:t>
       </w:r>
       <w:r>
-        <w:t xml:space="preserve">by a held-out-normal generalisation test: per-mode precisions are fitted on</w:t>
+        <w:t xml:space="preserve">by a held-out-normal generalisation test: per-regime precisions are fitted on</w:t>
       </w:r>
       <w:r>
         <w:t xml:space="preserve"> </w:t>
@@ -5746,7 +5746,7 @@
         <w:ind w:left="2608"/>
       </w:pPr>
       <w:r>
-        <w:t xml:space="preserve">Between-mode pockets (A3) are the dangerous false negative on datasets whose modes overlap. We perturb the</w:t>
+        <w:t xml:space="preserve">Between-regime pockets (A3) are the dangerous false negative on datasets whose regimes overlap. We perturb the</w:t>
       </w:r>
       <w:r>
         <w:t xml:space="preserve"> </w:t>
@@ -5779,13 +5779,13 @@
         <w:t xml:space="preserve">agreement</w:t>
       </w:r>
       <w:r>
-        <w:t xml:space="preserve">, the fraction of perturbed copies that keep the clean argmax mode. A</w:t>
-      </w:r>
-      <w:r>
-        <w:t xml:space="preserve"> </w:t>
-      </w:r>
-      <w:r>
-        <w:t xml:space="preserve">rare-but-valid point sits deep in one basin (high agreement, demote); a between-mode point flips modes under</w:t>
+        <w:t xml:space="preserve">, the fraction of perturbed copies that keep the clean argmax regime. A</w:t>
+      </w:r>
+      <w:r>
+        <w:t xml:space="preserve"> </w:t>
+      </w:r>
+      <w:r>
+        <w:t xml:space="preserve">rare-but-valid point sits deep in one basin (high agreement, demote); a between-regime point flips regimes under</w:t>
       </w:r>
       <w:r>
         <w:t xml:space="preserve"> </w:t>
@@ -6039,7 +6039,7 @@
         <w:t xml:space="preserve"> </w:t>
       </w:r>
       <w:r>
-        <w:t xml:space="preserve">a dead-zone. On crisp-mode</w:t>
+        <w:t xml:space="preserve">a dead-zone. On crisp-regime</w:t>
       </w:r>
       <w:r>
         <w:t xml:space="preserve"> </w:t>
@@ -6097,13 +6097,13 @@
         <w:t xml:space="preserve"> </w:t>
       </w:r>
       <w:r>
-        <w:t xml:space="preserve">a design provision for datasets with heavily overlapping modes; it stays inactive on all three benchmarks here and</w:t>
-      </w:r>
-      <w:r>
-        <w:t xml:space="preserve"> </w:t>
-      </w:r>
-      <w:r>
-        <w:t xml:space="preserve">is therefore not part of the empirical contribution, with its validation on overlapping-mode data left to future</w:t>
+        <w:t xml:space="preserve">a design provision for datasets with heavily overlapping regimes; it stays inactive on all three benchmarks here and</w:t>
+      </w:r>
+      <w:r>
+        <w:t xml:space="preserve"> </w:t>
+      </w:r>
+      <w:r>
+        <w:t xml:space="preserve">is therefore not part of the empirical contribution, with its validation on overlapping-regime data left to future</w:t>
       </w:r>
       <w:r>
         <w:t xml:space="preserve"> </w:t>
@@ -6146,7 +6146,7 @@
         <w:t xml:space="preserve"> </w:t>
       </w:r>
       <w:r>
-        <w:t xml:space="preserve">fires when train-normal modes overlap; it is a near no-op on all three datasets here. All calibration uses</w:t>
+        <w:t xml:space="preserve">fires when train-normal regimes overlap; it is a near no-op on all three datasets here. All calibration uses</w:t>
       </w:r>
       <w:r>
         <w:t xml:space="preserve"> </w:t>
@@ -12282,7 +12282,7 @@
         <w:t xml:space="preserve"> </w:t>
       </w:r>
       <w:r>
-        <w:t xml:space="preserve">(0.44–0.48); on WADI and SWaT it ties the strongest baseline at the top of the difficult column. Modelling normal as a jointly learned latent plus explicit mode clustering, and scoring by</w:t>
+        <w:t xml:space="preserve">(0.44–0.48); on WADI and SWaT it ties the strongest baseline at the top of the difficult column. Modelling normal as a jointly learned latent plus explicit regime clustering, and scoring by</w:t>
       </w:r>
       <w:r>
         <w:t xml:space="preserve"> </w:t>
@@ -12351,13 +12351,13 @@
         <w:t xml:space="preserve"> </w:t>
       </w:r>
       <w:r>
-        <w:t xml:space="preserve">decoder trained to reproduce several modes interpolates between them, so an improbable between-mode or</w:t>
-      </w:r>
-      <w:r>
-        <w:t xml:space="preserve"> </w:t>
-      </w:r>
-      <w:r>
-        <w:t xml:space="preserve">in-mode-tail combination sits inside the decoder's reachable range and reconstructs with low error. We verify this</w:t>
+        <w:t xml:space="preserve">decoder trained to reproduce several regimes interpolates between them, so an improbable between-regime or</w:t>
+      </w:r>
+      <w:r>
+        <w:t xml:space="preserve"> </w:t>
+      </w:r>
+      <w:r>
+        <w:t xml:space="preserve">in-regime-tail combination sits inside the decoder's reachable range and reconstructs with low error. We verify this</w:t>
       </w:r>
       <w:r>
         <w:t xml:space="preserve"> </w:t>
@@ -12381,7 +12381,7 @@
         <w:t xml:space="preserve"> </w:t>
       </w:r>
       <w:r>
-        <w:t xml:space="preserve">windows from different modes reconstruct even better than real normal (reconstruction AUROC 0.08), while the</w:t>
+        <w:t xml:space="preserve">windows from different regimes reconstruct even better than real normal (reconstruction AUROC 0.08), while the</w:t>
       </w:r>
       <w:r>
         <w:t xml:space="preserve"> </w:t>
@@ -12418,7 +12418,7 @@
         <w:t xml:space="preserve"> </w:t>
       </w:r>
       <w:r>
-        <w:t xml:space="preserve">rare-mode-safe nearest-component likelihood (A6); reconstruction is added back only through the optional,</w:t>
+        <w:t xml:space="preserve">rare-regime-safe nearest-component likelihood (A6); reconstruction is added back only through the optional,</w:t>
       </w:r>
       <w:r>
         <w:t xml:space="preserve"> </w:t>
@@ -13369,7 +13369,7 @@
         <w:t xml:space="preserve"> </w:t>
       </w:r>
       <w:r>
-        <w:t xml:space="preserve">latent mixture: correlation-structure clustering can recover the operating-mode groups directly, and a hierarchy</w:t>
+        <w:t xml:space="preserve">latent mixture: correlation-structure clustering can recover the operating-regime groups directly, and a hierarchy</w:t>
       </w:r>
       <w:r>
         <w:t xml:space="preserve"> </w:t>
@@ -13409,13 +13409,13 @@
         <w:t xml:space="preserve"> </w:t>
       </w:r>
       <w:r>
-        <w:t xml:space="preserve">globally. How to combine such per-group densities is itself an assumption-dependent choice — a summed</w:t>
-      </w:r>
-      <w:r>
-        <w:t xml:space="preserve"> </w:t>
-      </w:r>
-      <w:r>
-        <w:t xml:space="preserve">factorised likelihood is powerful when the fault is dense, a maximum over groups when it is sparse — and a</w:t>
+        <w:t xml:space="preserve">globally. How to combine such per-group densities is itself an assumption-dependent choice: a summed</w:t>
+      </w:r>
+      <w:r>
+        <w:t xml:space="preserve"> </w:t>
+      </w:r>
+      <w:r>
+        <w:t xml:space="preserve">factorised likelihood is powerful when the fault is dense, a maximum over groups when it is sparse, and a</w:t>
       </w:r>
       <w:r>
         <w:t xml:space="preserve"> </w:t>
@@ -13428,6 +13428,554 @@
       </w:r>
       <w:r>
         <w:t xml:space="preserve">the same assumption set rather than departures from it.</w:t>
+      </w:r>
+    </w:p>
+    <w:p>
+      <w:pPr>
+        <w:pStyle w:val="MDPI31text"/>
+        <w:ind w:left="2608"/>
+      </w:pPr>
+      <w:r>
+        <w:rPr>
+          <w:b/>
+          <w:bCs/>
+        </w:rPr>
+        <w:t xml:space="preserve">A multiscale regime-density decomposition.</w:t>
+      </w:r>
+      <w:r>
+        <w:t xml:space="preserve"> </w:t>
+      </w:r>
+      <w:r>
+        <w:t xml:space="preserve">The route above can be stated precisely. Let</w:t>
+      </w:r>
+      <w:r>
+        <w:t xml:space="preserve"> </w:t>
+      </w:r>
+      <m:oMath>
+        <m:r>
+          <m:rPr>
+            <m:scr m:val="script"/>
+            <m:sty m:val="p"/>
+          </m:rPr>
+          <m:t>C</m:t>
+        </m:r>
+      </m:oMath>
+      <w:r>
+        <w:t xml:space="preserve"> </w:t>
+      </w:r>
+      <w:r>
+        <w:t xml:space="preserve">be a set</w:t>
+      </w:r>
+      <w:r>
+        <w:t xml:space="preserve"> </w:t>
+      </w:r>
+      <w:r>
+        <w:t xml:space="preserve">of correlated channel groups (communities of the train-normal correlation graph, taken at one or several</w:t>
+      </w:r>
+      <w:r>
+        <w:t xml:space="preserve"> </w:t>
+      </w:r>
+      <w:r>
+        <w:t xml:space="preserve">scales of a regime hierarchy), and model each group's density</w:t>
+      </w:r>
+      <w:r>
+        <w:t xml:space="preserve"> </w:t>
+      </w:r>
+      <m:oMath>
+        <m:sSub>
+          <m:e>
+            <m:r>
+              <m:t>p</m:t>
+            </m:r>
+          </m:e>
+          <m:sub>
+            <m:r>
+              <m:t>G</m:t>
+            </m:r>
+          </m:sub>
+        </m:sSub>
+      </m:oMath>
+      <w:r>
+        <w:t xml:space="preserve"> </w:t>
+      </w:r>
+      <w:r>
+        <w:t xml:space="preserve">separately. Under a group factorisation the normal law and its surprise decompose as</w:t>
+      </w:r>
+    </w:p>
+    <w:p>
+      <w:pPr>
+        <w:pStyle w:val="MDPI39equation"/>
+        <w:ind w:left="2608"/>
+      </w:pPr>
+      <m:oMathPara>
+        <m:oMathParaPr>
+          <m:jc m:val="center"/>
+        </m:oMathParaPr>
+        <m:oMath>
+          <m:r>
+            <m:rPr>
+              <m:sty m:val="p"/>
+            </m:rPr>
+            <m:t>−</m:t>
+          </m:r>
+          <m:r>
+            <m:rPr>
+              <m:sty m:val="p"/>
+            </m:rPr>
+            <m:t>log</m:t>
+          </m:r>
+          <m:r>
+            <m:t> </m:t>
+          </m:r>
+          <m:r>
+            <m:t>p</m:t>
+          </m:r>
+          <m:r>
+            <m:rPr>
+              <m:sty m:val="p"/>
+            </m:rPr>
+            <m:t>(</m:t>
+          </m:r>
+          <m:r>
+            <m:t>x</m:t>
+          </m:r>
+          <m:r>
+            <m:rPr>
+              <m:sty m:val="p"/>
+            </m:rPr>
+            <m:t>)</m:t>
+          </m:r>
+          <m:r>
+            <m:rPr>
+              <m:sty m:val="p"/>
+            </m:rPr>
+            <m:t>≈</m:t>
+          </m:r>
+          <m:nary>
+            <m:naryPr>
+              <m:chr m:val="∑"/>
+              <m:limLoc m:val="undOvr"/>
+              <m:subHide m:val="off"/>
+              <m:supHide m:val="on"/>
+            </m:naryPr>
+            <m:sub>
+              <m:r>
+                <m:t>G</m:t>
+              </m:r>
+              <m:r>
+                <m:rPr>
+                  <m:sty m:val="p"/>
+                </m:rPr>
+                <m:t>∈</m:t>
+              </m:r>
+              <m:r>
+                <m:rPr>
+                  <m:scr m:val="script"/>
+                  <m:sty m:val="p"/>
+                </m:rPr>
+                <m:t>C</m:t>
+              </m:r>
+            </m:sub>
+            <m:sup>
+              <m:r>
+                <m:t>​</m:t>
+              </m:r>
+            </m:sup>
+            <m:e>
+              <m:sSub>
+                <m:e>
+                  <m:r>
+                    <m:t>s</m:t>
+                  </m:r>
+                </m:e>
+                <m:sub>
+                  <m:r>
+                    <m:t>G</m:t>
+                  </m:r>
+                </m:sub>
+              </m:sSub>
+            </m:e>
+          </m:nary>
+          <m:r>
+            <m:rPr>
+              <m:sty m:val="p"/>
+            </m:rPr>
+            <m:t>(</m:t>
+          </m:r>
+          <m:r>
+            <m:t>x</m:t>
+          </m:r>
+          <m:r>
+            <m:rPr>
+              <m:sty m:val="p"/>
+            </m:rPr>
+            <m:t>)</m:t>
+          </m:r>
+          <m:r>
+            <m:rPr>
+              <m:sty m:val="p"/>
+            </m:rPr>
+            <m:t>,</m:t>
+          </m:r>
+          <m:r>
+            <m:t> </m:t>
+          </m:r>
+          <m:sSub>
+            <m:e>
+              <m:r>
+                <m:t>s</m:t>
+              </m:r>
+            </m:e>
+            <m:sub>
+              <m:r>
+                <m:t>G</m:t>
+              </m:r>
+            </m:sub>
+          </m:sSub>
+          <m:r>
+            <m:rPr>
+              <m:sty m:val="p"/>
+            </m:rPr>
+            <m:t>(</m:t>
+          </m:r>
+          <m:r>
+            <m:t>x</m:t>
+          </m:r>
+          <m:r>
+            <m:rPr>
+              <m:sty m:val="p"/>
+            </m:rPr>
+            <m:t>)</m:t>
+          </m:r>
+          <m:r>
+            <m:rPr>
+              <m:sty m:val="p"/>
+            </m:rPr>
+            <m:t>=</m:t>
+          </m:r>
+          <m:r>
+            <m:rPr>
+              <m:sty m:val="p"/>
+            </m:rPr>
+            <m:t>−</m:t>
+          </m:r>
+          <m:r>
+            <m:rPr>
+              <m:sty m:val="p"/>
+            </m:rPr>
+            <m:t>log</m:t>
+          </m:r>
+          <m:r>
+            <m:t> </m:t>
+          </m:r>
+          <m:sSub>
+            <m:e>
+              <m:r>
+                <m:t>p</m:t>
+              </m:r>
+            </m:e>
+            <m:sub>
+              <m:r>
+                <m:t>G</m:t>
+              </m:r>
+            </m:sub>
+          </m:sSub>
+          <m:r>
+            <m:rPr>
+              <m:sty m:val="p"/>
+            </m:rPr>
+            <m:t>(</m:t>
+          </m:r>
+          <m:sSub>
+            <m:e>
+              <m:r>
+                <m:t>x</m:t>
+              </m:r>
+            </m:e>
+            <m:sub>
+              <m:r>
+                <m:t>G</m:t>
+              </m:r>
+            </m:sub>
+          </m:sSub>
+          <m:r>
+            <m:rPr>
+              <m:sty m:val="p"/>
+            </m:rPr>
+            <m:t>)</m:t>
+          </m:r>
+          <m:r>
+            <m:rPr>
+              <m:sty m:val="p"/>
+            </m:rPr>
+            <m:t>.</m:t>
+          </m:r>
+        </m:oMath>
+      </m:oMathPara>
+    </w:p>
+    <w:p>
+      <w:pPr>
+        <w:pStyle w:val="MDPI32textnoindent"/>
+        <w:ind w:left="2608"/>
+      </w:pPr>
+      <w:r>
+        <w:t xml:space="preserve">A detector scores a window by a combination of the per-group surprises,</w:t>
+      </w:r>
+      <w:r>
+        <w:t xml:space="preserve"> </w:t>
+      </w:r>
+      <m:oMath>
+        <m:r>
+          <m:t>s</m:t>
+        </m:r>
+        <m:r>
+          <m:rPr>
+            <m:sty m:val="p"/>
+          </m:rPr>
+          <m:t>(</m:t>
+        </m:r>
+        <m:r>
+          <m:t>x</m:t>
+        </m:r>
+        <m:r>
+          <m:rPr>
+            <m:sty m:val="p"/>
+          </m:rPr>
+          <m:t>)</m:t>
+        </m:r>
+        <m:r>
+          <m:rPr>
+            <m:sty m:val="p"/>
+          </m:rPr>
+          <m:t>=</m:t>
+        </m:r>
+        <m:sSub>
+          <m:e>
+            <m:r>
+              <m:rPr>
+                <m:sty m:val="p"/>
+              </m:rPr>
+              <m:t>⊕</m:t>
+            </m:r>
+          </m:e>
+          <m:sub>
+            <m:r>
+              <m:t>G</m:t>
+            </m:r>
+            <m:r>
+              <m:rPr>
+                <m:sty m:val="p"/>
+              </m:rPr>
+              <m:t>∈</m:t>
+            </m:r>
+            <m:r>
+              <m:rPr>
+                <m:scr m:val="script"/>
+                <m:sty m:val="p"/>
+              </m:rPr>
+              <m:t>C</m:t>
+            </m:r>
+          </m:sub>
+        </m:sSub>
+        <m:sSub>
+          <m:e>
+            <m:r>
+              <m:t>w</m:t>
+            </m:r>
+          </m:e>
+          <m:sub>
+            <m:r>
+              <m:t>G</m:t>
+            </m:r>
+          </m:sub>
+        </m:sSub>
+        <m:r>
+          <m:t> </m:t>
+        </m:r>
+        <m:sSub>
+          <m:e>
+            <m:r>
+              <m:t>s</m:t>
+            </m:r>
+          </m:e>
+          <m:sub>
+            <m:r>
+              <m:t>G</m:t>
+            </m:r>
+          </m:sub>
+        </m:sSub>
+        <m:r>
+          <m:rPr>
+            <m:sty m:val="p"/>
+          </m:rPr>
+          <m:t>(</m:t>
+        </m:r>
+        <m:r>
+          <m:t>x</m:t>
+        </m:r>
+        <m:r>
+          <m:rPr>
+            <m:sty m:val="p"/>
+          </m:rPr>
+          <m:t>)</m:t>
+        </m:r>
+      </m:oMath>
+      <w:r>
+        <w:t xml:space="preserve">,</w:t>
+      </w:r>
+      <w:r>
+        <w:t xml:space="preserve"> </w:t>
+      </w:r>
+      <w:r>
+        <w:t xml:space="preserve">where the group weight</w:t>
+      </w:r>
+      <w:r>
+        <w:t xml:space="preserve"> </w:t>
+      </w:r>
+      <m:oMath>
+        <m:sSub>
+          <m:e>
+            <m:r>
+              <m:t>w</m:t>
+            </m:r>
+          </m:e>
+          <m:sub>
+            <m:r>
+              <m:t>G</m:t>
+            </m:r>
+          </m:sub>
+        </m:sSub>
+      </m:oMath>
+      <w:r>
+        <w:t xml:space="preserve"> </w:t>
+      </w:r>
+      <w:r>
+        <w:t xml:space="preserve">rises with the group's internal correlation (a density violation inside a tightly coupled regime is more diagnostic).</w:t>
+      </w:r>
+      <w:r>
+        <w:t xml:space="preserve"> </w:t>
+      </w:r>
+      <w:r>
+        <w:t xml:space="preserve">The combination</w:t>
+      </w:r>
+      <w:r>
+        <w:t xml:space="preserve"> </w:t>
+      </w:r>
+      <m:oMath>
+        <m:r>
+          <m:rPr>
+            <m:sty m:val="p"/>
+          </m:rPr>
+          <m:t>⊕</m:t>
+        </m:r>
+      </m:oMath>
+      <w:r>
+        <w:t xml:space="preserve"> </w:t>
+      </w:r>
+      <w:r>
+        <w:t xml:space="preserve">encodes the</w:t>
+      </w:r>
+      <w:r>
+        <w:t xml:space="preserve"> </w:t>
+      </w:r>
+      <w:r>
+        <w:t xml:space="preserve">fault's expected extent: summation (</w:t>
+      </w:r>
+      <m:oMath>
+        <m:r>
+          <m:rPr>
+            <m:sty m:val="p"/>
+          </m:rPr>
+          <m:t>∑</m:t>
+        </m:r>
+      </m:oMath>
+      <w:r>
+        <w:t xml:space="preserve">)</w:t>
+      </w:r>
+      <w:r>
+        <w:t xml:space="preserve"> </w:t>
+      </w:r>
+      <w:r>
+        <w:t xml:space="preserve">is the factorised joint likelihood, optimal when a fault perturbs many groups; a maximum</w:t>
+      </w:r>
+      <w:r>
+        <w:t xml:space="preserve"> </w:t>
+      </w:r>
+      <w:r>
+        <w:t xml:space="preserve">(</w:t>
+      </w:r>
+      <m:oMath>
+        <m:r>
+          <m:rPr>
+            <m:sty m:val="p"/>
+          </m:rPr>
+          <m:t>max</m:t>
+        </m:r>
+      </m:oMath>
+      <w:r>
+        <w:t xml:space="preserve">) is a union bound over groups,</w:t>
+      </w:r>
+      <w:r>
+        <w:t xml:space="preserve"> </w:t>
+      </w:r>
+      <w:r>
+        <w:t xml:space="preserve">optimal when the fault is confined to one; and a sparsity-adaptive statistic (for instance Higher Criticism over</w:t>
+      </w:r>
+      <w:r>
+        <w:t xml:space="preserve"> </w:t>
+      </w:r>
+      <w:r>
+        <w:t xml:space="preserve">the per-group tail probabilities) interpolates between them without assuming the extent in advance. The</w:t>
+      </w:r>
+      <w:r>
+        <w:t xml:space="preserve"> </w:t>
+      </w:r>
+      <w:r>
+        <w:t xml:space="preserve">single-model detector of §4 is the degenerate case</w:t>
+      </w:r>
+      <w:r>
+        <w:t xml:space="preserve"> </w:t>
+      </w:r>
+      <m:oMath>
+        <m:r>
+          <m:rPr>
+            <m:scr m:val="script"/>
+            <m:sty m:val="p"/>
+          </m:rPr>
+          <m:t>C</m:t>
+        </m:r>
+        <m:r>
+          <m:rPr>
+            <m:sty m:val="p"/>
+          </m:rPr>
+          <m:t>=</m:t>
+        </m:r>
+        <m:d>
+          <m:dPr>
+            <m:begChr m:val="{"/>
+            <m:sepChr m:val=""/>
+            <m:endChr m:val="}"/>
+            <m:grow/>
+          </m:dPr>
+          <m:e>
+            <m:r>
+              <m:rPr>
+                <m:nor/>
+                <m:sty m:val="p"/>
+              </m:rPr>
+              <m:t>all channels</m:t>
+            </m:r>
+          </m:e>
+        </m:d>
+      </m:oMath>
+      <w:r>
+        <w:t xml:space="preserve">,</w:t>
+      </w:r>
+      <w:r>
+        <w:t xml:space="preserve"> </w:t>
+      </w:r>
+      <w:r>
+        <w:t xml:space="preserve">and it can itself be included as one group so a dense, whole-system fault is never missed.</w:t>
       </w:r>
     </w:p>
     <w:p>
@@ -13512,7 +14060,7 @@
         <w:t xml:space="preserve"> </w:t>
       </w:r>
       <w:r>
-        <w:t xml:space="preserve">latent plus explicit mode clustering, scored in the latent by a mixture density and a rare-mode-safe</w:t>
+        <w:t xml:space="preserve">latent plus explicit regime clustering, scored in the latent by a mixture density and a rare-regime-safe</w:t>
       </w:r>
       <w:r>
         <w:t xml:space="preserve"> </w:t>
@@ -13578,7 +14126,7 @@
         <w:t xml:space="preserve"> </w:t>
       </w:r>
       <w:r>
-        <w:t xml:space="preserve">as a single blob or a reconstruction target is a modelling failure, and jointly learning the latent and its modes,</w:t>
+        <w:t xml:space="preserve">as a single blob or a reconstruction target is a modelling failure, and jointly learning the latent and its regimes,</w:t>
       </w:r>
       <w:r>
         <w:t xml:space="preserve"> </w:t>
